--- a/Vocab_3.docx
+++ b/Vocab_3.docx
@@ -12839,7 +12839,6 @@
           <w:lang w:val="en-US"/>
         </w:rPr>
         <w:tab/>
-        <w:t/>
       </w:r>
       <w:r>
         <w:rPr>
@@ -12847,7 +12846,6 @@
           <w:lang w:val="en-US"/>
         </w:rPr>
         <w:tab/>
-        <w:t/>
       </w:r>
       <w:r>
         <w:rPr>
@@ -12855,12 +12853,19 @@
           <w:lang w:val="en-US"/>
         </w:rPr>
         <w:tab/>
+      </w:r>
+      <w:r>
+        <w:rPr>
+          <w:rFonts w:hint="default"/>
+          <w:lang w:val="en-US"/>
+        </w:rPr>
         <w:t>- it is not necessarily the classic Singleton design pattern</w:t>
       </w:r>
     </w:p>
     <w:p>
       <w:pPr>
         <w:numPr>
+          <w:ilvl w:val="0"/>
           <w:numId w:val="0"/>
         </w:numPr>
         <w:pBdr>
@@ -12900,7 +12905,6 @@
           <w:lang w:val="en-US"/>
         </w:rPr>
         <w:tab/>
-        <w:t/>
       </w:r>
       <w:r>
         <w:rPr>
@@ -12908,7 +12912,6 @@
           <w:lang w:val="en-US"/>
         </w:rPr>
         <w:tab/>
-        <w:t/>
       </w:r>
       <w:r>
         <w:rPr>
@@ -12916,7 +12919,6 @@
           <w:lang w:val="en-US"/>
         </w:rPr>
         <w:tab/>
-        <w:t/>
       </w:r>
       <w:r>
         <w:rPr>
@@ -12924,26 +12926,34 @@
           <w:lang w:val="en-US"/>
         </w:rPr>
         <w:tab/>
+      </w:r>
+      <w:r>
+        <w:rPr>
+          <w:rFonts w:hint="default"/>
+          <w:lang w:val="en-US"/>
+        </w:rPr>
         <w:t>- chỉ cho mục đích hình thức, cho vui..</w:t>
       </w:r>
     </w:p>
     <w:p>
       <w:pPr>
         <w:numPr>
-          <w:numId w:val="0"/>
-        </w:numPr>
-        <w:pBdr>
-          <w:bottom w:val="single" w:color="auto" w:sz="4" w:space="0"/>
-        </w:pBdr>
-        <w:rPr>
-          <w:rFonts w:hint="default"/>
-          <w:lang w:val="en-US"/>
-        </w:rPr>
-      </w:pPr>
-    </w:p>
-    <w:p>
-      <w:pPr>
-        <w:numPr>
+          <w:ilvl w:val="0"/>
+          <w:numId w:val="0"/>
+        </w:numPr>
+        <w:pBdr>
+          <w:bottom w:val="single" w:color="auto" w:sz="4" w:space="0"/>
+        </w:pBdr>
+        <w:rPr>
+          <w:rFonts w:hint="default"/>
+          <w:lang w:val="en-US"/>
+        </w:rPr>
+      </w:pPr>
+    </w:p>
+    <w:p>
+      <w:pPr>
+        <w:numPr>
+          <w:ilvl w:val="0"/>
           <w:numId w:val="0"/>
         </w:numPr>
         <w:pBdr>
@@ -13050,6 +13060,7 @@
     <w:p>
       <w:pPr>
         <w:numPr>
+          <w:ilvl w:val="0"/>
           <w:numId w:val="0"/>
         </w:numPr>
         <w:pBdr>
@@ -13104,6 +13115,7 @@
     <w:p>
       <w:pPr>
         <w:numPr>
+          <w:ilvl w:val="0"/>
           <w:numId w:val="0"/>
         </w:numPr>
         <w:pBdr>
@@ -13299,104 +13311,112 @@
     <w:p>
       <w:pPr>
         <w:numPr>
-          <w:numId w:val="0"/>
-        </w:numPr>
-        <w:pBdr>
-          <w:bottom w:val="single" w:color="auto" w:sz="4" w:space="0"/>
-        </w:pBdr>
-        <w:rPr>
-          <w:rFonts w:hint="default"/>
-          <w:lang w:val="en-US"/>
-        </w:rPr>
-      </w:pPr>
-    </w:p>
-    <w:p>
-      <w:pPr>
-        <w:numPr>
-          <w:numId w:val="0"/>
-        </w:numPr>
-        <w:pBdr>
-          <w:bottom w:val="single" w:color="auto" w:sz="4" w:space="0"/>
-        </w:pBdr>
-        <w:rPr>
-          <w:rFonts w:hint="default"/>
-          <w:lang w:val="en-US"/>
-        </w:rPr>
-      </w:pPr>
-    </w:p>
-    <w:p>
-      <w:pPr>
-        <w:numPr>
-          <w:numId w:val="0"/>
-        </w:numPr>
-        <w:pBdr>
-          <w:bottom w:val="single" w:color="auto" w:sz="4" w:space="0"/>
-        </w:pBdr>
-        <w:rPr>
-          <w:rFonts w:hint="default"/>
-          <w:lang w:val="en-US"/>
-        </w:rPr>
-      </w:pPr>
-    </w:p>
-    <w:p>
-      <w:pPr>
-        <w:numPr>
-          <w:numId w:val="0"/>
-        </w:numPr>
-        <w:pBdr>
-          <w:bottom w:val="single" w:color="auto" w:sz="4" w:space="0"/>
-        </w:pBdr>
-        <w:rPr>
-          <w:rFonts w:hint="default"/>
-          <w:lang w:val="en-US"/>
-        </w:rPr>
-      </w:pPr>
-    </w:p>
-    <w:p>
-      <w:pPr>
-        <w:numPr>
-          <w:numId w:val="0"/>
-        </w:numPr>
-        <w:pBdr>
-          <w:bottom w:val="single" w:color="auto" w:sz="4" w:space="0"/>
-        </w:pBdr>
-        <w:rPr>
-          <w:rFonts w:hint="default"/>
-          <w:lang w:val="en-US"/>
-        </w:rPr>
-      </w:pPr>
-    </w:p>
-    <w:p>
-      <w:pPr>
-        <w:numPr>
-          <w:numId w:val="0"/>
-        </w:numPr>
-        <w:pBdr>
-          <w:bottom w:val="single" w:color="auto" w:sz="4" w:space="0"/>
-        </w:pBdr>
-        <w:rPr>
-          <w:rFonts w:hint="default"/>
-          <w:lang w:val="en-US"/>
-        </w:rPr>
-      </w:pPr>
-    </w:p>
-    <w:p>
-      <w:pPr>
-        <w:numPr>
-          <w:numId w:val="0"/>
-        </w:numPr>
-        <w:pBdr>
-          <w:bottom w:val="single" w:color="auto" w:sz="4" w:space="0"/>
-        </w:pBdr>
-        <w:rPr>
-          <w:rFonts w:hint="default"/>
-          <w:lang w:val="en-US"/>
-        </w:rPr>
-      </w:pPr>
-    </w:p>
-    <w:p>
-      <w:pPr>
-        <w:numPr>
+          <w:ilvl w:val="0"/>
+          <w:numId w:val="0"/>
+        </w:numPr>
+        <w:pBdr>
+          <w:bottom w:val="single" w:color="auto" w:sz="4" w:space="0"/>
+        </w:pBdr>
+        <w:rPr>
+          <w:rFonts w:hint="default"/>
+          <w:lang w:val="en-US"/>
+        </w:rPr>
+      </w:pPr>
+    </w:p>
+    <w:p>
+      <w:pPr>
+        <w:numPr>
+          <w:ilvl w:val="0"/>
+          <w:numId w:val="0"/>
+        </w:numPr>
+        <w:pBdr>
+          <w:bottom w:val="single" w:color="auto" w:sz="4" w:space="0"/>
+        </w:pBdr>
+        <w:rPr>
+          <w:rFonts w:hint="default"/>
+          <w:lang w:val="en-US"/>
+        </w:rPr>
+      </w:pPr>
+    </w:p>
+    <w:p>
+      <w:pPr>
+        <w:numPr>
+          <w:ilvl w:val="0"/>
+          <w:numId w:val="0"/>
+        </w:numPr>
+        <w:pBdr>
+          <w:bottom w:val="single" w:color="auto" w:sz="4" w:space="0"/>
+        </w:pBdr>
+        <w:rPr>
+          <w:rFonts w:hint="default"/>
+          <w:lang w:val="en-US"/>
+        </w:rPr>
+      </w:pPr>
+    </w:p>
+    <w:p>
+      <w:pPr>
+        <w:numPr>
+          <w:ilvl w:val="0"/>
+          <w:numId w:val="0"/>
+        </w:numPr>
+        <w:pBdr>
+          <w:bottom w:val="single" w:color="auto" w:sz="4" w:space="0"/>
+        </w:pBdr>
+        <w:rPr>
+          <w:rFonts w:hint="default"/>
+          <w:lang w:val="en-US"/>
+        </w:rPr>
+      </w:pPr>
+    </w:p>
+    <w:p>
+      <w:pPr>
+        <w:numPr>
+          <w:ilvl w:val="0"/>
+          <w:numId w:val="0"/>
+        </w:numPr>
+        <w:pBdr>
+          <w:bottom w:val="single" w:color="auto" w:sz="4" w:space="0"/>
+        </w:pBdr>
+        <w:rPr>
+          <w:rFonts w:hint="default"/>
+          <w:lang w:val="en-US"/>
+        </w:rPr>
+      </w:pPr>
+    </w:p>
+    <w:p>
+      <w:pPr>
+        <w:numPr>
+          <w:ilvl w:val="0"/>
+          <w:numId w:val="0"/>
+        </w:numPr>
+        <w:pBdr>
+          <w:bottom w:val="single" w:color="auto" w:sz="4" w:space="0"/>
+        </w:pBdr>
+        <w:rPr>
+          <w:rFonts w:hint="default"/>
+          <w:lang w:val="en-US"/>
+        </w:rPr>
+      </w:pPr>
+    </w:p>
+    <w:p>
+      <w:pPr>
+        <w:numPr>
+          <w:ilvl w:val="0"/>
+          <w:numId w:val="0"/>
+        </w:numPr>
+        <w:pBdr>
+          <w:bottom w:val="single" w:color="auto" w:sz="4" w:space="0"/>
+        </w:pBdr>
+        <w:rPr>
+          <w:rFonts w:hint="default"/>
+          <w:lang w:val="en-US"/>
+        </w:rPr>
+      </w:pPr>
+    </w:p>
+    <w:p>
+      <w:pPr>
+        <w:numPr>
+          <w:ilvl w:val="0"/>
           <w:numId w:val="0"/>
         </w:numPr>
         <w:pBdr>
@@ -13506,6 +13526,1069 @@
           <w:lang w:val="en-US"/>
         </w:rPr>
       </w:pPr>
+    </w:p>
+    <w:p>
+      <w:pPr>
+        <w:numPr>
+          <w:ilvl w:val="0"/>
+          <w:numId w:val="0"/>
+        </w:numPr>
+        <w:pBdr>
+          <w:bottom w:val="single" w:color="auto" w:sz="4" w:space="0"/>
+        </w:pBdr>
+        <w:ind w:leftChars="0"/>
+      </w:pPr>
+    </w:p>
+    <w:p>
+      <w:pPr>
+        <w:numPr>
+          <w:ilvl w:val="0"/>
+          <w:numId w:val="0"/>
+        </w:numPr>
+        <w:pBdr>
+          <w:bottom w:val="single" w:color="auto" w:sz="4" w:space="0"/>
+        </w:pBdr>
+        <w:ind w:leftChars="0"/>
+      </w:pPr>
+    </w:p>
+    <w:p>
+      <w:pPr>
+        <w:numPr>
+          <w:ilvl w:val="0"/>
+          <w:numId w:val="0"/>
+        </w:numPr>
+        <w:pBdr>
+          <w:bottom w:val="single" w:color="auto" w:sz="4" w:space="0"/>
+        </w:pBdr>
+        <w:ind w:leftChars="0"/>
+      </w:pPr>
+    </w:p>
+    <w:p>
+      <w:pPr>
+        <w:numPr>
+          <w:ilvl w:val="0"/>
+          <w:numId w:val="0"/>
+        </w:numPr>
+        <w:pBdr>
+          <w:bottom w:val="single" w:color="auto" w:sz="4" w:space="0"/>
+        </w:pBdr>
+        <w:ind w:leftChars="0"/>
+      </w:pPr>
+    </w:p>
+    <w:p>
+      <w:pPr>
+        <w:numPr>
+          <w:ilvl w:val="0"/>
+          <w:numId w:val="0"/>
+        </w:numPr>
+        <w:pBdr>
+          <w:bottom w:val="single" w:color="auto" w:sz="4" w:space="0"/>
+        </w:pBdr>
+        <w:ind w:leftChars="0"/>
+      </w:pPr>
+    </w:p>
+    <w:p>
+      <w:pPr>
+        <w:numPr>
+          <w:ilvl w:val="0"/>
+          <w:numId w:val="0"/>
+        </w:numPr>
+        <w:pBdr>
+          <w:bottom w:val="single" w:color="auto" w:sz="4" w:space="0"/>
+        </w:pBdr>
+        <w:ind w:leftChars="0"/>
+      </w:pPr>
+    </w:p>
+    <w:p>
+      <w:pPr>
+        <w:numPr>
+          <w:ilvl w:val="0"/>
+          <w:numId w:val="0"/>
+        </w:numPr>
+        <w:pBdr>
+          <w:bottom w:val="single" w:color="auto" w:sz="4" w:space="0"/>
+        </w:pBdr>
+        <w:ind w:leftChars="0"/>
+      </w:pPr>
+    </w:p>
+    <w:p>
+      <w:pPr>
+        <w:numPr>
+          <w:ilvl w:val="0"/>
+          <w:numId w:val="0"/>
+        </w:numPr>
+        <w:pBdr>
+          <w:bottom w:val="single" w:color="auto" w:sz="4" w:space="0"/>
+        </w:pBdr>
+        <w:ind w:leftChars="0"/>
+      </w:pPr>
+    </w:p>
+    <w:p>
+      <w:pPr>
+        <w:numPr>
+          <w:ilvl w:val="0"/>
+          <w:numId w:val="0"/>
+        </w:numPr>
+        <w:pBdr>
+          <w:bottom w:val="single" w:color="auto" w:sz="4" w:space="0"/>
+        </w:pBdr>
+        <w:ind w:leftChars="0"/>
+      </w:pPr>
+    </w:p>
+    <w:p>
+      <w:pPr>
+        <w:numPr>
+          <w:ilvl w:val="0"/>
+          <w:numId w:val="0"/>
+        </w:numPr>
+        <w:pBdr>
+          <w:bottom w:val="single" w:color="auto" w:sz="4" w:space="0"/>
+        </w:pBdr>
+        <w:ind w:leftChars="0"/>
+      </w:pPr>
+    </w:p>
+    <w:p>
+      <w:pPr>
+        <w:numPr>
+          <w:ilvl w:val="0"/>
+          <w:numId w:val="3"/>
+        </w:numPr>
+        <w:pBdr>
+          <w:bottom w:val="single" w:color="auto" w:sz="4" w:space="0"/>
+        </w:pBdr>
+        <w:ind w:leftChars="0"/>
+        <w:rPr>
+          <w:rFonts w:hint="default"/>
+          <w:lang w:val="en-US"/>
+        </w:rPr>
+      </w:pPr>
+      <w:r>
+        <w:rPr>
+          <w:rFonts w:hint="default"/>
+          <w:lang w:val="en-US"/>
+        </w:rPr>
+        <w:t>DA2 - 3 (SE122)</w:t>
+      </w:r>
+    </w:p>
+    <w:p>
+      <w:pPr>
+        <w:numPr>
+          <w:ilvl w:val="0"/>
+          <w:numId w:val="3"/>
+        </w:numPr>
+        <w:pBdr>
+          <w:bottom w:val="single" w:color="auto" w:sz="4" w:space="0"/>
+        </w:pBdr>
+        <w:ind w:leftChars="0"/>
+        <w:rPr>
+          <w:rFonts w:hint="default"/>
+          <w:lang w:val="en-US"/>
+        </w:rPr>
+      </w:pPr>
+      <w:r>
+        <w:rPr>
+          <w:rFonts w:hint="default"/>
+          <w:lang w:val="en-US"/>
+        </w:rPr>
+        <w:t>PTYC - 2 + 1 (SE357)</w:t>
+      </w:r>
+    </w:p>
+    <w:p>
+      <w:pPr>
+        <w:numPr>
+          <w:ilvl w:val="0"/>
+          <w:numId w:val="3"/>
+        </w:numPr>
+        <w:pBdr>
+          <w:bottom w:val="single" w:color="auto" w:sz="4" w:space="0"/>
+        </w:pBdr>
+        <w:ind w:leftChars="0"/>
+        <w:rPr>
+          <w:rFonts w:hint="default"/>
+          <w:lang w:val="en-US"/>
+        </w:rPr>
+      </w:pPr>
+      <w:r>
+        <w:rPr>
+          <w:rFonts w:hint="default"/>
+          <w:lang w:val="en-US"/>
+        </w:rPr>
+        <w:t>Testing - 3 + 1 (SE113)</w:t>
+      </w:r>
+    </w:p>
+    <w:p>
+      <w:pPr>
+        <w:numPr>
+          <w:ilvl w:val="0"/>
+          <w:numId w:val="3"/>
+        </w:numPr>
+        <w:pBdr>
+          <w:bottom w:val="single" w:color="auto" w:sz="4" w:space="0"/>
+        </w:pBdr>
+        <w:ind w:leftChars="0"/>
+        <w:rPr>
+          <w:rFonts w:hint="default"/>
+          <w:lang w:val="en-US"/>
+        </w:rPr>
+      </w:pPr>
+      <w:r>
+        <w:rPr>
+          <w:rFonts w:hint="default"/>
+          <w:lang w:val="en-US"/>
+        </w:rPr>
+        <w:t>DevOps - 3 + 1 (NT548)</w:t>
+      </w:r>
+    </w:p>
+    <w:p>
+      <w:pPr>
+        <w:numPr>
+          <w:ilvl w:val="0"/>
+          <w:numId w:val="0"/>
+        </w:numPr>
+        <w:pBdr>
+          <w:bottom w:val="single" w:color="auto" w:sz="4" w:space="0"/>
+        </w:pBdr>
+        <w:ind w:leftChars="0"/>
+      </w:pPr>
+    </w:p>
+    <w:p>
+      <w:pPr>
+        <w:numPr>
+          <w:ilvl w:val="0"/>
+          <w:numId w:val="0"/>
+        </w:numPr>
+        <w:pBdr>
+          <w:bottom w:val="single" w:color="auto" w:sz="4" w:space="0"/>
+        </w:pBdr>
+        <w:ind w:leftChars="0"/>
+      </w:pPr>
+    </w:p>
+    <w:p>
+      <w:pPr>
+        <w:numPr>
+          <w:ilvl w:val="0"/>
+          <w:numId w:val="0"/>
+        </w:numPr>
+        <w:pBdr>
+          <w:bottom w:val="none" w:color="auto" w:sz="0" w:space="0"/>
+        </w:pBdr>
+        <w:ind w:leftChars="0"/>
+      </w:pPr>
+    </w:p>
+    <w:p>
+      <w:pPr>
+        <w:numPr>
+          <w:ilvl w:val="0"/>
+          <w:numId w:val="0"/>
+        </w:numPr>
+        <w:pBdr>
+          <w:bottom w:val="single" w:color="auto" w:sz="4" w:space="0"/>
+        </w:pBdr>
+        <w:ind w:leftChars="0"/>
+      </w:pPr>
+    </w:p>
+    <w:p>
+      <w:pPr>
+        <w:numPr>
+          <w:ilvl w:val="0"/>
+          <w:numId w:val="0"/>
+        </w:numPr>
+        <w:pBdr>
+          <w:bottom w:val="none" w:color="auto" w:sz="0" w:space="0"/>
+        </w:pBdr>
+        <w:ind w:leftChars="0"/>
+      </w:pPr>
+    </w:p>
+    <w:p>
+      <w:pPr>
+        <w:numPr>
+          <w:ilvl w:val="0"/>
+          <w:numId w:val="0"/>
+        </w:numPr>
+        <w:pBdr>
+          <w:bottom w:val="single" w:color="auto" w:sz="4" w:space="0"/>
+        </w:pBdr>
+        <w:ind w:leftChars="0"/>
+        <w:rPr>
+          <w:rFonts w:hint="default"/>
+          <w:color w:val="00B050"/>
+          <w:lang w:val="en-US"/>
+        </w:rPr>
+      </w:pPr>
+      <w:r>
+        <w:rPr>
+          <w:rFonts w:hint="default"/>
+          <w:color w:val="00B050"/>
+          <w:lang w:val="en-US"/>
+        </w:rPr>
+        <w:t>Core Java ✅</w:t>
+      </w:r>
+    </w:p>
+    <w:p>
+      <w:pPr>
+        <w:numPr>
+          <w:ilvl w:val="0"/>
+          <w:numId w:val="0"/>
+        </w:numPr>
+        <w:pBdr>
+          <w:bottom w:val="single" w:color="auto" w:sz="4" w:space="0"/>
+        </w:pBdr>
+        <w:ind w:leftChars="0"/>
+        <w:rPr>
+          <w:rFonts w:hint="default"/>
+          <w:color w:val="00B050"/>
+          <w:lang w:val="en-US"/>
+        </w:rPr>
+      </w:pPr>
+      <w:r>
+        <w:rPr>
+          <w:rFonts w:hint="default"/>
+          <w:color w:val="00B050"/>
+          <w:lang w:val="en-US"/>
+        </w:rPr>
+        <w:t xml:space="preserve">    ↓</w:t>
+      </w:r>
+    </w:p>
+    <w:p>
+      <w:pPr>
+        <w:numPr>
+          <w:ilvl w:val="0"/>
+          <w:numId w:val="0"/>
+        </w:numPr>
+        <w:pBdr>
+          <w:bottom w:val="single" w:color="auto" w:sz="4" w:space="0"/>
+        </w:pBdr>
+        <w:ind w:leftChars="0"/>
+        <w:rPr>
+          <w:rFonts w:hint="default"/>
+          <w:color w:val="00B050"/>
+          <w:lang w:val="en-US"/>
+        </w:rPr>
+      </w:pPr>
+      <w:r>
+        <w:rPr>
+          <w:rFonts w:hint="default"/>
+          <w:color w:val="00B050"/>
+          <w:lang w:val="en-US"/>
+        </w:rPr>
+        <w:t>OOP ✅</w:t>
+      </w:r>
+    </w:p>
+    <w:p>
+      <w:pPr>
+        <w:numPr>
+          <w:ilvl w:val="0"/>
+          <w:numId w:val="0"/>
+        </w:numPr>
+        <w:pBdr>
+          <w:bottom w:val="single" w:color="auto" w:sz="4" w:space="0"/>
+        </w:pBdr>
+        <w:ind w:leftChars="0"/>
+        <w:rPr>
+          <w:rFonts w:hint="default"/>
+          <w:color w:val="00B050"/>
+          <w:lang w:val="en-US"/>
+        </w:rPr>
+      </w:pPr>
+      <w:r>
+        <w:rPr>
+          <w:rFonts w:hint="default"/>
+          <w:color w:val="00B050"/>
+          <w:lang w:val="en-US"/>
+        </w:rPr>
+        <w:t xml:space="preserve">    ↓</w:t>
+      </w:r>
+    </w:p>
+    <w:p>
+      <w:pPr>
+        <w:numPr>
+          <w:ilvl w:val="0"/>
+          <w:numId w:val="0"/>
+        </w:numPr>
+        <w:pBdr>
+          <w:bottom w:val="single" w:color="auto" w:sz="4" w:space="0"/>
+        </w:pBdr>
+        <w:ind w:leftChars="0"/>
+        <w:rPr>
+          <w:rFonts w:hint="default"/>
+          <w:color w:val="00B050"/>
+          <w:lang w:val="en-US"/>
+        </w:rPr>
+      </w:pPr>
+      <w:r>
+        <w:rPr>
+          <w:rFonts w:hint="default"/>
+          <w:color w:val="00B050"/>
+          <w:lang w:val="en-US"/>
+        </w:rPr>
+        <w:t>Collections + Generics ✅</w:t>
+      </w:r>
+    </w:p>
+    <w:p>
+      <w:pPr>
+        <w:numPr>
+          <w:ilvl w:val="0"/>
+          <w:numId w:val="0"/>
+        </w:numPr>
+        <w:pBdr>
+          <w:bottom w:val="single" w:color="auto" w:sz="4" w:space="0"/>
+        </w:pBdr>
+        <w:ind w:leftChars="0"/>
+        <w:rPr>
+          <w:rFonts w:hint="default"/>
+          <w:color w:val="00B050"/>
+          <w:lang w:val="en-US"/>
+        </w:rPr>
+      </w:pPr>
+      <w:r>
+        <w:rPr>
+          <w:rFonts w:hint="default"/>
+          <w:color w:val="00B050"/>
+          <w:lang w:val="en-US"/>
+        </w:rPr>
+        <w:t xml:space="preserve">    ↓</w:t>
+      </w:r>
+    </w:p>
+    <w:p>
+      <w:pPr>
+        <w:numPr>
+          <w:ilvl w:val="0"/>
+          <w:numId w:val="0"/>
+        </w:numPr>
+        <w:pBdr>
+          <w:bottom w:val="single" w:color="auto" w:sz="4" w:space="0"/>
+        </w:pBdr>
+        <w:ind w:leftChars="0"/>
+        <w:rPr>
+          <w:rFonts w:hint="default"/>
+          <w:color w:val="00B050"/>
+          <w:lang w:val="en-US"/>
+        </w:rPr>
+      </w:pPr>
+      <w:r>
+        <w:rPr>
+          <w:rFonts w:hint="default"/>
+          <w:color w:val="00B050"/>
+          <w:lang w:val="en-US"/>
+        </w:rPr>
+        <w:t>Exceptions ✅</w:t>
+      </w:r>
+    </w:p>
+    <w:p>
+      <w:pPr>
+        <w:numPr>
+          <w:ilvl w:val="0"/>
+          <w:numId w:val="0"/>
+        </w:numPr>
+        <w:pBdr>
+          <w:bottom w:val="single" w:color="auto" w:sz="4" w:space="0"/>
+        </w:pBdr>
+        <w:ind w:leftChars="0"/>
+        <w:rPr>
+          <w:rFonts w:hint="default"/>
+          <w:color w:val="00B050"/>
+          <w:lang w:val="en-US"/>
+        </w:rPr>
+      </w:pPr>
+      <w:r>
+        <w:rPr>
+          <w:rFonts w:hint="default"/>
+          <w:color w:val="00B050"/>
+          <w:lang w:val="en-US"/>
+        </w:rPr>
+        <w:t xml:space="preserve">    ↓</w:t>
+      </w:r>
+    </w:p>
+    <w:p>
+      <w:pPr>
+        <w:numPr>
+          <w:ilvl w:val="0"/>
+          <w:numId w:val="0"/>
+        </w:numPr>
+        <w:pBdr>
+          <w:bottom w:val="single" w:color="auto" w:sz="4" w:space="0"/>
+        </w:pBdr>
+        <w:ind w:leftChars="0"/>
+        <w:rPr>
+          <w:rFonts w:hint="default"/>
+          <w:color w:val="00B050"/>
+          <w:lang w:val="en-US"/>
+        </w:rPr>
+      </w:pPr>
+      <w:r>
+        <w:rPr>
+          <w:rFonts w:hint="default"/>
+          <w:color w:val="00B050"/>
+          <w:lang w:val="en-US"/>
+        </w:rPr>
+        <w:t>Java I/O ✅</w:t>
+      </w:r>
+    </w:p>
+    <w:p>
+      <w:pPr>
+        <w:numPr>
+          <w:ilvl w:val="0"/>
+          <w:numId w:val="0"/>
+        </w:numPr>
+        <w:pBdr>
+          <w:bottom w:val="single" w:color="auto" w:sz="4" w:space="0"/>
+        </w:pBdr>
+        <w:ind w:leftChars="0"/>
+        <w:rPr>
+          <w:rFonts w:hint="default"/>
+          <w:color w:val="00B050"/>
+          <w:lang w:val="en-US"/>
+        </w:rPr>
+      </w:pPr>
+      <w:r>
+        <w:rPr>
+          <w:rFonts w:hint="default"/>
+          <w:color w:val="00B050"/>
+          <w:lang w:val="en-US"/>
+        </w:rPr>
+        <w:t xml:space="preserve">    ↓</w:t>
+      </w:r>
+    </w:p>
+    <w:p>
+      <w:pPr>
+        <w:numPr>
+          <w:ilvl w:val="0"/>
+          <w:numId w:val="0"/>
+        </w:numPr>
+        <w:pBdr>
+          <w:bottom w:val="single" w:color="auto" w:sz="4" w:space="0"/>
+        </w:pBdr>
+        <w:ind w:leftChars="0"/>
+        <w:rPr>
+          <w:rFonts w:hint="default"/>
+          <w:color w:val="00B050"/>
+          <w:lang w:val="en-US"/>
+        </w:rPr>
+      </w:pPr>
+      <w:r>
+        <w:rPr>
+          <w:rFonts w:hint="default"/>
+          <w:color w:val="00B050"/>
+          <w:lang w:val="en-US"/>
+        </w:rPr>
+        <w:t>Threads / Concurrency basics ✅</w:t>
+      </w:r>
+    </w:p>
+    <w:p>
+      <w:pPr>
+        <w:numPr>
+          <w:ilvl w:val="0"/>
+          <w:numId w:val="0"/>
+        </w:numPr>
+        <w:pBdr>
+          <w:bottom w:val="single" w:color="auto" w:sz="4" w:space="0"/>
+        </w:pBdr>
+        <w:ind w:leftChars="0"/>
+        <w:rPr>
+          <w:rFonts w:hint="default"/>
+          <w:lang w:val="en-US"/>
+        </w:rPr>
+      </w:pPr>
+      <w:r>
+        <w:rPr>
+          <w:rFonts w:hint="default"/>
+          <w:lang w:val="en-US"/>
+        </w:rPr>
+        <w:t xml:space="preserve">    ↓</w:t>
+      </w:r>
+    </w:p>
+    <w:p>
+      <w:pPr>
+        <w:numPr>
+          <w:ilvl w:val="0"/>
+          <w:numId w:val="0"/>
+        </w:numPr>
+        <w:pBdr>
+          <w:bottom w:val="single" w:color="auto" w:sz="4" w:space="0"/>
+        </w:pBdr>
+        <w:ind w:leftChars="0"/>
+        <w:rPr>
+          <w:rFonts w:hint="default"/>
+          <w:color w:val="00B050"/>
+          <w:lang w:val="en-US"/>
+        </w:rPr>
+      </w:pPr>
+      <w:r>
+        <w:rPr>
+          <w:rFonts w:hint="default"/>
+          <w:color w:val="00B050"/>
+          <w:lang w:val="en-US"/>
+        </w:rPr>
+        <w:t>Maven / Gradle ✅</w:t>
+      </w:r>
+    </w:p>
+    <w:p>
+      <w:pPr>
+        <w:numPr>
+          <w:ilvl w:val="0"/>
+          <w:numId w:val="0"/>
+        </w:numPr>
+        <w:pBdr>
+          <w:bottom w:val="single" w:color="auto" w:sz="4" w:space="0"/>
+        </w:pBdr>
+        <w:ind w:leftChars="0"/>
+        <w:rPr>
+          <w:rFonts w:hint="default"/>
+          <w:color w:val="00B050"/>
+          <w:lang w:val="en-US"/>
+        </w:rPr>
+      </w:pPr>
+      <w:r>
+        <w:rPr>
+          <w:rFonts w:hint="default"/>
+          <w:color w:val="00B050"/>
+          <w:lang w:val="en-US"/>
+        </w:rPr>
+        <w:t xml:space="preserve">    ↓</w:t>
+      </w:r>
+    </w:p>
+    <w:p>
+      <w:pPr>
+        <w:numPr>
+          <w:ilvl w:val="0"/>
+          <w:numId w:val="0"/>
+        </w:numPr>
+        <w:pBdr>
+          <w:bottom w:val="single" w:color="auto" w:sz="4" w:space="0"/>
+        </w:pBdr>
+        <w:ind w:leftChars="0"/>
+        <w:rPr>
+          <w:rFonts w:hint="default"/>
+          <w:color w:val="00B050"/>
+          <w:lang w:val="en-US"/>
+        </w:rPr>
+      </w:pPr>
+      <w:r>
+        <w:rPr>
+          <w:rFonts w:hint="default"/>
+          <w:color w:val="00B050"/>
+          <w:lang w:val="en-US"/>
+        </w:rPr>
+        <w:t>SQL + PostgreSQL ✅</w:t>
+      </w:r>
+    </w:p>
+    <w:p>
+      <w:pPr>
+        <w:numPr>
+          <w:ilvl w:val="0"/>
+          <w:numId w:val="0"/>
+        </w:numPr>
+        <w:pBdr>
+          <w:bottom w:val="single" w:color="auto" w:sz="4" w:space="0"/>
+        </w:pBdr>
+        <w:ind w:leftChars="0"/>
+        <w:rPr>
+          <w:rFonts w:hint="default"/>
+          <w:color w:val="00B050"/>
+          <w:lang w:val="en-US"/>
+        </w:rPr>
+      </w:pPr>
+      <w:r>
+        <w:rPr>
+          <w:rFonts w:hint="default"/>
+          <w:color w:val="00B050"/>
+          <w:lang w:val="en-US"/>
+        </w:rPr>
+        <w:t xml:space="preserve">    ↓</w:t>
+      </w:r>
+    </w:p>
+    <w:p>
+      <w:pPr>
+        <w:numPr>
+          <w:ilvl w:val="0"/>
+          <w:numId w:val="0"/>
+        </w:numPr>
+        <w:pBdr>
+          <w:bottom w:val="single" w:color="auto" w:sz="4" w:space="0"/>
+        </w:pBdr>
+        <w:ind w:leftChars="0"/>
+        <w:rPr>
+          <w:rFonts w:hint="default"/>
+          <w:color w:val="00B050"/>
+          <w:lang w:val="en-US"/>
+        </w:rPr>
+      </w:pPr>
+      <w:r>
+        <w:rPr>
+          <w:rFonts w:hint="default"/>
+          <w:color w:val="00B050"/>
+          <w:lang w:val="en-US"/>
+        </w:rPr>
+        <w:t>JDBC ✅</w:t>
+      </w:r>
+    </w:p>
+    <w:p>
+      <w:pPr>
+        <w:numPr>
+          <w:ilvl w:val="0"/>
+          <w:numId w:val="0"/>
+        </w:numPr>
+        <w:pBdr>
+          <w:bottom w:val="single" w:color="auto" w:sz="4" w:space="0"/>
+        </w:pBdr>
+        <w:ind w:leftChars="0"/>
+        <w:rPr>
+          <w:rFonts w:hint="default"/>
+          <w:lang w:val="en-US"/>
+        </w:rPr>
+      </w:pPr>
+      <w:r>
+        <w:rPr>
+          <w:rFonts w:hint="default"/>
+          <w:lang w:val="en-US"/>
+        </w:rPr>
+        <w:t xml:space="preserve">    ↓</w:t>
+      </w:r>
+    </w:p>
+    <w:p>
+      <w:pPr>
+        <w:numPr>
+          <w:ilvl w:val="0"/>
+          <w:numId w:val="0"/>
+        </w:numPr>
+        <w:pBdr>
+          <w:bottom w:val="single" w:color="auto" w:sz="4" w:space="0"/>
+        </w:pBdr>
+        <w:ind w:leftChars="0"/>
+        <w:rPr>
+          <w:rFonts w:hint="default"/>
+          <w:color w:val="00B050"/>
+          <w:lang w:val="en-US"/>
+        </w:rPr>
+      </w:pPr>
+      <w:r>
+        <w:rPr>
+          <w:rFonts w:hint="default"/>
+          <w:color w:val="00B050"/>
+          <w:lang w:val="en-US"/>
+        </w:rPr>
+        <w:t>DataSource + Connection Pool concept</w:t>
+      </w:r>
+    </w:p>
+    <w:p>
+      <w:pPr>
+        <w:numPr>
+          <w:ilvl w:val="0"/>
+          <w:numId w:val="0"/>
+        </w:numPr>
+        <w:pBdr>
+          <w:bottom w:val="single" w:color="auto" w:sz="4" w:space="0"/>
+        </w:pBdr>
+        <w:ind w:leftChars="0"/>
+        <w:rPr>
+          <w:rFonts w:hint="default"/>
+          <w:lang w:val="en-US"/>
+        </w:rPr>
+      </w:pPr>
+      <w:r>
+        <w:rPr>
+          <w:rFonts w:hint="default"/>
+          <w:lang w:val="en-US"/>
+        </w:rPr>
+        <w:t xml:space="preserve">    ↓</w:t>
+      </w:r>
+    </w:p>
+    <w:p>
+      <w:pPr>
+        <w:numPr>
+          <w:ilvl w:val="0"/>
+          <w:numId w:val="0"/>
+        </w:numPr>
+        <w:pBdr>
+          <w:bottom w:val="single" w:color="auto" w:sz="4" w:space="0"/>
+        </w:pBdr>
+        <w:ind w:leftChars="0"/>
+        <w:rPr>
+          <w:rFonts w:hint="default"/>
+          <w:color w:val="00B050"/>
+          <w:lang w:val="en-US"/>
+        </w:rPr>
+      </w:pPr>
+      <w:r>
+        <w:rPr>
+          <w:rFonts w:hint="default"/>
+          <w:color w:val="00B050"/>
+          <w:lang w:val="en-US"/>
+        </w:rPr>
+        <w:t>🔥 Spring Core</w:t>
+      </w:r>
+    </w:p>
+    <w:p>
+      <w:pPr>
+        <w:numPr>
+          <w:ilvl w:val="0"/>
+          <w:numId w:val="0"/>
+        </w:numPr>
+        <w:pBdr>
+          <w:bottom w:val="single" w:color="auto" w:sz="4" w:space="0"/>
+        </w:pBdr>
+        <w:ind w:leftChars="0"/>
+        <w:rPr>
+          <w:rFonts w:hint="default"/>
+          <w:lang w:val="en-US"/>
+        </w:rPr>
+      </w:pPr>
+      <w:r>
+        <w:rPr>
+          <w:rFonts w:hint="default"/>
+          <w:lang w:val="en-US"/>
+        </w:rPr>
+        <w:t xml:space="preserve">    ↓</w:t>
+      </w:r>
+    </w:p>
+    <w:p>
+      <w:pPr>
+        <w:numPr>
+          <w:ilvl w:val="0"/>
+          <w:numId w:val="0"/>
+        </w:numPr>
+        <w:pBdr>
+          <w:bottom w:val="single" w:color="auto" w:sz="4" w:space="0"/>
+        </w:pBdr>
+        <w:ind w:leftChars="0"/>
+        <w:rPr>
+          <w:rFonts w:hint="default"/>
+          <w:color w:val="00B050"/>
+          <w:lang w:val="en-US"/>
+        </w:rPr>
+      </w:pPr>
+      <w:r>
+        <w:rPr>
+          <w:rFonts w:hint="default"/>
+          <w:color w:val="00B050"/>
+          <w:lang w:val="en-US"/>
+        </w:rPr>
+        <w:t>🔥 Spring Boot</w:t>
+      </w:r>
+    </w:p>
+    <w:p>
+      <w:pPr>
+        <w:numPr>
+          <w:ilvl w:val="0"/>
+          <w:numId w:val="0"/>
+        </w:numPr>
+        <w:pBdr>
+          <w:bottom w:val="single" w:color="auto" w:sz="4" w:space="0"/>
+        </w:pBdr>
+        <w:ind w:leftChars="0"/>
+        <w:rPr>
+          <w:rFonts w:hint="default"/>
+          <w:lang w:val="en-US"/>
+        </w:rPr>
+      </w:pPr>
+      <w:r>
+        <w:rPr>
+          <w:rFonts w:hint="default"/>
+          <w:lang w:val="en-US"/>
+        </w:rPr>
+        <w:t xml:space="preserve">    ↓</w:t>
+      </w:r>
+    </w:p>
+    <w:p>
+      <w:pPr>
+        <w:numPr>
+          <w:ilvl w:val="0"/>
+          <w:numId w:val="0"/>
+        </w:numPr>
+        <w:pBdr>
+          <w:bottom w:val="single" w:color="auto" w:sz="4" w:space="0"/>
+        </w:pBdr>
+        <w:ind w:leftChars="0"/>
+        <w:rPr>
+          <w:rFonts w:hint="default"/>
+          <w:color w:val="00B050"/>
+          <w:lang w:val="en-US"/>
+        </w:rPr>
+      </w:pPr>
+      <w:r>
+        <w:rPr>
+          <w:rFonts w:hint="default"/>
+          <w:color w:val="00B050"/>
+          <w:lang w:val="en-US"/>
+        </w:rPr>
+        <w:t>🔥 REST API</w:t>
+      </w:r>
+    </w:p>
+    <w:p>
+      <w:pPr>
+        <w:numPr>
+          <w:ilvl w:val="0"/>
+          <w:numId w:val="0"/>
+        </w:numPr>
+        <w:pBdr>
+          <w:bottom w:val="single" w:color="auto" w:sz="4" w:space="0"/>
+        </w:pBdr>
+        <w:ind w:leftChars="0"/>
+        <w:rPr>
+          <w:rFonts w:hint="default"/>
+          <w:lang w:val="en-US"/>
+        </w:rPr>
+      </w:pPr>
+      <w:r>
+        <w:rPr>
+          <w:rFonts w:hint="default"/>
+          <w:lang w:val="en-US"/>
+        </w:rPr>
+        <w:t xml:space="preserve">    ↓</w:t>
+      </w:r>
+    </w:p>
+    <w:p>
+      <w:pPr>
+        <w:numPr>
+          <w:ilvl w:val="0"/>
+          <w:numId w:val="0"/>
+        </w:numPr>
+        <w:pBdr>
+          <w:bottom w:val="single" w:color="auto" w:sz="4" w:space="0"/>
+        </w:pBdr>
+        <w:ind w:leftChars="0"/>
+        <w:rPr>
+          <w:rFonts w:hint="default"/>
+          <w:color w:val="00B050"/>
+          <w:lang w:val="en-US"/>
+        </w:rPr>
+      </w:pPr>
+      <w:r>
+        <w:rPr>
+          <w:rFonts w:hint="default"/>
+          <w:color w:val="00B050"/>
+          <w:lang w:val="en-US"/>
+        </w:rPr>
+        <w:t>🔥 Validation + Global Exception Handling</w:t>
+      </w:r>
+    </w:p>
+    <w:p>
+      <w:pPr>
+        <w:numPr>
+          <w:ilvl w:val="0"/>
+          <w:numId w:val="0"/>
+        </w:numPr>
+        <w:pBdr>
+          <w:bottom w:val="single" w:color="auto" w:sz="4" w:space="0"/>
+        </w:pBdr>
+        <w:ind w:leftChars="0"/>
+        <w:rPr>
+          <w:rFonts w:hint="default"/>
+          <w:lang w:val="en-US"/>
+        </w:rPr>
+      </w:pPr>
+      <w:r>
+        <w:rPr>
+          <w:rFonts w:hint="default"/>
+          <w:lang w:val="en-US"/>
+        </w:rPr>
+        <w:t xml:space="preserve">    ↓</w:t>
+      </w:r>
+    </w:p>
+    <w:p>
+      <w:pPr>
+        <w:numPr>
+          <w:ilvl w:val="0"/>
+          <w:numId w:val="0"/>
+        </w:numPr>
+        <w:pBdr>
+          <w:bottom w:val="single" w:color="auto" w:sz="4" w:space="0"/>
+        </w:pBdr>
+        <w:ind w:leftChars="0"/>
+        <w:rPr>
+          <w:rFonts w:hint="default"/>
+          <w:color w:val="0070C0"/>
+          <w:lang w:val="en-US"/>
+        </w:rPr>
+      </w:pPr>
+      <w:r>
+        <w:rPr>
+          <w:rFonts w:hint="default"/>
+          <w:color w:val="0070C0"/>
+          <w:lang w:val="en-US"/>
+        </w:rPr>
+        <w:t xml:space="preserve">🔥 Spring Data JPA + Hibernate </w:t>
+      </w:r>
+    </w:p>
+    <w:p>
+      <w:pPr>
+        <w:numPr>
+          <w:ilvl w:val="0"/>
+          <w:numId w:val="0"/>
+        </w:numPr>
+        <w:pBdr>
+          <w:bottom w:val="single" w:color="auto" w:sz="4" w:space="0"/>
+        </w:pBdr>
+        <w:ind w:leftChars="0" w:firstLine="180"/>
+        <w:rPr>
+          <w:rFonts w:hint="default"/>
+          <w:lang w:val="en-US"/>
+        </w:rPr>
+      </w:pPr>
+      <w:r>
+        <w:rPr>
+          <w:rFonts w:hint="default"/>
+          <w:lang w:val="en-US"/>
+        </w:rPr>
+        <w:t>↓</w:t>
+      </w:r>
+    </w:p>
+    <w:p>
+      <w:pPr>
+        <w:numPr>
+          <w:ilvl w:val="0"/>
+          <w:numId w:val="0"/>
+        </w:numPr>
+        <w:pBdr>
+          <w:bottom w:val="single" w:color="auto" w:sz="4" w:space="0"/>
+        </w:pBdr>
+        <w:ind w:leftChars="0" w:firstLine="180"/>
+        <w:rPr>
+          <w:rFonts w:hint="default"/>
+          <w:color w:val="FF0000"/>
+          <w:lang w:val="en-US"/>
+        </w:rPr>
+      </w:pPr>
+      <w:r>
+        <w:rPr>
+          <w:rFonts w:ascii="Segoe UI" w:hAnsi="Segoe UI" w:eastAsia="Segoe UI" w:cs="Segoe UI"/>
+          <w:i w:val="0"/>
+          <w:iCs w:val="0"/>
+          <w:caps w:val="0"/>
+          <w:color w:val="FF0000"/>
+          <w:spacing w:val="0"/>
+          <w:sz w:val="21"/>
+          <w:szCs w:val="21"/>
+        </w:rPr>
+        <w:t> </w:t>
+      </w:r>
+      <w:r>
+        <w:rPr>
+          <w:rFonts w:hint="default" w:ascii="Segoe UI" w:hAnsi="Segoe UI" w:eastAsia="Segoe UI" w:cs="Segoe UI"/>
+          <w:i w:val="0"/>
+          <w:iCs w:val="0"/>
+          <w:caps w:val="0"/>
+          <w:color w:val="FF0000"/>
+          <w:spacing w:val="0"/>
+          <w:sz w:val="21"/>
+          <w:szCs w:val="21"/>
+        </w:rPr>
+        <w:t>Flyway or Liquibase</w:t>
+      </w:r>
+      <w:r>
+        <w:rPr>
+          <w:rFonts w:hint="default" w:ascii="Segoe UI" w:hAnsi="Segoe UI" w:eastAsia="Segoe UI" w:cs="Segoe UI"/>
+          <w:i w:val="0"/>
+          <w:iCs w:val="0"/>
+          <w:caps w:val="0"/>
+          <w:color w:val="FF0000"/>
+          <w:spacing w:val="0"/>
+          <w:sz w:val="21"/>
+          <w:szCs w:val="21"/>
+          <w:lang w:val="en-US"/>
+        </w:rPr>
+        <w:t xml:space="preserve"> (Tools)</w:t>
+      </w:r>
       <w:bookmarkStart w:id="0" w:name="_GoBack"/>
       <w:bookmarkEnd w:id="0"/>
     </w:p>
@@ -13519,231 +14602,204 @@
           <w:bottom w:val="single" w:color="auto" w:sz="4" w:space="0"/>
         </w:pBdr>
         <w:ind w:leftChars="0"/>
-      </w:pPr>
-    </w:p>
-    <w:p>
-      <w:pPr>
-        <w:numPr>
-          <w:ilvl w:val="0"/>
-          <w:numId w:val="0"/>
-        </w:numPr>
-        <w:pBdr>
-          <w:bottom w:val="single" w:color="auto" w:sz="4" w:space="0"/>
-        </w:pBdr>
-        <w:ind w:leftChars="0"/>
-      </w:pPr>
-    </w:p>
-    <w:p>
-      <w:pPr>
-        <w:numPr>
-          <w:ilvl w:val="0"/>
-          <w:numId w:val="0"/>
-        </w:numPr>
-        <w:pBdr>
-          <w:bottom w:val="single" w:color="auto" w:sz="4" w:space="0"/>
-        </w:pBdr>
-        <w:ind w:leftChars="0"/>
-      </w:pPr>
-    </w:p>
-    <w:p>
-      <w:pPr>
-        <w:numPr>
-          <w:ilvl w:val="0"/>
-          <w:numId w:val="0"/>
-        </w:numPr>
-        <w:pBdr>
-          <w:bottom w:val="single" w:color="auto" w:sz="4" w:space="0"/>
-        </w:pBdr>
-        <w:ind w:leftChars="0"/>
-      </w:pPr>
-    </w:p>
-    <w:p>
-      <w:pPr>
-        <w:numPr>
-          <w:ilvl w:val="0"/>
-          <w:numId w:val="0"/>
-        </w:numPr>
-        <w:pBdr>
-          <w:bottom w:val="single" w:color="auto" w:sz="4" w:space="0"/>
-        </w:pBdr>
-        <w:ind w:leftChars="0"/>
-      </w:pPr>
-    </w:p>
-    <w:p>
-      <w:pPr>
-        <w:numPr>
-          <w:ilvl w:val="0"/>
-          <w:numId w:val="0"/>
-        </w:numPr>
-        <w:pBdr>
-          <w:bottom w:val="single" w:color="auto" w:sz="4" w:space="0"/>
-        </w:pBdr>
-        <w:ind w:leftChars="0"/>
-      </w:pPr>
-    </w:p>
-    <w:p>
-      <w:pPr>
-        <w:numPr>
-          <w:ilvl w:val="0"/>
-          <w:numId w:val="0"/>
-        </w:numPr>
-        <w:pBdr>
-          <w:bottom w:val="single" w:color="auto" w:sz="4" w:space="0"/>
-        </w:pBdr>
-        <w:ind w:leftChars="0"/>
-      </w:pPr>
-    </w:p>
-    <w:p>
-      <w:pPr>
-        <w:numPr>
-          <w:ilvl w:val="0"/>
-          <w:numId w:val="0"/>
-        </w:numPr>
-        <w:pBdr>
-          <w:bottom w:val="single" w:color="auto" w:sz="4" w:space="0"/>
-        </w:pBdr>
-        <w:ind w:leftChars="0"/>
-      </w:pPr>
-    </w:p>
-    <w:p>
-      <w:pPr>
-        <w:numPr>
-          <w:ilvl w:val="0"/>
-          <w:numId w:val="0"/>
-        </w:numPr>
-        <w:pBdr>
-          <w:bottom w:val="single" w:color="auto" w:sz="4" w:space="0"/>
-        </w:pBdr>
-        <w:ind w:leftChars="0"/>
-      </w:pPr>
-    </w:p>
-    <w:p>
-      <w:pPr>
-        <w:numPr>
-          <w:ilvl w:val="0"/>
-          <w:numId w:val="0"/>
-        </w:numPr>
-        <w:pBdr>
-          <w:bottom w:val="single" w:color="auto" w:sz="4" w:space="0"/>
-        </w:pBdr>
-        <w:ind w:leftChars="0"/>
-      </w:pPr>
-    </w:p>
-    <w:p>
-      <w:pPr>
-        <w:numPr>
-          <w:ilvl w:val="0"/>
-          <w:numId w:val="3"/>
-        </w:numPr>
-        <w:pBdr>
-          <w:bottom w:val="single" w:color="auto" w:sz="4" w:space="0"/>
-        </w:pBdr>
-        <w:ind w:leftChars="0"/>
-        <w:rPr>
-          <w:rFonts w:hint="default"/>
-          <w:lang w:val="en-US"/>
-        </w:rPr>
-      </w:pPr>
-      <w:r>
-        <w:rPr>
-          <w:rFonts w:hint="default"/>
-          <w:lang w:val="en-US"/>
-        </w:rPr>
-        <w:t>DA2 - 3 (SE122)</w:t>
-      </w:r>
-    </w:p>
-    <w:p>
-      <w:pPr>
-        <w:numPr>
-          <w:ilvl w:val="0"/>
-          <w:numId w:val="3"/>
-        </w:numPr>
-        <w:pBdr>
-          <w:bottom w:val="single" w:color="auto" w:sz="4" w:space="0"/>
-        </w:pBdr>
-        <w:ind w:leftChars="0"/>
-        <w:rPr>
-          <w:rFonts w:hint="default"/>
-          <w:lang w:val="en-US"/>
-        </w:rPr>
-      </w:pPr>
-      <w:r>
-        <w:rPr>
-          <w:rFonts w:hint="default"/>
-          <w:lang w:val="en-US"/>
-        </w:rPr>
-        <w:t>PTYC - 2 + 1 (SE357)</w:t>
-      </w:r>
-    </w:p>
-    <w:p>
-      <w:pPr>
-        <w:numPr>
-          <w:ilvl w:val="0"/>
-          <w:numId w:val="3"/>
-        </w:numPr>
-        <w:pBdr>
-          <w:bottom w:val="single" w:color="auto" w:sz="4" w:space="0"/>
-        </w:pBdr>
-        <w:ind w:leftChars="0"/>
-        <w:rPr>
-          <w:rFonts w:hint="default"/>
-          <w:lang w:val="en-US"/>
-        </w:rPr>
-      </w:pPr>
-      <w:r>
-        <w:rPr>
-          <w:rFonts w:hint="default"/>
-          <w:lang w:val="en-US"/>
-        </w:rPr>
-        <w:t>Testing - 3 + 1 (SE113)</w:t>
-      </w:r>
-    </w:p>
-    <w:p>
-      <w:pPr>
-        <w:numPr>
-          <w:ilvl w:val="0"/>
-          <w:numId w:val="3"/>
-        </w:numPr>
-        <w:pBdr>
-          <w:bottom w:val="single" w:color="auto" w:sz="4" w:space="0"/>
-        </w:pBdr>
-        <w:ind w:leftChars="0"/>
-        <w:rPr>
-          <w:rFonts w:hint="default"/>
-          <w:lang w:val="en-US"/>
-        </w:rPr>
-      </w:pPr>
-      <w:r>
-        <w:rPr>
-          <w:rFonts w:hint="default"/>
-          <w:lang w:val="en-US"/>
-        </w:rPr>
-        <w:t>DevOps - 3 + 1 (NT548)</w:t>
-      </w:r>
-    </w:p>
-    <w:p>
-      <w:pPr>
-        <w:numPr>
-          <w:ilvl w:val="0"/>
-          <w:numId w:val="0"/>
-        </w:numPr>
-        <w:pBdr>
-          <w:bottom w:val="single" w:color="auto" w:sz="4" w:space="0"/>
-        </w:pBdr>
-        <w:ind w:leftChars="0"/>
-      </w:pPr>
-    </w:p>
-    <w:p>
-      <w:pPr>
-        <w:numPr>
-          <w:ilvl w:val="0"/>
-          <w:numId w:val="0"/>
-        </w:numPr>
-        <w:pBdr>
-          <w:bottom w:val="single" w:color="auto" w:sz="4" w:space="0"/>
-        </w:pBdr>
-        <w:ind w:leftChars="0"/>
-      </w:pPr>
+        <w:rPr>
+          <w:rFonts w:hint="default"/>
+          <w:lang w:val="en-US"/>
+        </w:rPr>
+      </w:pPr>
+      <w:r>
+        <w:rPr>
+          <w:rFonts w:hint="default"/>
+          <w:lang w:val="en-US"/>
+        </w:rPr>
+        <w:t>Spring Transactions deeper</w:t>
+      </w:r>
+    </w:p>
+    <w:p>
+      <w:pPr>
+        <w:numPr>
+          <w:ilvl w:val="0"/>
+          <w:numId w:val="0"/>
+        </w:numPr>
+        <w:pBdr>
+          <w:bottom w:val="single" w:color="auto" w:sz="4" w:space="0"/>
+        </w:pBdr>
+        <w:ind w:leftChars="0"/>
+        <w:rPr>
+          <w:rFonts w:hint="default"/>
+          <w:lang w:val="en-US"/>
+        </w:rPr>
+      </w:pPr>
+      <w:r>
+        <w:rPr>
+          <w:rFonts w:hint="default"/>
+          <w:lang w:val="en-US"/>
+        </w:rPr>
+        <w:t xml:space="preserve">    ↓</w:t>
+      </w:r>
+    </w:p>
+    <w:p>
+      <w:pPr>
+        <w:numPr>
+          <w:ilvl w:val="0"/>
+          <w:numId w:val="0"/>
+        </w:numPr>
+        <w:pBdr>
+          <w:bottom w:val="single" w:color="auto" w:sz="4" w:space="0"/>
+        </w:pBdr>
+        <w:ind w:leftChars="0"/>
+        <w:rPr>
+          <w:rFonts w:hint="default"/>
+          <w:lang w:val="en-US"/>
+        </w:rPr>
+      </w:pPr>
+      <w:r>
+        <w:rPr>
+          <w:rFonts w:hint="default"/>
+          <w:lang w:val="en-US"/>
+        </w:rPr>
+        <w:t>🔥 Spring Security</w:t>
+      </w:r>
+    </w:p>
+    <w:p>
+      <w:pPr>
+        <w:numPr>
+          <w:ilvl w:val="0"/>
+          <w:numId w:val="0"/>
+        </w:numPr>
+        <w:pBdr>
+          <w:bottom w:val="single" w:color="auto" w:sz="4" w:space="0"/>
+        </w:pBdr>
+        <w:ind w:leftChars="0"/>
+        <w:rPr>
+          <w:rFonts w:hint="default"/>
+          <w:lang w:val="en-US"/>
+        </w:rPr>
+      </w:pPr>
+      <w:r>
+        <w:rPr>
+          <w:rFonts w:hint="default"/>
+          <w:lang w:val="en-US"/>
+        </w:rPr>
+        <w:t xml:space="preserve">    ↓</w:t>
+      </w:r>
+    </w:p>
+    <w:p>
+      <w:pPr>
+        <w:numPr>
+          <w:ilvl w:val="0"/>
+          <w:numId w:val="0"/>
+        </w:numPr>
+        <w:pBdr>
+          <w:bottom w:val="single" w:color="auto" w:sz="4" w:space="0"/>
+        </w:pBdr>
+        <w:ind w:leftChars="0"/>
+        <w:rPr>
+          <w:rFonts w:hint="default"/>
+          <w:color w:val="FF0000"/>
+          <w:lang w:val="en-US"/>
+        </w:rPr>
+      </w:pPr>
+      <w:r>
+        <w:rPr>
+          <w:rFonts w:hint="default"/>
+          <w:color w:val="FF0000"/>
+          <w:lang w:val="en-US"/>
+        </w:rPr>
+        <w:t>🔥 Testing</w:t>
+      </w:r>
+    </w:p>
+    <w:p>
+      <w:pPr>
+        <w:numPr>
+          <w:ilvl w:val="0"/>
+          <w:numId w:val="0"/>
+        </w:numPr>
+        <w:pBdr>
+          <w:bottom w:val="single" w:color="auto" w:sz="4" w:space="0"/>
+        </w:pBdr>
+        <w:ind w:leftChars="0"/>
+        <w:rPr>
+          <w:rFonts w:hint="default"/>
+          <w:lang w:val="en-US"/>
+        </w:rPr>
+      </w:pPr>
+      <w:r>
+        <w:rPr>
+          <w:rFonts w:hint="default"/>
+          <w:lang w:val="en-US"/>
+        </w:rPr>
+        <w:t xml:space="preserve">    ↓</w:t>
+      </w:r>
+    </w:p>
+    <w:p>
+      <w:pPr>
+        <w:numPr>
+          <w:ilvl w:val="0"/>
+          <w:numId w:val="0"/>
+        </w:numPr>
+        <w:pBdr>
+          <w:bottom w:val="single" w:color="auto" w:sz="4" w:space="0"/>
+        </w:pBdr>
+        <w:ind w:leftChars="0"/>
+        <w:rPr>
+          <w:rFonts w:hint="default"/>
+          <w:lang w:val="en-US"/>
+        </w:rPr>
+      </w:pPr>
+      <w:r>
+        <w:rPr>
+          <w:rFonts w:hint="default"/>
+          <w:lang w:val="en-US"/>
+        </w:rPr>
+        <w:t>Dockerize Spring Boot + PostgreSQL</w:t>
+      </w:r>
+    </w:p>
+    <w:p>
+      <w:pPr>
+        <w:numPr>
+          <w:ilvl w:val="0"/>
+          <w:numId w:val="0"/>
+        </w:numPr>
+        <w:pBdr>
+          <w:bottom w:val="single" w:color="auto" w:sz="4" w:space="0"/>
+        </w:pBdr>
+        <w:ind w:leftChars="0"/>
+        <w:rPr>
+          <w:rFonts w:hint="default"/>
+          <w:lang w:val="en-US"/>
+        </w:rPr>
+      </w:pPr>
+      <w:r>
+        <w:rPr>
+          <w:rFonts w:hint="default"/>
+          <w:lang w:val="en-US"/>
+        </w:rPr>
+        <w:t xml:space="preserve">    ↓</w:t>
+      </w:r>
+    </w:p>
+    <w:p>
+      <w:pPr>
+        <w:numPr>
+          <w:ilvl w:val="0"/>
+          <w:numId w:val="0"/>
+        </w:numPr>
+        <w:pBdr>
+          <w:bottom w:val="single" w:color="auto" w:sz="4" w:space="0"/>
+        </w:pBdr>
+        <w:ind w:leftChars="0"/>
+        <w:rPr>
+          <w:rFonts w:hint="default"/>
+          <w:lang w:val="en-US"/>
+        </w:rPr>
+      </w:pPr>
+      <w:r>
+        <w:rPr>
+          <w:rFonts w:hint="default"/>
+          <w:lang w:val="en-US"/>
+        </w:rPr>
+        <w:t>Deployment</w:t>
+      </w:r>
     </w:p>
     <w:p>
       <w:pPr>
@@ -13755,7 +14811,586 @@
           <w:bottom w:val="none" w:color="auto" w:sz="0" w:space="0"/>
         </w:pBdr>
         <w:ind w:leftChars="0"/>
-      </w:pPr>
+        <w:rPr>
+          <w:rFonts w:hint="default"/>
+          <w:lang w:val="en-US"/>
+        </w:rPr>
+      </w:pPr>
+    </w:p>
+    <w:p>
+      <w:pPr>
+        <w:numPr>
+          <w:ilvl w:val="0"/>
+          <w:numId w:val="0"/>
+        </w:numPr>
+        <w:pBdr>
+          <w:bottom w:val="single" w:color="auto" w:sz="4" w:space="0"/>
+        </w:pBdr>
+        <w:ind w:leftChars="0"/>
+        <w:rPr>
+          <w:rFonts w:hint="default"/>
+          <w:lang w:val="en-US"/>
+        </w:rPr>
+      </w:pPr>
+      <w:r>
+        <w:rPr>
+          <w:rFonts w:hint="default"/>
+          <w:lang w:val="en-US"/>
+        </w:rPr>
+        <w:t>- Hiển</w:t>
+      </w:r>
+    </w:p>
+    <w:p>
+      <w:pPr>
+        <w:numPr>
+          <w:ilvl w:val="0"/>
+          <w:numId w:val="4"/>
+        </w:numPr>
+        <w:pBdr>
+          <w:bottom w:val="single" w:color="auto" w:sz="4" w:space="0"/>
+        </w:pBdr>
+        <w:ind w:leftChars="0" w:firstLine="720" w:firstLineChars="0"/>
+        <w:rPr>
+          <w:rFonts w:hint="default"/>
+          <w:color w:val="FF0000"/>
+          <w:lang w:val="en-US"/>
+        </w:rPr>
+      </w:pPr>
+      <w:r>
+        <w:rPr>
+          <w:rFonts w:hint="default"/>
+          <w:color w:val="FF0000"/>
+          <w:lang w:val="en-US"/>
+        </w:rPr>
+        <w:t>System design</w:t>
+      </w:r>
+    </w:p>
+    <w:p>
+      <w:pPr>
+        <w:numPr>
+          <w:ilvl w:val="0"/>
+          <w:numId w:val="4"/>
+        </w:numPr>
+        <w:pBdr>
+          <w:bottom w:val="single" w:color="auto" w:sz="4" w:space="0"/>
+        </w:pBdr>
+        <w:ind w:leftChars="0" w:firstLine="720" w:firstLineChars="0"/>
+        <w:rPr>
+          <w:rFonts w:hint="default"/>
+          <w:color w:val="FF0000"/>
+          <w:lang w:val="en-US"/>
+        </w:rPr>
+      </w:pPr>
+      <w:r>
+        <w:rPr>
+          <w:rFonts w:hint="default"/>
+          <w:color w:val="FF0000"/>
+          <w:lang w:val="en-US"/>
+        </w:rPr>
+        <w:t xml:space="preserve">Design pattern.. </w:t>
+      </w:r>
+    </w:p>
+    <w:p>
+      <w:pPr>
+        <w:numPr>
+          <w:ilvl w:val="0"/>
+          <w:numId w:val="4"/>
+        </w:numPr>
+        <w:pBdr>
+          <w:bottom w:val="single" w:color="auto" w:sz="4" w:space="0"/>
+        </w:pBdr>
+        <w:ind w:leftChars="0" w:firstLine="720" w:firstLineChars="0"/>
+        <w:rPr>
+          <w:rFonts w:hint="default"/>
+          <w:color w:val="FF0000"/>
+          <w:lang w:val="en-US"/>
+        </w:rPr>
+      </w:pPr>
+      <w:r>
+        <w:rPr>
+          <w:rFonts w:hint="default"/>
+          <w:color w:val="FF0000"/>
+          <w:lang w:val="en-US"/>
+        </w:rPr>
+        <w:t xml:space="preserve">Ask ChatGPT to provide roadmap </w:t>
+      </w:r>
+    </w:p>
+    <w:p>
+      <w:pPr>
+        <w:numPr>
+          <w:ilvl w:val="0"/>
+          <w:numId w:val="0"/>
+        </w:numPr>
+        <w:pBdr>
+          <w:bottom w:val="single" w:color="auto" w:sz="4" w:space="0"/>
+        </w:pBdr>
+        <w:ind w:leftChars="0"/>
+        <w:rPr>
+          <w:rFonts w:hint="default"/>
+          <w:lang w:val="en-US"/>
+        </w:rPr>
+      </w:pPr>
+    </w:p>
+    <w:p>
+      <w:pPr>
+        <w:numPr>
+          <w:ilvl w:val="0"/>
+          <w:numId w:val="5"/>
+        </w:numPr>
+        <w:rPr>
+          <w:rFonts w:hint="default"/>
+          <w:lang w:val="en-US"/>
+        </w:rPr>
+      </w:pPr>
+      <w:r>
+        <w:rPr>
+          <w:rFonts w:hint="default"/>
+          <w:lang w:val="en-US"/>
+        </w:rPr>
+        <w:t>Collect an English video, listen to it once</w:t>
+      </w:r>
+    </w:p>
+    <w:p>
+      <w:pPr>
+        <w:numPr>
+          <w:ilvl w:val="0"/>
+          <w:numId w:val="5"/>
+        </w:numPr>
+        <w:rPr>
+          <w:rFonts w:hint="default"/>
+          <w:lang w:val="en-US"/>
+        </w:rPr>
+      </w:pPr>
+      <w:r>
+        <w:rPr>
+          <w:rFonts w:hint="default"/>
+          <w:lang w:val="en-US"/>
+        </w:rPr>
+        <w:t>After that, ask NotebookLM to extract all sentences from this video</w:t>
+      </w:r>
+    </w:p>
+    <w:p>
+      <w:pPr>
+        <w:numPr>
+          <w:ilvl w:val="0"/>
+          <w:numId w:val="5"/>
+        </w:numPr>
+        <w:rPr>
+          <w:rFonts w:hint="default"/>
+          <w:lang w:val="en-US"/>
+        </w:rPr>
+      </w:pPr>
+      <w:r>
+        <w:rPr>
+          <w:rFonts w:hint="default"/>
+          <w:lang w:val="en-US"/>
+        </w:rPr>
+        <w:t>Carefully read the transcript</w:t>
+      </w:r>
+    </w:p>
+    <w:p>
+      <w:pPr>
+        <w:numPr>
+          <w:ilvl w:val="0"/>
+          <w:numId w:val="5"/>
+        </w:numPr>
+        <w:rPr>
+          <w:rFonts w:hint="default"/>
+          <w:lang w:val="en-US"/>
+        </w:rPr>
+      </w:pPr>
+      <w:r>
+        <w:rPr>
+          <w:rFonts w:hint="default"/>
+          <w:lang w:val="en-US"/>
+        </w:rPr>
+        <w:t>Then, ask an AI model to analyze grammars in this transcript. And give many examples of these grammars so I can practice and remember them better</w:t>
+      </w:r>
+    </w:p>
+    <w:p>
+      <w:pPr>
+        <w:numPr>
+          <w:ilvl w:val="0"/>
+          <w:numId w:val="5"/>
+        </w:numPr>
+        <w:rPr>
+          <w:rFonts w:hint="default"/>
+          <w:lang w:val="en-US"/>
+        </w:rPr>
+      </w:pPr>
+      <w:r>
+        <w:rPr>
+          <w:rFonts w:hint="default"/>
+          <w:lang w:val="en-US"/>
+        </w:rPr>
+        <w:t>Listen the video again, about 3-4 times to be familiar with vocab and grammars</w:t>
+      </w:r>
+    </w:p>
+    <w:p>
+      <w:pPr>
+        <w:numPr>
+          <w:ilvl w:val="0"/>
+          <w:numId w:val="0"/>
+        </w:numPr>
+        <w:pBdr>
+          <w:bottom w:val="single" w:color="auto" w:sz="4" w:space="0"/>
+        </w:pBdr>
+        <w:ind w:leftChars="0"/>
+      </w:pPr>
+    </w:p>
+    <w:p>
+      <w:pPr>
+        <w:numPr>
+          <w:ilvl w:val="0"/>
+          <w:numId w:val="0"/>
+        </w:numPr>
+        <w:pBdr>
+          <w:bottom w:val="single" w:color="auto" w:sz="4" w:space="0"/>
+        </w:pBdr>
+        <w:ind w:leftChars="0"/>
+      </w:pPr>
+    </w:p>
+    <w:p>
+      <w:pPr>
+        <w:numPr>
+          <w:ilvl w:val="0"/>
+          <w:numId w:val="0"/>
+        </w:numPr>
+        <w:pBdr>
+          <w:bottom w:val="single" w:color="auto" w:sz="4" w:space="0"/>
+        </w:pBdr>
+        <w:ind w:leftChars="0"/>
+        <w:rPr>
+          <w:rFonts w:hint="default"/>
+        </w:rPr>
+      </w:pPr>
+      <w:r>
+        <w:rPr>
+          <w:rFonts w:hint="default"/>
+        </w:rPr>
+        <w:fldChar w:fldCharType="begin"/>
+      </w:r>
+      <w:r>
+        <w:rPr>
+          <w:rFonts w:hint="default"/>
+        </w:rPr>
+        <w:instrText xml:space="preserve"> HYPERLINK "https://ttsmaker.com/?utm_source=chatgpt.com&amp;fbclid=IwY2xjawTcfq1wZG9mBWV4dG4DYWVtAjEwAGJyaWQRMVBkMVE3U09vSXBOc0c5U2JzcnRjBmFwcF9pZBAyMjIwMzkxNzg4MjAwODkyAAEeViy194utUHv9HkcpHD8ReMUBhVkBXZf32-NeXvBTNM3FpDi__-mytG4Om9s_aem_MDG1qQkXLADiS6FsLVU5pw" </w:instrText>
+      </w:r>
+      <w:r>
+        <w:rPr>
+          <w:rFonts w:hint="default"/>
+        </w:rPr>
+        <w:fldChar w:fldCharType="separate"/>
+      </w:r>
+      <w:r>
+        <w:rPr>
+          <w:rStyle w:val="4"/>
+          <w:rFonts w:hint="default"/>
+        </w:rPr>
+        <w:t>https://ttsmaker.com/?utm_source=chatgpt.com&amp;fbclid=IwY2xjawTcfq1wZG9mBWV4dG4DYWVtAjEwAGJyaWQRMVBkMVE3U09vSXBOc0c5U2JzcnRjBmFwcF9pZBAyMjIwMzkxNzg4MjAwODkyAAEeViy194utUHv9HkcpHD8ReMUBhVkBXZf32-NeXvBTNM3FpDi__-mytG4Om9s_aem_MDG1qQkXLADiS6FsLVU5pw</w:t>
+      </w:r>
+      <w:r>
+        <w:rPr>
+          <w:rFonts w:hint="default"/>
+        </w:rPr>
+        <w:fldChar w:fldCharType="end"/>
+      </w:r>
+    </w:p>
+    <w:p>
+      <w:pPr>
+        <w:numPr>
+          <w:ilvl w:val="0"/>
+          <w:numId w:val="0"/>
+        </w:numPr>
+        <w:pBdr>
+          <w:bottom w:val="single" w:color="auto" w:sz="4" w:space="0"/>
+        </w:pBdr>
+        <w:ind w:leftChars="0"/>
+        <w:rPr>
+          <w:rFonts w:hint="default"/>
+        </w:rPr>
+      </w:pPr>
+    </w:p>
+    <w:p>
+      <w:pPr>
+        <w:numPr>
+          <w:ilvl w:val="0"/>
+          <w:numId w:val="0"/>
+        </w:numPr>
+        <w:pBdr>
+          <w:bottom w:val="single" w:color="auto" w:sz="4" w:space="0"/>
+        </w:pBdr>
+        <w:ind w:leftChars="0"/>
+        <w:rPr>
+          <w:rFonts w:hint="default"/>
+        </w:rPr>
+      </w:pPr>
+      <w:r>
+        <w:rPr>
+          <w:rFonts w:hint="default"/>
+        </w:rPr>
+        <w:fldChar w:fldCharType="begin"/>
+      </w:r>
+      <w:r>
+        <w:rPr>
+          <w:rFonts w:hint="default"/>
+        </w:rPr>
+        <w:instrText xml:space="preserve"> HYPERLINK "https://audio-joiner.com/vi/#google_vignette" </w:instrText>
+      </w:r>
+      <w:r>
+        <w:rPr>
+          <w:rFonts w:hint="default"/>
+        </w:rPr>
+        <w:fldChar w:fldCharType="separate"/>
+      </w:r>
+      <w:r>
+        <w:rPr>
+          <w:rStyle w:val="4"/>
+          <w:rFonts w:hint="default"/>
+        </w:rPr>
+        <w:t>https://audio-joiner.com/vi/#google_vignette</w:t>
+      </w:r>
+      <w:r>
+        <w:rPr>
+          <w:rFonts w:hint="default"/>
+        </w:rPr>
+        <w:fldChar w:fldCharType="end"/>
+      </w:r>
+    </w:p>
+    <w:p>
+      <w:pPr>
+        <w:numPr>
+          <w:ilvl w:val="0"/>
+          <w:numId w:val="0"/>
+        </w:numPr>
+        <w:pBdr>
+          <w:bottom w:val="single" w:color="auto" w:sz="4" w:space="0"/>
+        </w:pBdr>
+        <w:ind w:leftChars="0"/>
+        <w:rPr>
+          <w:rFonts w:hint="default"/>
+        </w:rPr>
+      </w:pPr>
+    </w:p>
+    <w:p>
+      <w:pPr>
+        <w:numPr>
+          <w:ilvl w:val="0"/>
+          <w:numId w:val="0"/>
+        </w:numPr>
+        <w:pBdr>
+          <w:bottom w:val="single" w:color="auto" w:sz="4" w:space="0"/>
+        </w:pBdr>
+        <w:ind w:leftChars="0"/>
+        <w:rPr>
+          <w:rFonts w:hint="default"/>
+        </w:rPr>
+      </w:pPr>
+    </w:p>
+    <w:p>
+      <w:pPr>
+        <w:numPr>
+          <w:ilvl w:val="0"/>
+          <w:numId w:val="0"/>
+        </w:numPr>
+        <w:pBdr>
+          <w:bottom w:val="single" w:color="auto" w:sz="4" w:space="0"/>
+        </w:pBdr>
+        <w:ind w:leftChars="0"/>
+        <w:rPr>
+          <w:rFonts w:hint="default"/>
+        </w:rPr>
+      </w:pPr>
+    </w:p>
+    <w:p>
+      <w:pPr>
+        <w:numPr>
+          <w:ilvl w:val="0"/>
+          <w:numId w:val="0"/>
+        </w:numPr>
+        <w:pBdr>
+          <w:bottom w:val="single" w:color="auto" w:sz="4" w:space="0"/>
+        </w:pBdr>
+        <w:ind w:leftChars="0"/>
+        <w:rPr>
+          <w:rFonts w:hint="default"/>
+        </w:rPr>
+      </w:pPr>
+    </w:p>
+    <w:p>
+      <w:pPr>
+        <w:numPr>
+          <w:ilvl w:val="0"/>
+          <w:numId w:val="0"/>
+        </w:numPr>
+        <w:pBdr>
+          <w:bottom w:val="single" w:color="auto" w:sz="4" w:space="0"/>
+        </w:pBdr>
+        <w:ind w:leftChars="0"/>
+        <w:rPr>
+          <w:rFonts w:hint="default"/>
+        </w:rPr>
+      </w:pPr>
+    </w:p>
+    <w:p>
+      <w:pPr>
+        <w:numPr>
+          <w:ilvl w:val="0"/>
+          <w:numId w:val="0"/>
+        </w:numPr>
+        <w:pBdr>
+          <w:bottom w:val="single" w:color="auto" w:sz="4" w:space="0"/>
+        </w:pBdr>
+        <w:ind w:leftChars="0"/>
+        <w:rPr>
+          <w:rFonts w:hint="default"/>
+        </w:rPr>
+      </w:pPr>
+    </w:p>
+    <w:p>
+      <w:pPr>
+        <w:numPr>
+          <w:ilvl w:val="0"/>
+          <w:numId w:val="0"/>
+        </w:numPr>
+        <w:pBdr>
+          <w:bottom w:val="single" w:color="auto" w:sz="4" w:space="0"/>
+        </w:pBdr>
+        <w:ind w:leftChars="0"/>
+        <w:rPr>
+          <w:rFonts w:hint="default"/>
+        </w:rPr>
+      </w:pPr>
+    </w:p>
+    <w:p>
+      <w:pPr>
+        <w:numPr>
+          <w:ilvl w:val="0"/>
+          <w:numId w:val="0"/>
+        </w:numPr>
+        <w:pBdr>
+          <w:bottom w:val="single" w:color="auto" w:sz="4" w:space="0"/>
+        </w:pBdr>
+        <w:ind w:leftChars="0"/>
+        <w:rPr>
+          <w:rFonts w:hint="default"/>
+        </w:rPr>
+      </w:pPr>
+    </w:p>
+    <w:p>
+      <w:pPr>
+        <w:numPr>
+          <w:ilvl w:val="0"/>
+          <w:numId w:val="0"/>
+        </w:numPr>
+        <w:pBdr>
+          <w:bottom w:val="single" w:color="auto" w:sz="4" w:space="0"/>
+        </w:pBdr>
+        <w:ind w:leftChars="0"/>
+        <w:rPr>
+          <w:rFonts w:hint="default"/>
+        </w:rPr>
+      </w:pPr>
+    </w:p>
+    <w:p>
+      <w:pPr>
+        <w:numPr>
+          <w:ilvl w:val="0"/>
+          <w:numId w:val="0"/>
+        </w:numPr>
+        <w:pBdr>
+          <w:bottom w:val="single" w:color="auto" w:sz="4" w:space="0"/>
+        </w:pBdr>
+        <w:ind w:leftChars="0"/>
+        <w:rPr>
+          <w:rFonts w:hint="default"/>
+        </w:rPr>
+      </w:pPr>
+    </w:p>
+    <w:p>
+      <w:pPr>
+        <w:numPr>
+          <w:ilvl w:val="0"/>
+          <w:numId w:val="0"/>
+        </w:numPr>
+        <w:pBdr>
+          <w:bottom w:val="single" w:color="auto" w:sz="4" w:space="0"/>
+        </w:pBdr>
+        <w:ind w:leftChars="0"/>
+        <w:rPr>
+          <w:rFonts w:hint="default"/>
+        </w:rPr>
+      </w:pPr>
+    </w:p>
+    <w:p>
+      <w:pPr>
+        <w:numPr>
+          <w:ilvl w:val="0"/>
+          <w:numId w:val="0"/>
+        </w:numPr>
+        <w:pBdr>
+          <w:bottom w:val="single" w:color="auto" w:sz="4" w:space="0"/>
+        </w:pBdr>
+        <w:ind w:leftChars="0"/>
+        <w:rPr>
+          <w:rFonts w:hint="default"/>
+        </w:rPr>
+      </w:pPr>
+    </w:p>
+    <w:p>
+      <w:pPr>
+        <w:numPr>
+          <w:ilvl w:val="0"/>
+          <w:numId w:val="0"/>
+        </w:numPr>
+        <w:pBdr>
+          <w:bottom w:val="single" w:color="auto" w:sz="4" w:space="0"/>
+        </w:pBdr>
+        <w:ind w:leftChars="0"/>
+        <w:rPr>
+          <w:rFonts w:hint="default"/>
+        </w:rPr>
+      </w:pPr>
+    </w:p>
+    <w:p>
+      <w:pPr>
+        <w:numPr>
+          <w:ilvl w:val="0"/>
+          <w:numId w:val="0"/>
+        </w:numPr>
+        <w:pBdr>
+          <w:bottom w:val="single" w:color="auto" w:sz="4" w:space="0"/>
+        </w:pBdr>
+        <w:ind w:leftChars="0"/>
+        <w:rPr>
+          <w:rFonts w:hint="default"/>
+        </w:rPr>
+      </w:pPr>
+    </w:p>
+    <w:p>
+      <w:pPr>
+        <w:numPr>
+          <w:ilvl w:val="0"/>
+          <w:numId w:val="6"/>
+        </w:numPr>
+        <w:pBdr>
+          <w:bottom w:val="single" w:color="auto" w:sz="4" w:space="0"/>
+        </w:pBdr>
+        <w:ind w:leftChars="0"/>
+        <w:rPr>
+          <w:rFonts w:hint="default"/>
+          <w:color w:val="FF0000"/>
+          <w:lang w:val="en-US"/>
+        </w:rPr>
+      </w:pPr>
+      <w:r>
+        <w:rPr>
+          <w:rFonts w:hint="default"/>
+          <w:color w:val="FF0000"/>
+          <w:lang w:val="en-US"/>
+        </w:rPr>
+        <w:t>Software/Tool  helps to test whether a software has any bugs?</w:t>
+      </w:r>
     </w:p>
     <w:p>
       <w:pPr>
@@ -13785,1469 +15420,7 @@
       <w:pPr>
         <w:numPr>
           <w:ilvl w:val="0"/>
-          <w:numId w:val="0"/>
-        </w:numPr>
-        <w:pBdr>
-          <w:bottom w:val="single" w:color="auto" w:sz="4" w:space="0"/>
-        </w:pBdr>
-        <w:ind w:leftChars="0"/>
-        <w:rPr>
-          <w:rFonts w:hint="default"/>
-          <w:color w:val="00B050"/>
-          <w:lang w:val="en-US"/>
-        </w:rPr>
-      </w:pPr>
-      <w:r>
-        <w:rPr>
-          <w:rFonts w:hint="default"/>
-          <w:color w:val="00B050"/>
-          <w:lang w:val="en-US"/>
-        </w:rPr>
-        <w:t>Core Java ✅</w:t>
-      </w:r>
-    </w:p>
-    <w:p>
-      <w:pPr>
-        <w:numPr>
-          <w:ilvl w:val="0"/>
-          <w:numId w:val="0"/>
-        </w:numPr>
-        <w:pBdr>
-          <w:bottom w:val="single" w:color="auto" w:sz="4" w:space="0"/>
-        </w:pBdr>
-        <w:ind w:leftChars="0"/>
-        <w:rPr>
-          <w:rFonts w:hint="default"/>
-          <w:color w:val="00B050"/>
-          <w:lang w:val="en-US"/>
-        </w:rPr>
-      </w:pPr>
-      <w:r>
-        <w:rPr>
-          <w:rFonts w:hint="default"/>
-          <w:color w:val="00B050"/>
-          <w:lang w:val="en-US"/>
-        </w:rPr>
-        <w:t xml:space="preserve">    ↓</w:t>
-      </w:r>
-    </w:p>
-    <w:p>
-      <w:pPr>
-        <w:numPr>
-          <w:ilvl w:val="0"/>
-          <w:numId w:val="0"/>
-        </w:numPr>
-        <w:pBdr>
-          <w:bottom w:val="single" w:color="auto" w:sz="4" w:space="0"/>
-        </w:pBdr>
-        <w:ind w:leftChars="0"/>
-        <w:rPr>
-          <w:rFonts w:hint="default"/>
-          <w:color w:val="00B050"/>
-          <w:lang w:val="en-US"/>
-        </w:rPr>
-      </w:pPr>
-      <w:r>
-        <w:rPr>
-          <w:rFonts w:hint="default"/>
-          <w:color w:val="00B050"/>
-          <w:lang w:val="en-US"/>
-        </w:rPr>
-        <w:t>OOP ✅</w:t>
-      </w:r>
-    </w:p>
-    <w:p>
-      <w:pPr>
-        <w:numPr>
-          <w:ilvl w:val="0"/>
-          <w:numId w:val="0"/>
-        </w:numPr>
-        <w:pBdr>
-          <w:bottom w:val="single" w:color="auto" w:sz="4" w:space="0"/>
-        </w:pBdr>
-        <w:ind w:leftChars="0"/>
-        <w:rPr>
-          <w:rFonts w:hint="default"/>
-          <w:color w:val="00B050"/>
-          <w:lang w:val="en-US"/>
-        </w:rPr>
-      </w:pPr>
-      <w:r>
-        <w:rPr>
-          <w:rFonts w:hint="default"/>
-          <w:color w:val="00B050"/>
-          <w:lang w:val="en-US"/>
-        </w:rPr>
-        <w:t xml:space="preserve">    ↓</w:t>
-      </w:r>
-    </w:p>
-    <w:p>
-      <w:pPr>
-        <w:numPr>
-          <w:ilvl w:val="0"/>
-          <w:numId w:val="0"/>
-        </w:numPr>
-        <w:pBdr>
-          <w:bottom w:val="single" w:color="auto" w:sz="4" w:space="0"/>
-        </w:pBdr>
-        <w:ind w:leftChars="0"/>
-        <w:rPr>
-          <w:rFonts w:hint="default"/>
-          <w:color w:val="00B050"/>
-          <w:lang w:val="en-US"/>
-        </w:rPr>
-      </w:pPr>
-      <w:r>
-        <w:rPr>
-          <w:rFonts w:hint="default"/>
-          <w:color w:val="00B050"/>
-          <w:lang w:val="en-US"/>
-        </w:rPr>
-        <w:t>Collections + Generics ✅</w:t>
-      </w:r>
-    </w:p>
-    <w:p>
-      <w:pPr>
-        <w:numPr>
-          <w:ilvl w:val="0"/>
-          <w:numId w:val="0"/>
-        </w:numPr>
-        <w:pBdr>
-          <w:bottom w:val="single" w:color="auto" w:sz="4" w:space="0"/>
-        </w:pBdr>
-        <w:ind w:leftChars="0"/>
-        <w:rPr>
-          <w:rFonts w:hint="default"/>
-          <w:color w:val="00B050"/>
-          <w:lang w:val="en-US"/>
-        </w:rPr>
-      </w:pPr>
-      <w:r>
-        <w:rPr>
-          <w:rFonts w:hint="default"/>
-          <w:color w:val="00B050"/>
-          <w:lang w:val="en-US"/>
-        </w:rPr>
-        <w:t xml:space="preserve">    ↓</w:t>
-      </w:r>
-    </w:p>
-    <w:p>
-      <w:pPr>
-        <w:numPr>
-          <w:ilvl w:val="0"/>
-          <w:numId w:val="0"/>
-        </w:numPr>
-        <w:pBdr>
-          <w:bottom w:val="single" w:color="auto" w:sz="4" w:space="0"/>
-        </w:pBdr>
-        <w:ind w:leftChars="0"/>
-        <w:rPr>
-          <w:rFonts w:hint="default"/>
-          <w:color w:val="00B050"/>
-          <w:lang w:val="en-US"/>
-        </w:rPr>
-      </w:pPr>
-      <w:r>
-        <w:rPr>
-          <w:rFonts w:hint="default"/>
-          <w:color w:val="00B050"/>
-          <w:lang w:val="en-US"/>
-        </w:rPr>
-        <w:t>Exceptions ✅</w:t>
-      </w:r>
-    </w:p>
-    <w:p>
-      <w:pPr>
-        <w:numPr>
-          <w:ilvl w:val="0"/>
-          <w:numId w:val="0"/>
-        </w:numPr>
-        <w:pBdr>
-          <w:bottom w:val="single" w:color="auto" w:sz="4" w:space="0"/>
-        </w:pBdr>
-        <w:ind w:leftChars="0"/>
-        <w:rPr>
-          <w:rFonts w:hint="default"/>
-          <w:color w:val="00B050"/>
-          <w:lang w:val="en-US"/>
-        </w:rPr>
-      </w:pPr>
-      <w:r>
-        <w:rPr>
-          <w:rFonts w:hint="default"/>
-          <w:color w:val="00B050"/>
-          <w:lang w:val="en-US"/>
-        </w:rPr>
-        <w:t xml:space="preserve">    ↓</w:t>
-      </w:r>
-    </w:p>
-    <w:p>
-      <w:pPr>
-        <w:numPr>
-          <w:ilvl w:val="0"/>
-          <w:numId w:val="0"/>
-        </w:numPr>
-        <w:pBdr>
-          <w:bottom w:val="single" w:color="auto" w:sz="4" w:space="0"/>
-        </w:pBdr>
-        <w:ind w:leftChars="0"/>
-        <w:rPr>
-          <w:rFonts w:hint="default"/>
-          <w:color w:val="00B050"/>
-          <w:lang w:val="en-US"/>
-        </w:rPr>
-      </w:pPr>
-      <w:r>
-        <w:rPr>
-          <w:rFonts w:hint="default"/>
-          <w:color w:val="00B050"/>
-          <w:lang w:val="en-US"/>
-        </w:rPr>
-        <w:t>Java I/O ✅</w:t>
-      </w:r>
-    </w:p>
-    <w:p>
-      <w:pPr>
-        <w:numPr>
-          <w:ilvl w:val="0"/>
-          <w:numId w:val="0"/>
-        </w:numPr>
-        <w:pBdr>
-          <w:bottom w:val="single" w:color="auto" w:sz="4" w:space="0"/>
-        </w:pBdr>
-        <w:ind w:leftChars="0"/>
-        <w:rPr>
-          <w:rFonts w:hint="default"/>
-          <w:color w:val="00B050"/>
-          <w:lang w:val="en-US"/>
-        </w:rPr>
-      </w:pPr>
-      <w:r>
-        <w:rPr>
-          <w:rFonts w:hint="default"/>
-          <w:color w:val="00B050"/>
-          <w:lang w:val="en-US"/>
-        </w:rPr>
-        <w:t xml:space="preserve">    ↓</w:t>
-      </w:r>
-    </w:p>
-    <w:p>
-      <w:pPr>
-        <w:numPr>
-          <w:ilvl w:val="0"/>
-          <w:numId w:val="0"/>
-        </w:numPr>
-        <w:pBdr>
-          <w:bottom w:val="single" w:color="auto" w:sz="4" w:space="0"/>
-        </w:pBdr>
-        <w:ind w:leftChars="0"/>
-        <w:rPr>
-          <w:rFonts w:hint="default"/>
-          <w:color w:val="00B050"/>
-          <w:lang w:val="en-US"/>
-        </w:rPr>
-      </w:pPr>
-      <w:r>
-        <w:rPr>
-          <w:rFonts w:hint="default"/>
-          <w:color w:val="00B050"/>
-          <w:lang w:val="en-US"/>
-        </w:rPr>
-        <w:t>Threads / Concurrency basics ✅</w:t>
-      </w:r>
-    </w:p>
-    <w:p>
-      <w:pPr>
-        <w:numPr>
-          <w:ilvl w:val="0"/>
-          <w:numId w:val="0"/>
-        </w:numPr>
-        <w:pBdr>
-          <w:bottom w:val="single" w:color="auto" w:sz="4" w:space="0"/>
-        </w:pBdr>
-        <w:ind w:leftChars="0"/>
-        <w:rPr>
-          <w:rFonts w:hint="default"/>
-          <w:lang w:val="en-US"/>
-        </w:rPr>
-      </w:pPr>
-      <w:r>
-        <w:rPr>
-          <w:rFonts w:hint="default"/>
-          <w:lang w:val="en-US"/>
-        </w:rPr>
-        <w:t xml:space="preserve">    ↓</w:t>
-      </w:r>
-    </w:p>
-    <w:p>
-      <w:pPr>
-        <w:numPr>
-          <w:ilvl w:val="0"/>
-          <w:numId w:val="0"/>
-        </w:numPr>
-        <w:pBdr>
-          <w:bottom w:val="single" w:color="auto" w:sz="4" w:space="0"/>
-        </w:pBdr>
-        <w:ind w:leftChars="0"/>
-        <w:rPr>
-          <w:rFonts w:hint="default"/>
-          <w:color w:val="00B050"/>
-          <w:lang w:val="en-US"/>
-        </w:rPr>
-      </w:pPr>
-      <w:r>
-        <w:rPr>
-          <w:rFonts w:hint="default"/>
-          <w:color w:val="00B050"/>
-          <w:lang w:val="en-US"/>
-        </w:rPr>
-        <w:t>Maven / Gradle ✅</w:t>
-      </w:r>
-    </w:p>
-    <w:p>
-      <w:pPr>
-        <w:numPr>
-          <w:ilvl w:val="0"/>
-          <w:numId w:val="0"/>
-        </w:numPr>
-        <w:pBdr>
-          <w:bottom w:val="single" w:color="auto" w:sz="4" w:space="0"/>
-        </w:pBdr>
-        <w:ind w:leftChars="0"/>
-        <w:rPr>
-          <w:rFonts w:hint="default"/>
-          <w:color w:val="00B050"/>
-          <w:lang w:val="en-US"/>
-        </w:rPr>
-      </w:pPr>
-      <w:r>
-        <w:rPr>
-          <w:rFonts w:hint="default"/>
-          <w:color w:val="00B050"/>
-          <w:lang w:val="en-US"/>
-        </w:rPr>
-        <w:t xml:space="preserve">    ↓</w:t>
-      </w:r>
-    </w:p>
-    <w:p>
-      <w:pPr>
-        <w:numPr>
-          <w:ilvl w:val="0"/>
-          <w:numId w:val="0"/>
-        </w:numPr>
-        <w:pBdr>
-          <w:bottom w:val="single" w:color="auto" w:sz="4" w:space="0"/>
-        </w:pBdr>
-        <w:ind w:leftChars="0"/>
-        <w:rPr>
-          <w:rFonts w:hint="default"/>
-          <w:color w:val="00B050"/>
-          <w:lang w:val="en-US"/>
-        </w:rPr>
-      </w:pPr>
-      <w:r>
-        <w:rPr>
-          <w:rFonts w:hint="default"/>
-          <w:color w:val="00B050"/>
-          <w:lang w:val="en-US"/>
-        </w:rPr>
-        <w:t>SQL + PostgreSQL ✅</w:t>
-      </w:r>
-    </w:p>
-    <w:p>
-      <w:pPr>
-        <w:numPr>
-          <w:ilvl w:val="0"/>
-          <w:numId w:val="0"/>
-        </w:numPr>
-        <w:pBdr>
-          <w:bottom w:val="single" w:color="auto" w:sz="4" w:space="0"/>
-        </w:pBdr>
-        <w:ind w:leftChars="0"/>
-        <w:rPr>
-          <w:rFonts w:hint="default"/>
-          <w:color w:val="00B050"/>
-          <w:lang w:val="en-US"/>
-        </w:rPr>
-      </w:pPr>
-      <w:r>
-        <w:rPr>
-          <w:rFonts w:hint="default"/>
-          <w:color w:val="00B050"/>
-          <w:lang w:val="en-US"/>
-        </w:rPr>
-        <w:t xml:space="preserve">    ↓</w:t>
-      </w:r>
-    </w:p>
-    <w:p>
-      <w:pPr>
-        <w:numPr>
-          <w:ilvl w:val="0"/>
-          <w:numId w:val="0"/>
-        </w:numPr>
-        <w:pBdr>
-          <w:bottom w:val="single" w:color="auto" w:sz="4" w:space="0"/>
-        </w:pBdr>
-        <w:ind w:leftChars="0"/>
-        <w:rPr>
-          <w:rFonts w:hint="default"/>
-          <w:color w:val="00B050"/>
-          <w:lang w:val="en-US"/>
-        </w:rPr>
-      </w:pPr>
-      <w:r>
-        <w:rPr>
-          <w:rFonts w:hint="default"/>
-          <w:color w:val="00B050"/>
-          <w:lang w:val="en-US"/>
-        </w:rPr>
-        <w:t>JDBC ✅</w:t>
-      </w:r>
-    </w:p>
-    <w:p>
-      <w:pPr>
-        <w:numPr>
-          <w:ilvl w:val="0"/>
-          <w:numId w:val="0"/>
-        </w:numPr>
-        <w:pBdr>
-          <w:bottom w:val="single" w:color="auto" w:sz="4" w:space="0"/>
-        </w:pBdr>
-        <w:ind w:leftChars="0"/>
-        <w:rPr>
-          <w:rFonts w:hint="default"/>
-          <w:lang w:val="en-US"/>
-        </w:rPr>
-      </w:pPr>
-      <w:r>
-        <w:rPr>
-          <w:rFonts w:hint="default"/>
-          <w:lang w:val="en-US"/>
-        </w:rPr>
-        <w:t xml:space="preserve">    ↓</w:t>
-      </w:r>
-    </w:p>
-    <w:p>
-      <w:pPr>
-        <w:numPr>
-          <w:ilvl w:val="0"/>
-          <w:numId w:val="0"/>
-        </w:numPr>
-        <w:pBdr>
-          <w:bottom w:val="single" w:color="auto" w:sz="4" w:space="0"/>
-        </w:pBdr>
-        <w:ind w:leftChars="0"/>
-        <w:rPr>
-          <w:rFonts w:hint="default"/>
-          <w:color w:val="00B050"/>
-          <w:lang w:val="en-US"/>
-        </w:rPr>
-      </w:pPr>
-      <w:r>
-        <w:rPr>
-          <w:rFonts w:hint="default"/>
-          <w:color w:val="00B050"/>
-          <w:lang w:val="en-US"/>
-        </w:rPr>
-        <w:t>DataSource + Connection Pool concept</w:t>
-      </w:r>
-    </w:p>
-    <w:p>
-      <w:pPr>
-        <w:numPr>
-          <w:ilvl w:val="0"/>
-          <w:numId w:val="0"/>
-        </w:numPr>
-        <w:pBdr>
-          <w:bottom w:val="single" w:color="auto" w:sz="4" w:space="0"/>
-        </w:pBdr>
-        <w:ind w:leftChars="0"/>
-        <w:rPr>
-          <w:rFonts w:hint="default"/>
-          <w:lang w:val="en-US"/>
-        </w:rPr>
-      </w:pPr>
-      <w:r>
-        <w:rPr>
-          <w:rFonts w:hint="default"/>
-          <w:lang w:val="en-US"/>
-        </w:rPr>
-        <w:t xml:space="preserve">    ↓</w:t>
-      </w:r>
-    </w:p>
-    <w:p>
-      <w:pPr>
-        <w:numPr>
-          <w:ilvl w:val="0"/>
-          <w:numId w:val="0"/>
-        </w:numPr>
-        <w:pBdr>
-          <w:bottom w:val="single" w:color="auto" w:sz="4" w:space="0"/>
-        </w:pBdr>
-        <w:ind w:leftChars="0"/>
-        <w:rPr>
-          <w:rFonts w:hint="default"/>
-          <w:color w:val="00B050"/>
-          <w:lang w:val="en-US"/>
-        </w:rPr>
-      </w:pPr>
-      <w:r>
-        <w:rPr>
-          <w:rFonts w:hint="default"/>
-          <w:color w:val="00B050"/>
-          <w:lang w:val="en-US"/>
-        </w:rPr>
-        <w:t>🔥 Spring Core</w:t>
-      </w:r>
-    </w:p>
-    <w:p>
-      <w:pPr>
-        <w:numPr>
-          <w:ilvl w:val="0"/>
-          <w:numId w:val="0"/>
-        </w:numPr>
-        <w:pBdr>
-          <w:bottom w:val="single" w:color="auto" w:sz="4" w:space="0"/>
-        </w:pBdr>
-        <w:ind w:leftChars="0"/>
-        <w:rPr>
-          <w:rFonts w:hint="default"/>
-          <w:lang w:val="en-US"/>
-        </w:rPr>
-      </w:pPr>
-      <w:r>
-        <w:rPr>
-          <w:rFonts w:hint="default"/>
-          <w:lang w:val="en-US"/>
-        </w:rPr>
-        <w:t xml:space="preserve">    ↓</w:t>
-      </w:r>
-    </w:p>
-    <w:p>
-      <w:pPr>
-        <w:numPr>
-          <w:ilvl w:val="0"/>
-          <w:numId w:val="0"/>
-        </w:numPr>
-        <w:pBdr>
-          <w:bottom w:val="single" w:color="auto" w:sz="4" w:space="0"/>
-        </w:pBdr>
-        <w:ind w:leftChars="0"/>
-        <w:rPr>
-          <w:rFonts w:hint="default"/>
-          <w:color w:val="4874CB" w:themeColor="accent1"/>
-          <w:lang w:val="en-US"/>
-          <w14:textFill>
-            <w14:solidFill>
-              <w14:schemeClr w14:val="accent1"/>
-            </w14:solidFill>
-          </w14:textFill>
-        </w:rPr>
-      </w:pPr>
-      <w:r>
-        <w:rPr>
-          <w:rFonts w:hint="default"/>
-          <w:color w:val="4874CB" w:themeColor="accent1"/>
-          <w:lang w:val="en-US"/>
-          <w14:textFill>
-            <w14:solidFill>
-              <w14:schemeClr w14:val="accent1"/>
-            </w14:solidFill>
-          </w14:textFill>
-        </w:rPr>
-        <w:t>🔥 Spring Boot</w:t>
-      </w:r>
-    </w:p>
-    <w:p>
-      <w:pPr>
-        <w:numPr>
-          <w:ilvl w:val="0"/>
-          <w:numId w:val="0"/>
-        </w:numPr>
-        <w:pBdr>
-          <w:bottom w:val="single" w:color="auto" w:sz="4" w:space="0"/>
-        </w:pBdr>
-        <w:ind w:leftChars="0"/>
-        <w:rPr>
-          <w:rFonts w:hint="default"/>
-          <w:lang w:val="en-US"/>
-        </w:rPr>
-      </w:pPr>
-      <w:r>
-        <w:rPr>
-          <w:rFonts w:hint="default"/>
-          <w:lang w:val="en-US"/>
-        </w:rPr>
-        <w:t xml:space="preserve">    ↓</w:t>
-      </w:r>
-    </w:p>
-    <w:p>
-      <w:pPr>
-        <w:numPr>
-          <w:ilvl w:val="0"/>
-          <w:numId w:val="0"/>
-        </w:numPr>
-        <w:pBdr>
-          <w:bottom w:val="single" w:color="auto" w:sz="4" w:space="0"/>
-        </w:pBdr>
-        <w:ind w:leftChars="0"/>
-        <w:rPr>
-          <w:rFonts w:hint="default"/>
-          <w:lang w:val="en-US"/>
-        </w:rPr>
-      </w:pPr>
-      <w:r>
-        <w:rPr>
-          <w:rFonts w:hint="default"/>
-          <w:lang w:val="en-US"/>
-        </w:rPr>
-        <w:t>🔥 REST API</w:t>
-      </w:r>
-    </w:p>
-    <w:p>
-      <w:pPr>
-        <w:numPr>
-          <w:ilvl w:val="0"/>
-          <w:numId w:val="0"/>
-        </w:numPr>
-        <w:pBdr>
-          <w:bottom w:val="single" w:color="auto" w:sz="4" w:space="0"/>
-        </w:pBdr>
-        <w:ind w:leftChars="0"/>
-        <w:rPr>
-          <w:rFonts w:hint="default"/>
-          <w:lang w:val="en-US"/>
-        </w:rPr>
-      </w:pPr>
-      <w:r>
-        <w:rPr>
-          <w:rFonts w:hint="default"/>
-          <w:lang w:val="en-US"/>
-        </w:rPr>
-        <w:t xml:space="preserve">    ↓</w:t>
-      </w:r>
-    </w:p>
-    <w:p>
-      <w:pPr>
-        <w:numPr>
-          <w:ilvl w:val="0"/>
-          <w:numId w:val="0"/>
-        </w:numPr>
-        <w:pBdr>
-          <w:bottom w:val="single" w:color="auto" w:sz="4" w:space="0"/>
-        </w:pBdr>
-        <w:ind w:leftChars="0"/>
-        <w:rPr>
-          <w:rFonts w:hint="default"/>
-          <w:lang w:val="en-US"/>
-        </w:rPr>
-      </w:pPr>
-      <w:r>
-        <w:rPr>
-          <w:rFonts w:hint="default"/>
-          <w:lang w:val="en-US"/>
-        </w:rPr>
-        <w:t>🔥 Validation + Global Exception Handling</w:t>
-      </w:r>
-    </w:p>
-    <w:p>
-      <w:pPr>
-        <w:numPr>
-          <w:ilvl w:val="0"/>
-          <w:numId w:val="0"/>
-        </w:numPr>
-        <w:pBdr>
-          <w:bottom w:val="single" w:color="auto" w:sz="4" w:space="0"/>
-        </w:pBdr>
-        <w:ind w:leftChars="0"/>
-        <w:rPr>
-          <w:rFonts w:hint="default"/>
-          <w:lang w:val="en-US"/>
-        </w:rPr>
-      </w:pPr>
-      <w:r>
-        <w:rPr>
-          <w:rFonts w:hint="default"/>
-          <w:lang w:val="en-US"/>
-        </w:rPr>
-        <w:t xml:space="preserve">    ↓</w:t>
-      </w:r>
-    </w:p>
-    <w:p>
-      <w:pPr>
-        <w:numPr>
-          <w:ilvl w:val="0"/>
-          <w:numId w:val="0"/>
-        </w:numPr>
-        <w:pBdr>
-          <w:bottom w:val="single" w:color="auto" w:sz="4" w:space="0"/>
-        </w:pBdr>
-        <w:ind w:leftChars="0"/>
-        <w:rPr>
-          <w:rFonts w:hint="default"/>
-          <w:lang w:val="en-US"/>
-        </w:rPr>
-      </w:pPr>
-      <w:r>
-        <w:rPr>
-          <w:rFonts w:hint="default"/>
-          <w:lang w:val="en-US"/>
-        </w:rPr>
-        <w:t>🔥 Spring Data JPA + Hibernate</w:t>
-      </w:r>
-    </w:p>
-    <w:p>
-      <w:pPr>
-        <w:numPr>
-          <w:ilvl w:val="0"/>
-          <w:numId w:val="0"/>
-        </w:numPr>
-        <w:pBdr>
-          <w:bottom w:val="single" w:color="auto" w:sz="4" w:space="0"/>
-        </w:pBdr>
-        <w:ind w:leftChars="0"/>
-        <w:rPr>
-          <w:rFonts w:hint="default"/>
-          <w:lang w:val="en-US"/>
-        </w:rPr>
-      </w:pPr>
-      <w:r>
-        <w:rPr>
-          <w:rFonts w:hint="default"/>
-          <w:lang w:val="en-US"/>
-        </w:rPr>
-        <w:t xml:space="preserve">    ↓</w:t>
-      </w:r>
-    </w:p>
-    <w:p>
-      <w:pPr>
-        <w:numPr>
-          <w:ilvl w:val="0"/>
-          <w:numId w:val="0"/>
-        </w:numPr>
-        <w:pBdr>
-          <w:bottom w:val="single" w:color="auto" w:sz="4" w:space="0"/>
-        </w:pBdr>
-        <w:ind w:leftChars="0"/>
-        <w:rPr>
-          <w:rFonts w:hint="default"/>
-          <w:lang w:val="en-US"/>
-        </w:rPr>
-      </w:pPr>
-      <w:r>
-        <w:rPr>
-          <w:rFonts w:hint="default"/>
-          <w:lang w:val="en-US"/>
-        </w:rPr>
-        <w:t>Spring Transactions deeper</w:t>
-      </w:r>
-    </w:p>
-    <w:p>
-      <w:pPr>
-        <w:numPr>
-          <w:ilvl w:val="0"/>
-          <w:numId w:val="0"/>
-        </w:numPr>
-        <w:pBdr>
-          <w:bottom w:val="single" w:color="auto" w:sz="4" w:space="0"/>
-        </w:pBdr>
-        <w:ind w:leftChars="0"/>
-        <w:rPr>
-          <w:rFonts w:hint="default"/>
-          <w:lang w:val="en-US"/>
-        </w:rPr>
-      </w:pPr>
-      <w:r>
-        <w:rPr>
-          <w:rFonts w:hint="default"/>
-          <w:lang w:val="en-US"/>
-        </w:rPr>
-        <w:t xml:space="preserve">    ↓</w:t>
-      </w:r>
-    </w:p>
-    <w:p>
-      <w:pPr>
-        <w:numPr>
-          <w:ilvl w:val="0"/>
-          <w:numId w:val="0"/>
-        </w:numPr>
-        <w:pBdr>
-          <w:bottom w:val="single" w:color="auto" w:sz="4" w:space="0"/>
-        </w:pBdr>
-        <w:ind w:leftChars="0"/>
-        <w:rPr>
-          <w:rFonts w:hint="default"/>
-          <w:lang w:val="en-US"/>
-        </w:rPr>
-      </w:pPr>
-      <w:r>
-        <w:rPr>
-          <w:rFonts w:hint="default"/>
-          <w:lang w:val="en-US"/>
-        </w:rPr>
-        <w:t>🔥 Spring Security</w:t>
-      </w:r>
-    </w:p>
-    <w:p>
-      <w:pPr>
-        <w:numPr>
-          <w:ilvl w:val="0"/>
-          <w:numId w:val="0"/>
-        </w:numPr>
-        <w:pBdr>
-          <w:bottom w:val="single" w:color="auto" w:sz="4" w:space="0"/>
-        </w:pBdr>
-        <w:ind w:leftChars="0"/>
-        <w:rPr>
-          <w:rFonts w:hint="default"/>
-          <w:lang w:val="en-US"/>
-        </w:rPr>
-      </w:pPr>
-      <w:r>
-        <w:rPr>
-          <w:rFonts w:hint="default"/>
-          <w:lang w:val="en-US"/>
-        </w:rPr>
-        <w:t xml:space="preserve">    ↓</w:t>
-      </w:r>
-    </w:p>
-    <w:p>
-      <w:pPr>
-        <w:numPr>
-          <w:ilvl w:val="0"/>
-          <w:numId w:val="0"/>
-        </w:numPr>
-        <w:pBdr>
-          <w:bottom w:val="single" w:color="auto" w:sz="4" w:space="0"/>
-        </w:pBdr>
-        <w:ind w:leftChars="0"/>
-        <w:rPr>
-          <w:rFonts w:hint="default"/>
-          <w:lang w:val="en-US"/>
-        </w:rPr>
-      </w:pPr>
-      <w:r>
-        <w:rPr>
-          <w:rFonts w:hint="default"/>
-          <w:lang w:val="en-US"/>
-        </w:rPr>
-        <w:t>🔥 Testing</w:t>
-      </w:r>
-    </w:p>
-    <w:p>
-      <w:pPr>
-        <w:numPr>
-          <w:ilvl w:val="0"/>
-          <w:numId w:val="0"/>
-        </w:numPr>
-        <w:pBdr>
-          <w:bottom w:val="single" w:color="auto" w:sz="4" w:space="0"/>
-        </w:pBdr>
-        <w:ind w:leftChars="0"/>
-        <w:rPr>
-          <w:rFonts w:hint="default"/>
-          <w:lang w:val="en-US"/>
-        </w:rPr>
-      </w:pPr>
-      <w:r>
-        <w:rPr>
-          <w:rFonts w:hint="default"/>
-          <w:lang w:val="en-US"/>
-        </w:rPr>
-        <w:t xml:space="preserve">    ↓</w:t>
-      </w:r>
-    </w:p>
-    <w:p>
-      <w:pPr>
-        <w:numPr>
-          <w:ilvl w:val="0"/>
-          <w:numId w:val="0"/>
-        </w:numPr>
-        <w:pBdr>
-          <w:bottom w:val="single" w:color="auto" w:sz="4" w:space="0"/>
-        </w:pBdr>
-        <w:ind w:leftChars="0"/>
-        <w:rPr>
-          <w:rFonts w:hint="default"/>
-          <w:lang w:val="en-US"/>
-        </w:rPr>
-      </w:pPr>
-      <w:r>
-        <w:rPr>
-          <w:rFonts w:hint="default"/>
-          <w:lang w:val="en-US"/>
-        </w:rPr>
-        <w:t>Dockerize Spring Boot + PostgreSQL</w:t>
-      </w:r>
-    </w:p>
-    <w:p>
-      <w:pPr>
-        <w:numPr>
-          <w:ilvl w:val="0"/>
-          <w:numId w:val="0"/>
-        </w:numPr>
-        <w:pBdr>
-          <w:bottom w:val="single" w:color="auto" w:sz="4" w:space="0"/>
-        </w:pBdr>
-        <w:ind w:leftChars="0"/>
-        <w:rPr>
-          <w:rFonts w:hint="default"/>
-          <w:lang w:val="en-US"/>
-        </w:rPr>
-      </w:pPr>
-      <w:r>
-        <w:rPr>
-          <w:rFonts w:hint="default"/>
-          <w:lang w:val="en-US"/>
-        </w:rPr>
-        <w:t xml:space="preserve">    ↓</w:t>
-      </w:r>
-    </w:p>
-    <w:p>
-      <w:pPr>
-        <w:numPr>
-          <w:ilvl w:val="0"/>
-          <w:numId w:val="0"/>
-        </w:numPr>
-        <w:pBdr>
-          <w:bottom w:val="single" w:color="auto" w:sz="4" w:space="0"/>
-        </w:pBdr>
-        <w:ind w:leftChars="0"/>
-        <w:rPr>
-          <w:rFonts w:hint="default"/>
-          <w:lang w:val="en-US"/>
-        </w:rPr>
-      </w:pPr>
-      <w:r>
-        <w:rPr>
-          <w:rFonts w:hint="default"/>
-          <w:lang w:val="en-US"/>
-        </w:rPr>
-        <w:t>Deployment</w:t>
-      </w:r>
-    </w:p>
-    <w:p>
-      <w:pPr>
-        <w:numPr>
-          <w:ilvl w:val="0"/>
-          <w:numId w:val="0"/>
-        </w:numPr>
-        <w:pBdr>
-          <w:bottom w:val="single" w:color="auto" w:sz="4" w:space="0"/>
-        </w:pBdr>
-        <w:ind w:leftChars="0"/>
-        <w:rPr>
-          <w:rFonts w:hint="default"/>
-          <w:lang w:val="en-US"/>
-        </w:rPr>
-      </w:pPr>
-    </w:p>
-    <w:p>
-      <w:pPr>
-        <w:numPr>
-          <w:ilvl w:val="0"/>
-          <w:numId w:val="0"/>
-        </w:numPr>
-        <w:pBdr>
-          <w:bottom w:val="single" w:color="auto" w:sz="4" w:space="0"/>
-        </w:pBdr>
-        <w:ind w:leftChars="0"/>
-        <w:rPr>
-          <w:rFonts w:hint="default"/>
-          <w:lang w:val="en-US"/>
-        </w:rPr>
-      </w:pPr>
-    </w:p>
-    <w:p>
-      <w:pPr>
-        <w:numPr>
-          <w:ilvl w:val="0"/>
-          <w:numId w:val="4"/>
-        </w:numPr>
-        <w:rPr>
-          <w:rFonts w:hint="default"/>
-          <w:lang w:val="en-US"/>
-        </w:rPr>
-      </w:pPr>
-      <w:r>
-        <w:rPr>
-          <w:rFonts w:hint="default"/>
-          <w:lang w:val="en-US"/>
-        </w:rPr>
-        <w:t>Collect an English video, listen to it once</w:t>
-      </w:r>
-    </w:p>
-    <w:p>
-      <w:pPr>
-        <w:numPr>
-          <w:ilvl w:val="0"/>
-          <w:numId w:val="4"/>
-        </w:numPr>
-        <w:rPr>
-          <w:rFonts w:hint="default"/>
-          <w:lang w:val="en-US"/>
-        </w:rPr>
-      </w:pPr>
-      <w:r>
-        <w:rPr>
-          <w:rFonts w:hint="default"/>
-          <w:lang w:val="en-US"/>
-        </w:rPr>
-        <w:t>After that, ask NotebookLM to extract all sentences from this video</w:t>
-      </w:r>
-    </w:p>
-    <w:p>
-      <w:pPr>
-        <w:numPr>
-          <w:ilvl w:val="0"/>
-          <w:numId w:val="4"/>
-        </w:numPr>
-        <w:rPr>
-          <w:rFonts w:hint="default"/>
-          <w:lang w:val="en-US"/>
-        </w:rPr>
-      </w:pPr>
-      <w:r>
-        <w:rPr>
-          <w:rFonts w:hint="default"/>
-          <w:lang w:val="en-US"/>
-        </w:rPr>
-        <w:t>Carefully read the transcript</w:t>
-      </w:r>
-    </w:p>
-    <w:p>
-      <w:pPr>
-        <w:numPr>
-          <w:ilvl w:val="0"/>
-          <w:numId w:val="4"/>
-        </w:numPr>
-        <w:rPr>
-          <w:rFonts w:hint="default"/>
-          <w:lang w:val="en-US"/>
-        </w:rPr>
-      </w:pPr>
-      <w:r>
-        <w:rPr>
-          <w:rFonts w:hint="default"/>
-          <w:lang w:val="en-US"/>
-        </w:rPr>
-        <w:t>Then, ask an AI model to analyze grammars in this transcript. And give many examples of these grammars so I can practice and remember them better</w:t>
-      </w:r>
-    </w:p>
-    <w:p>
-      <w:pPr>
-        <w:numPr>
-          <w:ilvl w:val="0"/>
-          <w:numId w:val="4"/>
-        </w:numPr>
-        <w:rPr>
-          <w:rFonts w:hint="default"/>
-          <w:lang w:val="en-US"/>
-        </w:rPr>
-      </w:pPr>
-      <w:r>
-        <w:rPr>
-          <w:rFonts w:hint="default"/>
-          <w:lang w:val="en-US"/>
-        </w:rPr>
-        <w:t>Listen the video again, about 3-4 times to be familiar with vocab and grammars</w:t>
-      </w:r>
-    </w:p>
-    <w:p>
-      <w:pPr>
-        <w:numPr>
-          <w:ilvl w:val="0"/>
-          <w:numId w:val="0"/>
-        </w:numPr>
-        <w:pBdr>
-          <w:bottom w:val="single" w:color="auto" w:sz="4" w:space="0"/>
-        </w:pBdr>
-        <w:ind w:leftChars="0"/>
-      </w:pPr>
-    </w:p>
-    <w:p>
-      <w:pPr>
-        <w:numPr>
-          <w:ilvl w:val="0"/>
-          <w:numId w:val="0"/>
-        </w:numPr>
-        <w:pBdr>
-          <w:bottom w:val="single" w:color="auto" w:sz="4" w:space="0"/>
-        </w:pBdr>
-        <w:ind w:leftChars="0"/>
-      </w:pPr>
-    </w:p>
-    <w:p>
-      <w:pPr>
-        <w:numPr>
-          <w:ilvl w:val="0"/>
-          <w:numId w:val="0"/>
-        </w:numPr>
-        <w:pBdr>
-          <w:bottom w:val="single" w:color="auto" w:sz="4" w:space="0"/>
-        </w:pBdr>
-        <w:ind w:leftChars="0"/>
-        <w:rPr>
-          <w:rFonts w:hint="default"/>
-        </w:rPr>
-      </w:pPr>
-      <w:r>
-        <w:rPr>
-          <w:rFonts w:hint="default"/>
-        </w:rPr>
-        <w:fldChar w:fldCharType="begin"/>
-      </w:r>
-      <w:r>
-        <w:rPr>
-          <w:rFonts w:hint="default"/>
-        </w:rPr>
-        <w:instrText xml:space="preserve"> HYPERLINK "https://ttsmaker.com/?utm_source=chatgpt.com&amp;fbclid=IwY2xjawTcfq1wZG9mBWV4dG4DYWVtAjEwAGJyaWQRMVBkMVE3U09vSXBOc0c5U2JzcnRjBmFwcF9pZBAyMjIwMzkxNzg4MjAwODkyAAEeViy194utUHv9HkcpHD8ReMUBhVkBXZf32-NeXvBTNM3FpDi__-mytG4Om9s_aem_MDG1qQkXLADiS6FsLVU5pw" </w:instrText>
-      </w:r>
-      <w:r>
-        <w:rPr>
-          <w:rFonts w:hint="default"/>
-        </w:rPr>
-        <w:fldChar w:fldCharType="separate"/>
-      </w:r>
-      <w:r>
-        <w:rPr>
-          <w:rStyle w:val="4"/>
-          <w:rFonts w:hint="default"/>
-        </w:rPr>
-        <w:t>https://ttsmaker.com/?utm_source=chatgpt.com&amp;fbclid=IwY2xjawTcfq1wZG9mBWV4dG4DYWVtAjEwAGJyaWQRMVBkMVE3U09vSXBOc0c5U2JzcnRjBmFwcF9pZBAyMjIwMzkxNzg4MjAwODkyAAEeViy194utUHv9HkcpHD8ReMUBhVkBXZf32-NeXvBTNM3FpDi__-mytG4Om9s_aem_MDG1qQkXLADiS6FsLVU5pw</w:t>
-      </w:r>
-      <w:r>
-        <w:rPr>
-          <w:rFonts w:hint="default"/>
-        </w:rPr>
-        <w:fldChar w:fldCharType="end"/>
-      </w:r>
-    </w:p>
-    <w:p>
-      <w:pPr>
-        <w:numPr>
-          <w:ilvl w:val="0"/>
-          <w:numId w:val="0"/>
-        </w:numPr>
-        <w:pBdr>
-          <w:bottom w:val="single" w:color="auto" w:sz="4" w:space="0"/>
-        </w:pBdr>
-        <w:ind w:leftChars="0"/>
-        <w:rPr>
-          <w:rFonts w:hint="default"/>
-        </w:rPr>
-      </w:pPr>
-    </w:p>
-    <w:p>
-      <w:pPr>
-        <w:numPr>
-          <w:ilvl w:val="0"/>
-          <w:numId w:val="0"/>
-        </w:numPr>
-        <w:pBdr>
-          <w:bottom w:val="single" w:color="auto" w:sz="4" w:space="0"/>
-        </w:pBdr>
-        <w:ind w:leftChars="0"/>
-        <w:rPr>
-          <w:rFonts w:hint="default"/>
-        </w:rPr>
-      </w:pPr>
-      <w:r>
-        <w:rPr>
-          <w:rFonts w:hint="default"/>
-        </w:rPr>
-        <w:fldChar w:fldCharType="begin"/>
-      </w:r>
-      <w:r>
-        <w:rPr>
-          <w:rFonts w:hint="default"/>
-        </w:rPr>
-        <w:instrText xml:space="preserve"> HYPERLINK "https://audio-joiner.com/vi/#google_vignette" </w:instrText>
-      </w:r>
-      <w:r>
-        <w:rPr>
-          <w:rFonts w:hint="default"/>
-        </w:rPr>
-        <w:fldChar w:fldCharType="separate"/>
-      </w:r>
-      <w:r>
-        <w:rPr>
-          <w:rStyle w:val="4"/>
-          <w:rFonts w:hint="default"/>
-        </w:rPr>
-        <w:t>https://audio-joiner.com/vi/#google_vignette</w:t>
-      </w:r>
-      <w:r>
-        <w:rPr>
-          <w:rFonts w:hint="default"/>
-        </w:rPr>
-        <w:fldChar w:fldCharType="end"/>
-      </w:r>
-    </w:p>
-    <w:p>
-      <w:pPr>
-        <w:numPr>
-          <w:ilvl w:val="0"/>
-          <w:numId w:val="0"/>
-        </w:numPr>
-        <w:pBdr>
-          <w:bottom w:val="single" w:color="auto" w:sz="4" w:space="0"/>
-        </w:pBdr>
-        <w:ind w:leftChars="0"/>
-        <w:rPr>
-          <w:rFonts w:hint="default"/>
-        </w:rPr>
-      </w:pPr>
-    </w:p>
-    <w:p>
-      <w:pPr>
-        <w:numPr>
-          <w:ilvl w:val="0"/>
-          <w:numId w:val="0"/>
-        </w:numPr>
-        <w:pBdr>
-          <w:bottom w:val="single" w:color="auto" w:sz="4" w:space="0"/>
-        </w:pBdr>
-        <w:ind w:leftChars="0"/>
-        <w:rPr>
-          <w:rFonts w:hint="default"/>
-        </w:rPr>
-      </w:pPr>
-    </w:p>
-    <w:p>
-      <w:pPr>
-        <w:numPr>
-          <w:ilvl w:val="0"/>
-          <w:numId w:val="0"/>
-        </w:numPr>
-        <w:pBdr>
-          <w:bottom w:val="single" w:color="auto" w:sz="4" w:space="0"/>
-        </w:pBdr>
-        <w:ind w:leftChars="0"/>
-        <w:rPr>
-          <w:rFonts w:hint="default"/>
-        </w:rPr>
-      </w:pPr>
-    </w:p>
-    <w:p>
-      <w:pPr>
-        <w:numPr>
-          <w:ilvl w:val="0"/>
-          <w:numId w:val="0"/>
-        </w:numPr>
-        <w:pBdr>
-          <w:bottom w:val="single" w:color="auto" w:sz="4" w:space="0"/>
-        </w:pBdr>
-        <w:ind w:leftChars="0"/>
-        <w:rPr>
-          <w:rFonts w:hint="default"/>
-        </w:rPr>
-      </w:pPr>
-    </w:p>
-    <w:p>
-      <w:pPr>
-        <w:numPr>
-          <w:ilvl w:val="0"/>
-          <w:numId w:val="0"/>
-        </w:numPr>
-        <w:pBdr>
-          <w:bottom w:val="single" w:color="auto" w:sz="4" w:space="0"/>
-        </w:pBdr>
-        <w:ind w:leftChars="0"/>
-        <w:rPr>
-          <w:rFonts w:hint="default"/>
-        </w:rPr>
-      </w:pPr>
-    </w:p>
-    <w:p>
-      <w:pPr>
-        <w:numPr>
-          <w:ilvl w:val="0"/>
-          <w:numId w:val="0"/>
-        </w:numPr>
-        <w:pBdr>
-          <w:bottom w:val="single" w:color="auto" w:sz="4" w:space="0"/>
-        </w:pBdr>
-        <w:ind w:leftChars="0"/>
-        <w:rPr>
-          <w:rFonts w:hint="default"/>
-        </w:rPr>
-      </w:pPr>
-    </w:p>
-    <w:p>
-      <w:pPr>
-        <w:numPr>
-          <w:ilvl w:val="0"/>
-          <w:numId w:val="0"/>
-        </w:numPr>
-        <w:pBdr>
-          <w:bottom w:val="single" w:color="auto" w:sz="4" w:space="0"/>
-        </w:pBdr>
-        <w:ind w:leftChars="0"/>
-        <w:rPr>
-          <w:rFonts w:hint="default"/>
-        </w:rPr>
-      </w:pPr>
-    </w:p>
-    <w:p>
-      <w:pPr>
-        <w:numPr>
-          <w:ilvl w:val="0"/>
-          <w:numId w:val="0"/>
-        </w:numPr>
-        <w:pBdr>
-          <w:bottom w:val="single" w:color="auto" w:sz="4" w:space="0"/>
-        </w:pBdr>
-        <w:ind w:leftChars="0"/>
-        <w:rPr>
-          <w:rFonts w:hint="default"/>
-        </w:rPr>
-      </w:pPr>
-    </w:p>
-    <w:p>
-      <w:pPr>
-        <w:numPr>
-          <w:ilvl w:val="0"/>
-          <w:numId w:val="0"/>
-        </w:numPr>
-        <w:pBdr>
-          <w:bottom w:val="single" w:color="auto" w:sz="4" w:space="0"/>
-        </w:pBdr>
-        <w:ind w:leftChars="0"/>
-        <w:rPr>
-          <w:rFonts w:hint="default"/>
-        </w:rPr>
-      </w:pPr>
-    </w:p>
-    <w:p>
-      <w:pPr>
-        <w:numPr>
-          <w:ilvl w:val="0"/>
-          <w:numId w:val="0"/>
-        </w:numPr>
-        <w:pBdr>
-          <w:bottom w:val="single" w:color="auto" w:sz="4" w:space="0"/>
-        </w:pBdr>
-        <w:ind w:leftChars="0"/>
-        <w:rPr>
-          <w:rFonts w:hint="default"/>
-        </w:rPr>
-      </w:pPr>
-    </w:p>
-    <w:p>
-      <w:pPr>
-        <w:numPr>
-          <w:ilvl w:val="0"/>
-          <w:numId w:val="0"/>
-        </w:numPr>
-        <w:pBdr>
-          <w:bottom w:val="single" w:color="auto" w:sz="4" w:space="0"/>
-        </w:pBdr>
-        <w:ind w:leftChars="0"/>
-        <w:rPr>
-          <w:rFonts w:hint="default"/>
-        </w:rPr>
-      </w:pPr>
-    </w:p>
-    <w:p>
-      <w:pPr>
-        <w:numPr>
-          <w:ilvl w:val="0"/>
-          <w:numId w:val="0"/>
-        </w:numPr>
-        <w:pBdr>
-          <w:bottom w:val="single" w:color="auto" w:sz="4" w:space="0"/>
-        </w:pBdr>
-        <w:ind w:leftChars="0"/>
-        <w:rPr>
-          <w:rFonts w:hint="default"/>
-        </w:rPr>
-      </w:pPr>
-    </w:p>
-    <w:p>
-      <w:pPr>
-        <w:numPr>
-          <w:ilvl w:val="0"/>
-          <w:numId w:val="0"/>
-        </w:numPr>
-        <w:pBdr>
-          <w:bottom w:val="single" w:color="auto" w:sz="4" w:space="0"/>
-        </w:pBdr>
-        <w:ind w:leftChars="0"/>
-        <w:rPr>
-          <w:rFonts w:hint="default"/>
-        </w:rPr>
-      </w:pPr>
-    </w:p>
-    <w:p>
-      <w:pPr>
-        <w:numPr>
-          <w:ilvl w:val="0"/>
-          <w:numId w:val="0"/>
-        </w:numPr>
-        <w:pBdr>
-          <w:bottom w:val="single" w:color="auto" w:sz="4" w:space="0"/>
-        </w:pBdr>
-        <w:ind w:leftChars="0"/>
-        <w:rPr>
-          <w:rFonts w:hint="default"/>
-        </w:rPr>
-      </w:pPr>
-    </w:p>
-    <w:p>
-      <w:pPr>
-        <w:numPr>
-          <w:ilvl w:val="0"/>
-          <w:numId w:val="5"/>
-        </w:numPr>
-        <w:pBdr>
-          <w:bottom w:val="single" w:color="auto" w:sz="4" w:space="0"/>
-        </w:pBdr>
-        <w:ind w:leftChars="0"/>
-        <w:rPr>
-          <w:rFonts w:hint="default"/>
-          <w:color w:val="FF0000"/>
-          <w:lang w:val="en-US"/>
-        </w:rPr>
-      </w:pPr>
-      <w:r>
-        <w:rPr>
-          <w:rFonts w:hint="default"/>
-          <w:color w:val="FF0000"/>
-          <w:lang w:val="en-US"/>
-        </w:rPr>
-        <w:t>Software/Tool  helps to test whether a software has any bugs?</w:t>
-      </w:r>
-    </w:p>
-    <w:p>
-      <w:pPr>
-        <w:numPr>
-          <w:ilvl w:val="0"/>
-          <w:numId w:val="0"/>
-        </w:numPr>
-        <w:pBdr>
-          <w:bottom w:val="single" w:color="auto" w:sz="4" w:space="0"/>
-        </w:pBdr>
-        <w:ind w:leftChars="0"/>
-      </w:pPr>
-    </w:p>
-    <w:p>
-      <w:pPr>
-        <w:numPr>
-          <w:ilvl w:val="0"/>
-          <w:numId w:val="0"/>
-        </w:numPr>
-        <w:pBdr>
-          <w:bottom w:val="none" w:color="auto" w:sz="0" w:space="0"/>
-        </w:pBdr>
-        <w:ind w:leftChars="0"/>
-      </w:pPr>
-    </w:p>
-    <w:p>
-      <w:pPr>
-        <w:numPr>
-          <w:ilvl w:val="0"/>
-          <w:numId w:val="6"/>
+          <w:numId w:val="7"/>
         </w:numPr>
         <w:pBdr>
           <w:bottom w:val="single" w:color="auto" w:sz="4" w:space="0"/>
@@ -15270,7 +15443,7 @@
       <w:pPr>
         <w:numPr>
           <w:ilvl w:val="0"/>
-          <w:numId w:val="6"/>
+          <w:numId w:val="7"/>
         </w:numPr>
         <w:pBdr>
           <w:bottom w:val="single" w:color="auto" w:sz="4" w:space="0"/>
@@ -16352,7 +16525,7 @@
       <w:pPr>
         <w:numPr>
           <w:ilvl w:val="0"/>
-          <w:numId w:val="7"/>
+          <w:numId w:val="8"/>
         </w:numPr>
         <w:ind w:leftChars="0"/>
         <w:rPr>
@@ -16372,7 +16545,7 @@
       <w:pPr>
         <w:numPr>
           <w:ilvl w:val="0"/>
-          <w:numId w:val="7"/>
+          <w:numId w:val="8"/>
         </w:numPr>
         <w:ind w:leftChars="0"/>
         <w:rPr>
@@ -16998,7 +17171,7 @@
       <w:pPr>
         <w:numPr>
           <w:ilvl w:val="0"/>
-          <w:numId w:val="8"/>
+          <w:numId w:val="9"/>
         </w:numPr>
         <w:rPr>
           <w:rFonts w:hint="default"/>
@@ -17017,7 +17190,7 @@
       <w:pPr>
         <w:numPr>
           <w:ilvl w:val="0"/>
-          <w:numId w:val="8"/>
+          <w:numId w:val="9"/>
         </w:numPr>
         <w:rPr>
           <w:rFonts w:hint="default"/>
@@ -17065,7 +17238,7 @@
       <w:pPr>
         <w:numPr>
           <w:ilvl w:val="0"/>
-          <w:numId w:val="8"/>
+          <w:numId w:val="9"/>
         </w:numPr>
         <w:rPr>
           <w:rFonts w:hint="default"/>
@@ -17084,7 +17257,7 @@
       <w:pPr>
         <w:numPr>
           <w:ilvl w:val="0"/>
-          <w:numId w:val="8"/>
+          <w:numId w:val="9"/>
         </w:numPr>
         <w:rPr>
           <w:rFonts w:hint="default"/>
@@ -17145,7 +17318,7 @@
         <w:widowControl/>
         <w:numPr>
           <w:ilvl w:val="0"/>
-          <w:numId w:val="9"/>
+          <w:numId w:val="10"/>
         </w:numPr>
         <w:suppressLineNumbers w:val="0"/>
         <w:spacing w:before="0" w:beforeAutospacing="1" w:after="0" w:afterAutospacing="1"/>
@@ -17162,7 +17335,7 @@
         <w:widowControl/>
         <w:numPr>
           <w:ilvl w:val="0"/>
-          <w:numId w:val="9"/>
+          <w:numId w:val="10"/>
         </w:numPr>
         <w:suppressLineNumbers w:val="0"/>
         <w:spacing w:before="0" w:beforeAutospacing="1" w:after="0" w:afterAutospacing="1"/>
@@ -17171,6 +17344,138 @@
       <w:r>
         <w:t>Create another .md file containing a simple exercise on this topic so that I can review and practice my knowledge (format is similar to the DataSource_Connection_Pool_Exercise.md file..)</w:t>
       </w:r>
+    </w:p>
+    <w:p>
+      <w:pPr>
+        <w:keepNext w:val="0"/>
+        <w:keepLines w:val="0"/>
+        <w:widowControl/>
+        <w:numPr>
+          <w:ilvl w:val="0"/>
+          <w:numId w:val="0"/>
+        </w:numPr>
+        <w:suppressLineNumbers w:val="0"/>
+        <w:pBdr>
+          <w:bottom w:val="single" w:color="auto" w:sz="4" w:space="0"/>
+        </w:pBdr>
+        <w:tabs>
+          <w:tab w:val="left" w:pos="720"/>
+        </w:tabs>
+        <w:spacing w:before="0" w:beforeAutospacing="1" w:after="0" w:afterAutospacing="1"/>
+      </w:pPr>
+    </w:p>
+    <w:p>
+      <w:pPr>
+        <w:keepNext w:val="0"/>
+        <w:keepLines w:val="0"/>
+        <w:widowControl/>
+        <w:numPr>
+          <w:ilvl w:val="0"/>
+          <w:numId w:val="0"/>
+        </w:numPr>
+        <w:suppressLineNumbers w:val="0"/>
+        <w:tabs>
+          <w:tab w:val="left" w:pos="720"/>
+        </w:tabs>
+        <w:spacing w:before="0" w:beforeAutospacing="1" w:after="0" w:afterAutospacing="1"/>
+        <w:rPr>
+          <w:rFonts w:hint="default"/>
+          <w:lang w:val="en-US"/>
+        </w:rPr>
+      </w:pPr>
+    </w:p>
+    <w:p>
+      <w:pPr>
+        <w:keepNext w:val="0"/>
+        <w:keepLines w:val="0"/>
+        <w:widowControl/>
+        <w:numPr>
+          <w:ilvl w:val="0"/>
+          <w:numId w:val="0"/>
+        </w:numPr>
+        <w:suppressLineNumbers w:val="0"/>
+        <w:tabs>
+          <w:tab w:val="left" w:pos="720"/>
+        </w:tabs>
+        <w:spacing w:before="0" w:beforeAutospacing="1" w:after="0" w:afterAutospacing="1"/>
+        <w:rPr>
+          <w:rFonts w:ascii="SimSun" w:hAnsi="SimSun" w:eastAsia="SimSun" w:cs="SimSun"/>
+          <w:sz w:val="24"/>
+          <w:szCs w:val="24"/>
+        </w:rPr>
+      </w:pPr>
+      <w:r>
+        <w:rPr>
+          <w:rFonts w:ascii="SimSun" w:hAnsi="SimSun" w:eastAsia="SimSun" w:cs="SimSun"/>
+          <w:sz w:val="24"/>
+          <w:szCs w:val="24"/>
+        </w:rPr>
+        <w:t>ok, I have already finished learning Validation and Global Exception Handling. Now provide me with a prompt asking an AI model to: 1. create a .md file containing all essential, crucial and main Spring Data JPA + Hibernate concepts (ask the AI model to reference all topics I learned before such as Spring core, Connection pool if necessary..) 2. Create another .md file containing a simple exercise on this topic so that I can review and practice my knowledge (format is similar to the DataSource_Connection_Pool_Exercise.md file. And reuse the project "book-catalog-api" in the directory "Validation" (this is the project I reuse for Validation and Global Exception Handling from REST API )</w:t>
+      </w:r>
+    </w:p>
+    <w:p>
+      <w:pPr>
+        <w:keepNext w:val="0"/>
+        <w:keepLines w:val="0"/>
+        <w:widowControl/>
+        <w:numPr>
+          <w:ilvl w:val="0"/>
+          <w:numId w:val="0"/>
+        </w:numPr>
+        <w:suppressLineNumbers w:val="0"/>
+        <w:tabs>
+          <w:tab w:val="left" w:pos="720"/>
+        </w:tabs>
+        <w:spacing w:before="0" w:beforeAutospacing="1" w:after="0" w:afterAutospacing="1"/>
+        <w:rPr>
+          <w:rFonts w:ascii="SimSun" w:hAnsi="SimSun" w:eastAsia="SimSun" w:cs="SimSun"/>
+          <w:sz w:val="24"/>
+          <w:szCs w:val="24"/>
+        </w:rPr>
+      </w:pPr>
+    </w:p>
+    <w:p>
+      <w:pPr>
+        <w:keepNext w:val="0"/>
+        <w:keepLines w:val="0"/>
+        <w:widowControl/>
+        <w:numPr>
+          <w:ilvl w:val="0"/>
+          <w:numId w:val="0"/>
+        </w:numPr>
+        <w:suppressLineNumbers w:val="0"/>
+        <w:tabs>
+          <w:tab w:val="left" w:pos="720"/>
+        </w:tabs>
+        <w:spacing w:before="0" w:beforeAutospacing="1" w:after="0" w:afterAutospacing="1"/>
+        <w:rPr>
+          <w:rFonts w:ascii="SimSun" w:hAnsi="SimSun" w:eastAsia="SimSun" w:cs="SimSun"/>
+          <w:sz w:val="24"/>
+          <w:szCs w:val="24"/>
+        </w:rPr>
+      </w:pPr>
+    </w:p>
+    <w:p>
+      <w:pPr>
+        <w:keepNext w:val="0"/>
+        <w:keepLines w:val="0"/>
+        <w:widowControl/>
+        <w:numPr>
+          <w:ilvl w:val="0"/>
+          <w:numId w:val="0"/>
+        </w:numPr>
+        <w:suppressLineNumbers w:val="0"/>
+        <w:tabs>
+          <w:tab w:val="left" w:pos="720"/>
+        </w:tabs>
+        <w:spacing w:before="0" w:beforeAutospacing="1" w:after="0" w:afterAutospacing="1"/>
+        <w:rPr>
+          <w:rFonts w:hint="default" w:ascii="SimSun" w:hAnsi="SimSun" w:eastAsia="SimSun" w:cs="SimSun"/>
+          <w:sz w:val="24"/>
+          <w:szCs w:val="24"/>
+          <w:lang w:val="en-US"/>
+        </w:rPr>
+      </w:pPr>
     </w:p>
     <w:p>
       <w:pPr>
@@ -17418,6 +17723,18 @@
     </w:lvl>
   </w:abstractNum>
   <w:abstractNum w:abstractNumId="7">
+    <w:nsid w:val="294FC6F3"/>
+    <w:multiLevelType w:val="singleLevel"/>
+    <w:tmpl w:val="294FC6F3"/>
+    <w:lvl w:ilvl="0" w:tentative="0">
+      <w:start w:val="1"/>
+      <w:numFmt w:val="decimal"/>
+      <w:suff w:val="space"/>
+      <w:lvlText w:val="%1."/>
+      <w:lvlJc w:val="left"/>
+    </w:lvl>
+  </w:abstractNum>
+  <w:abstractNum w:abstractNumId="8">
     <w:nsid w:val="62496907"/>
     <w:multiLevelType w:val="singleLevel"/>
     <w:tmpl w:val="62496907"/>
@@ -17429,7 +17746,7 @@
       <w:lvlJc w:val="left"/>
     </w:lvl>
   </w:abstractNum>
-  <w:abstractNum w:abstractNumId="8">
+  <w:abstractNum w:abstractNumId="9">
     <w:nsid w:val="7E3DC0C5"/>
     <w:multiLevelType w:val="singleLevel"/>
     <w:tmpl w:val="7E3DC0C5"/>
@@ -17448,24 +17765,27 @@
     <w:abstractNumId w:val="4"/>
   </w:num>
   <w:num w:numId="3">
+    <w:abstractNumId w:val="8"/>
+  </w:num>
+  <w:num w:numId="4">
     <w:abstractNumId w:val="7"/>
   </w:num>
-  <w:num w:numId="4">
+  <w:num w:numId="5">
     <w:abstractNumId w:val="0"/>
   </w:num>
-  <w:num w:numId="5">
-    <w:abstractNumId w:val="8"/>
+  <w:num w:numId="6">
+    <w:abstractNumId w:val="9"/>
   </w:num>
-  <w:num w:numId="6">
+  <w:num w:numId="7">
     <w:abstractNumId w:val="5"/>
   </w:num>
-  <w:num w:numId="7">
+  <w:num w:numId="8">
     <w:abstractNumId w:val="6"/>
   </w:num>
-  <w:num w:numId="8">
+  <w:num w:numId="9">
     <w:abstractNumId w:val="3"/>
   </w:num>
-  <w:num w:numId="9">
+  <w:num w:numId="10">
     <w:abstractNumId w:val="2"/>
   </w:num>
 </w:numbering>
@@ -17574,7 +17894,7 @@
     <w:lsdException w:unhideWhenUsed="0" w:uiPriority="0" w:semiHidden="0" w:name="Document Map"/>
     <w:lsdException w:unhideWhenUsed="0" w:uiPriority="0" w:semiHidden="0" w:name="Plain Text"/>
     <w:lsdException w:unhideWhenUsed="0" w:uiPriority="0" w:semiHidden="0" w:name="E-mail Signature"/>
-    <w:lsdException w:unhideWhenUsed="0" w:uiPriority="0" w:semiHidden="0" w:name="Normal (Web)"/>
+    <w:lsdException w:qFormat="1" w:unhideWhenUsed="0" w:uiPriority="0" w:semiHidden="0" w:name="Normal (Web)"/>
     <w:lsdException w:unhideWhenUsed="0" w:uiPriority="0" w:semiHidden="0" w:name="HTML Acronym"/>
     <w:lsdException w:unhideWhenUsed="0" w:uiPriority="0" w:semiHidden="0" w:name="HTML Address"/>
     <w:lsdException w:unhideWhenUsed="0" w:uiPriority="0" w:semiHidden="0" w:name="HTML Cite"/>
@@ -17772,6 +18092,7 @@
   </w:style>
   <w:style w:type="paragraph" w:styleId="5">
     <w:name w:val="Normal (Web)"/>
+    <w:qFormat/>
     <w:uiPriority w:val="0"/>
     <w:pPr>
       <w:spacing w:before="0" w:beforeAutospacing="1" w:after="0" w:afterAutospacing="1"/>
@@ -17779,6 +18100,7 @@
       <w:jc w:val="left"/>
     </w:pPr>
     <w:rPr>
+      <w:rFonts w:ascii="Times New Roman" w:hAnsi="Times New Roman" w:eastAsia="SimSun" w:cs="Times New Roman"/>
       <w:kern w:val="0"/>
       <w:sz w:val="24"/>
       <w:szCs w:val="24"/>

--- a/Vocab_3.docx
+++ b/Vocab_3.docx
@@ -14317,6 +14317,8 @@
         </w:rPr>
         <w:t>🔥 Spring Core</w:t>
       </w:r>
+      <w:bookmarkStart w:id="0" w:name="_GoBack"/>
+      <w:bookmarkEnd w:id="0"/>
     </w:p>
     <w:p>
       <w:pPr>
@@ -14497,14 +14499,14 @@
         <w:ind w:leftChars="0"/>
         <w:rPr>
           <w:rFonts w:hint="default"/>
-          <w:color w:val="0070C0"/>
-          <w:lang w:val="en-US"/>
-        </w:rPr>
-      </w:pPr>
-      <w:r>
-        <w:rPr>
-          <w:rFonts w:hint="default"/>
-          <w:color w:val="0070C0"/>
+          <w:color w:val="00B050"/>
+          <w:lang w:val="en-US"/>
+        </w:rPr>
+      </w:pPr>
+      <w:r>
+        <w:rPr>
+          <w:rFonts w:hint="default"/>
+          <w:color w:val="00B050"/>
           <w:lang w:val="en-US"/>
         </w:rPr>
         <w:t xml:space="preserve">🔥 Spring Data JPA + Hibernate </w:t>
@@ -14589,27 +14591,27 @@
         </w:rPr>
         <w:t xml:space="preserve"> (Tools)</w:t>
       </w:r>
-      <w:bookmarkStart w:id="0" w:name="_GoBack"/>
-      <w:bookmarkEnd w:id="0"/>
-    </w:p>
-    <w:p>
-      <w:pPr>
-        <w:numPr>
-          <w:ilvl w:val="0"/>
-          <w:numId w:val="0"/>
-        </w:numPr>
-        <w:pBdr>
-          <w:bottom w:val="single" w:color="auto" w:sz="4" w:space="0"/>
-        </w:pBdr>
-        <w:ind w:leftChars="0"/>
-        <w:rPr>
-          <w:rFonts w:hint="default"/>
-          <w:lang w:val="en-US"/>
-        </w:rPr>
-      </w:pPr>
-      <w:r>
-        <w:rPr>
-          <w:rFonts w:hint="default"/>
+    </w:p>
+    <w:p>
+      <w:pPr>
+        <w:numPr>
+          <w:ilvl w:val="0"/>
+          <w:numId w:val="0"/>
+        </w:numPr>
+        <w:pBdr>
+          <w:bottom w:val="single" w:color="auto" w:sz="4" w:space="0"/>
+        </w:pBdr>
+        <w:ind w:leftChars="0"/>
+        <w:rPr>
+          <w:rFonts w:hint="default"/>
+          <w:color w:val="0070C0"/>
+          <w:lang w:val="en-US"/>
+        </w:rPr>
+      </w:pPr>
+      <w:r>
+        <w:rPr>
+          <w:rFonts w:hint="default"/>
+          <w:color w:val="0070C0"/>
           <w:lang w:val="en-US"/>
         </w:rPr>
         <w:t>Spring Transactions deeper</w:t>

--- a/Vocab_3.docx
+++ b/Vocab_3.docx
@@ -14109,14 +14109,14 @@
         <w:ind w:leftChars="0"/>
         <w:rPr>
           <w:rFonts w:hint="default"/>
-          <w:color w:val="00B050"/>
-          <w:lang w:val="en-US"/>
-        </w:rPr>
-      </w:pPr>
-      <w:r>
-        <w:rPr>
-          <w:rFonts w:hint="default"/>
-          <w:color w:val="00B050"/>
+          <w:color w:val="0070C0"/>
+          <w:lang w:val="en-US"/>
+        </w:rPr>
+      </w:pPr>
+      <w:r>
+        <w:rPr>
+          <w:rFonts w:hint="default"/>
+          <w:color w:val="0070C0"/>
           <w:lang w:val="en-US"/>
         </w:rPr>
         <w:t>Maven / Gradle ✅</w:t>
@@ -14134,14 +14134,14 @@
         <w:ind w:leftChars="0"/>
         <w:rPr>
           <w:rFonts w:hint="default"/>
-          <w:color w:val="00B050"/>
-          <w:lang w:val="en-US"/>
-        </w:rPr>
-      </w:pPr>
-      <w:r>
-        <w:rPr>
-          <w:rFonts w:hint="default"/>
-          <w:color w:val="00B050"/>
+          <w:color w:val="0070C0"/>
+          <w:lang w:val="en-US"/>
+        </w:rPr>
+      </w:pPr>
+      <w:r>
+        <w:rPr>
+          <w:rFonts w:hint="default"/>
+          <w:color w:val="0070C0"/>
           <w:lang w:val="en-US"/>
         </w:rPr>
         <w:t xml:space="preserve">    ↓</w:t>
@@ -14159,14 +14159,14 @@
         <w:ind w:leftChars="0"/>
         <w:rPr>
           <w:rFonts w:hint="default"/>
-          <w:color w:val="00B050"/>
-          <w:lang w:val="en-US"/>
-        </w:rPr>
-      </w:pPr>
-      <w:r>
-        <w:rPr>
-          <w:rFonts w:hint="default"/>
-          <w:color w:val="00B050"/>
+          <w:color w:val="0070C0"/>
+          <w:lang w:val="en-US"/>
+        </w:rPr>
+      </w:pPr>
+      <w:r>
+        <w:rPr>
+          <w:rFonts w:hint="default"/>
+          <w:color w:val="0070C0"/>
           <w:lang w:val="en-US"/>
         </w:rPr>
         <w:t>SQL + PostgreSQL ✅</w:t>
@@ -14184,14 +14184,14 @@
         <w:ind w:leftChars="0"/>
         <w:rPr>
           <w:rFonts w:hint="default"/>
-          <w:color w:val="00B050"/>
-          <w:lang w:val="en-US"/>
-        </w:rPr>
-      </w:pPr>
-      <w:r>
-        <w:rPr>
-          <w:rFonts w:hint="default"/>
-          <w:color w:val="00B050"/>
+          <w:color w:val="0070C0"/>
+          <w:lang w:val="en-US"/>
+        </w:rPr>
+      </w:pPr>
+      <w:r>
+        <w:rPr>
+          <w:rFonts w:hint="default"/>
+          <w:color w:val="0070C0"/>
           <w:lang w:val="en-US"/>
         </w:rPr>
         <w:t xml:space="preserve">    ↓</w:t>
@@ -14209,14 +14209,14 @@
         <w:ind w:leftChars="0"/>
         <w:rPr>
           <w:rFonts w:hint="default"/>
-          <w:color w:val="00B050"/>
-          <w:lang w:val="en-US"/>
-        </w:rPr>
-      </w:pPr>
-      <w:r>
-        <w:rPr>
-          <w:rFonts w:hint="default"/>
-          <w:color w:val="00B050"/>
+          <w:color w:val="0070C0"/>
+          <w:lang w:val="en-US"/>
+        </w:rPr>
+      </w:pPr>
+      <w:r>
+        <w:rPr>
+          <w:rFonts w:hint="default"/>
+          <w:color w:val="0070C0"/>
           <w:lang w:val="en-US"/>
         </w:rPr>
         <w:t>JDBC ✅</w:t>
@@ -14234,12 +14234,14 @@
         <w:ind w:leftChars="0"/>
         <w:rPr>
           <w:rFonts w:hint="default"/>
-          <w:lang w:val="en-US"/>
-        </w:rPr>
-      </w:pPr>
-      <w:r>
-        <w:rPr>
-          <w:rFonts w:hint="default"/>
+          <w:color w:val="0070C0"/>
+          <w:lang w:val="en-US"/>
+        </w:rPr>
+      </w:pPr>
+      <w:r>
+        <w:rPr>
+          <w:rFonts w:hint="default"/>
+          <w:color w:val="0070C0"/>
           <w:lang w:val="en-US"/>
         </w:rPr>
         <w:t xml:space="preserve">    ↓</w:t>
@@ -14257,14 +14259,14 @@
         <w:ind w:leftChars="0"/>
         <w:rPr>
           <w:rFonts w:hint="default"/>
-          <w:color w:val="00B050"/>
-          <w:lang w:val="en-US"/>
-        </w:rPr>
-      </w:pPr>
-      <w:r>
-        <w:rPr>
-          <w:rFonts w:hint="default"/>
-          <w:color w:val="00B050"/>
+          <w:color w:val="0070C0"/>
+          <w:lang w:val="en-US"/>
+        </w:rPr>
+      </w:pPr>
+      <w:r>
+        <w:rPr>
+          <w:rFonts w:hint="default"/>
+          <w:color w:val="0070C0"/>
           <w:lang w:val="en-US"/>
         </w:rPr>
         <w:t>DataSource + Connection Pool concept</w:t>
@@ -14282,12 +14284,14 @@
         <w:ind w:leftChars="0"/>
         <w:rPr>
           <w:rFonts w:hint="default"/>
-          <w:lang w:val="en-US"/>
-        </w:rPr>
-      </w:pPr>
-      <w:r>
-        <w:rPr>
-          <w:rFonts w:hint="default"/>
+          <w:color w:val="0070C0"/>
+          <w:lang w:val="en-US"/>
+        </w:rPr>
+      </w:pPr>
+      <w:r>
+        <w:rPr>
+          <w:rFonts w:hint="default"/>
+          <w:color w:val="0070C0"/>
           <w:lang w:val="en-US"/>
         </w:rPr>
         <w:t xml:space="preserve">    ↓</w:t>
@@ -14305,14 +14309,14 @@
         <w:ind w:leftChars="0"/>
         <w:rPr>
           <w:rFonts w:hint="default"/>
-          <w:color w:val="00B050"/>
-          <w:lang w:val="en-US"/>
-        </w:rPr>
-      </w:pPr>
-      <w:r>
-        <w:rPr>
-          <w:rFonts w:hint="default"/>
-          <w:color w:val="00B050"/>
+          <w:color w:val="0070C0"/>
+          <w:lang w:val="en-US"/>
+        </w:rPr>
+      </w:pPr>
+      <w:r>
+        <w:rPr>
+          <w:rFonts w:hint="default"/>
+          <w:color w:val="0070C0"/>
           <w:lang w:val="en-US"/>
         </w:rPr>
         <w:t>🔥 Spring Core</w:t>
@@ -14332,12 +14336,14 @@
         <w:ind w:leftChars="0"/>
         <w:rPr>
           <w:rFonts w:hint="default"/>
-          <w:lang w:val="en-US"/>
-        </w:rPr>
-      </w:pPr>
-      <w:r>
-        <w:rPr>
-          <w:rFonts w:hint="default"/>
+          <w:color w:val="0070C0"/>
+          <w:lang w:val="en-US"/>
+        </w:rPr>
+      </w:pPr>
+      <w:r>
+        <w:rPr>
+          <w:rFonts w:hint="default"/>
+          <w:color w:val="0070C0"/>
           <w:lang w:val="en-US"/>
         </w:rPr>
         <w:t xml:space="preserve">    ↓</w:t>
@@ -14355,14 +14361,14 @@
         <w:ind w:leftChars="0"/>
         <w:rPr>
           <w:rFonts w:hint="default"/>
-          <w:color w:val="00B050"/>
-          <w:lang w:val="en-US"/>
-        </w:rPr>
-      </w:pPr>
-      <w:r>
-        <w:rPr>
-          <w:rFonts w:hint="default"/>
-          <w:color w:val="00B050"/>
+          <w:color w:val="0070C0"/>
+          <w:lang w:val="en-US"/>
+        </w:rPr>
+      </w:pPr>
+      <w:r>
+        <w:rPr>
+          <w:rFonts w:hint="default"/>
+          <w:color w:val="0070C0"/>
           <w:lang w:val="en-US"/>
         </w:rPr>
         <w:t>🔥 Spring Boot</w:t>
@@ -14380,12 +14386,14 @@
         <w:ind w:leftChars="0"/>
         <w:rPr>
           <w:rFonts w:hint="default"/>
-          <w:lang w:val="en-US"/>
-        </w:rPr>
-      </w:pPr>
-      <w:r>
-        <w:rPr>
-          <w:rFonts w:hint="default"/>
+          <w:color w:val="0070C0"/>
+          <w:lang w:val="en-US"/>
+        </w:rPr>
+      </w:pPr>
+      <w:r>
+        <w:rPr>
+          <w:rFonts w:hint="default"/>
+          <w:color w:val="0070C0"/>
           <w:lang w:val="en-US"/>
         </w:rPr>
         <w:t xml:space="preserve">    ↓</w:t>
@@ -14403,14 +14411,14 @@
         <w:ind w:leftChars="0"/>
         <w:rPr>
           <w:rFonts w:hint="default"/>
-          <w:color w:val="00B050"/>
-          <w:lang w:val="en-US"/>
-        </w:rPr>
-      </w:pPr>
-      <w:r>
-        <w:rPr>
-          <w:rFonts w:hint="default"/>
-          <w:color w:val="00B050"/>
+          <w:color w:val="0070C0"/>
+          <w:lang w:val="en-US"/>
+        </w:rPr>
+      </w:pPr>
+      <w:r>
+        <w:rPr>
+          <w:rFonts w:hint="default"/>
+          <w:color w:val="0070C0"/>
           <w:lang w:val="en-US"/>
         </w:rPr>
         <w:t>🔥 REST API</w:t>
@@ -14428,12 +14436,14 @@
         <w:ind w:leftChars="0"/>
         <w:rPr>
           <w:rFonts w:hint="default"/>
-          <w:lang w:val="en-US"/>
-        </w:rPr>
-      </w:pPr>
-      <w:r>
-        <w:rPr>
-          <w:rFonts w:hint="default"/>
+          <w:color w:val="0070C0"/>
+          <w:lang w:val="en-US"/>
+        </w:rPr>
+      </w:pPr>
+      <w:r>
+        <w:rPr>
+          <w:rFonts w:hint="default"/>
+          <w:color w:val="0070C0"/>
           <w:lang w:val="en-US"/>
         </w:rPr>
         <w:t xml:space="preserve">    ↓</w:t>
@@ -14451,14 +14461,14 @@
         <w:ind w:leftChars="0"/>
         <w:rPr>
           <w:rFonts w:hint="default"/>
-          <w:color w:val="00B050"/>
-          <w:lang w:val="en-US"/>
-        </w:rPr>
-      </w:pPr>
-      <w:r>
-        <w:rPr>
-          <w:rFonts w:hint="default"/>
-          <w:color w:val="00B050"/>
+          <w:color w:val="0070C0"/>
+          <w:lang w:val="en-US"/>
+        </w:rPr>
+      </w:pPr>
+      <w:r>
+        <w:rPr>
+          <w:rFonts w:hint="default"/>
+          <w:color w:val="0070C0"/>
           <w:lang w:val="en-US"/>
         </w:rPr>
         <w:t>🔥 Validation + Global Exception Handling</w:t>
@@ -14499,17 +14509,25 @@
         <w:ind w:leftChars="0"/>
         <w:rPr>
           <w:rFonts w:hint="default"/>
-          <w:color w:val="00B050"/>
-          <w:lang w:val="en-US"/>
-        </w:rPr>
-      </w:pPr>
-      <w:r>
-        <w:rPr>
-          <w:rFonts w:hint="default"/>
-          <w:color w:val="00B050"/>
-          <w:lang w:val="en-US"/>
-        </w:rPr>
-        <w:t xml:space="preserve">🔥 Spring Data JPA + Hibernate </w:t>
+          <w:color w:val="0070C0"/>
+          <w:lang w:val="en-US"/>
+        </w:rPr>
+      </w:pPr>
+      <w:r>
+        <w:rPr>
+          <w:rFonts w:hint="default"/>
+          <w:color w:val="0070C0"/>
+          <w:lang w:val="en-US"/>
+        </w:rPr>
+        <w:t xml:space="preserve">🔥 </w:t>
+      </w:r>
+      <w:r>
+        <w:rPr>
+          <w:rFonts w:hint="default"/>
+          <w:color w:val="0070C0"/>
+          <w:lang w:val="en-US"/>
+        </w:rPr>
+        <w:t xml:space="preserve">Spring Data JPA + Hibernate </w:t>
       </w:r>
     </w:p>
     <w:p>
@@ -14524,12 +14542,14 @@
         <w:ind w:leftChars="0" w:firstLine="180"/>
         <w:rPr>
           <w:rFonts w:hint="default"/>
-          <w:lang w:val="en-US"/>
-        </w:rPr>
-      </w:pPr>
-      <w:r>
-        <w:rPr>
-          <w:rFonts w:hint="default"/>
+          <w:color w:val="0070C0"/>
+          <w:lang w:val="en-US"/>
+        </w:rPr>
+      </w:pPr>
+      <w:r>
+        <w:rPr>
+          <w:rFonts w:hint="default"/>
+          <w:color w:val="0070C0"/>
           <w:lang w:val="en-US"/>
         </w:rPr>
         <w:t>↓</w:t>
@@ -14547,7 +14567,7 @@
         <w:ind w:leftChars="0" w:firstLine="180"/>
         <w:rPr>
           <w:rFonts w:hint="default"/>
-          <w:color w:val="FF0000"/>
+          <w:color w:val="0070C0"/>
           <w:lang w:val="en-US"/>
         </w:rPr>
       </w:pPr>
@@ -14557,7 +14577,7 @@
           <w:i w:val="0"/>
           <w:iCs w:val="0"/>
           <w:caps w:val="0"/>
-          <w:color w:val="FF0000"/>
+          <w:color w:val="0070C0"/>
           <w:spacing w:val="0"/>
           <w:sz w:val="21"/>
           <w:szCs w:val="21"/>
@@ -14570,7 +14590,7 @@
           <w:i w:val="0"/>
           <w:iCs w:val="0"/>
           <w:caps w:val="0"/>
-          <w:color w:val="FF0000"/>
+          <w:color w:val="0070C0"/>
           <w:spacing w:val="0"/>
           <w:sz w:val="21"/>
           <w:szCs w:val="21"/>
@@ -14583,7 +14603,7 @@
           <w:i w:val="0"/>
           <w:iCs w:val="0"/>
           <w:caps w:val="0"/>
-          <w:color w:val="FF0000"/>
+          <w:color w:val="0070C0"/>
           <w:spacing w:val="0"/>
           <w:sz w:val="21"/>
           <w:szCs w:val="21"/>
@@ -14629,12 +14649,14 @@
         <w:ind w:leftChars="0"/>
         <w:rPr>
           <w:rFonts w:hint="default"/>
-          <w:lang w:val="en-US"/>
-        </w:rPr>
-      </w:pPr>
-      <w:r>
-        <w:rPr>
-          <w:rFonts w:hint="default"/>
+          <w:color w:val="0070C0"/>
+          <w:lang w:val="en-US"/>
+        </w:rPr>
+      </w:pPr>
+      <w:r>
+        <w:rPr>
+          <w:rFonts w:hint="default"/>
+          <w:color w:val="0070C0"/>
           <w:lang w:val="en-US"/>
         </w:rPr>
         <w:t xml:space="preserve">    ↓</w:t>
@@ -14652,12 +14674,14 @@
         <w:ind w:leftChars="0"/>
         <w:rPr>
           <w:rFonts w:hint="default"/>
-          <w:lang w:val="en-US"/>
-        </w:rPr>
-      </w:pPr>
-      <w:r>
-        <w:rPr>
-          <w:rFonts w:hint="default"/>
+          <w:color w:val="0070C0"/>
+          <w:lang w:val="en-US"/>
+        </w:rPr>
+      </w:pPr>
+      <w:r>
+        <w:rPr>
+          <w:rFonts w:hint="default"/>
+          <w:color w:val="0070C0"/>
           <w:lang w:val="en-US"/>
         </w:rPr>
         <w:t>🔥 Spring Security</w:t>
@@ -14675,12 +14699,14 @@
         <w:ind w:leftChars="0"/>
         <w:rPr>
           <w:rFonts w:hint="default"/>
-          <w:lang w:val="en-US"/>
-        </w:rPr>
-      </w:pPr>
-      <w:r>
-        <w:rPr>
-          <w:rFonts w:hint="default"/>
+          <w:color w:val="0070C0"/>
+          <w:lang w:val="en-US"/>
+        </w:rPr>
+      </w:pPr>
+      <w:r>
+        <w:rPr>
+          <w:rFonts w:hint="default"/>
+          <w:color w:val="0070C0"/>
           <w:lang w:val="en-US"/>
         </w:rPr>
         <w:t xml:space="preserve">    ↓</w:t>
@@ -17396,6 +17422,9 @@
           <w:numId w:val="0"/>
         </w:numPr>
         <w:suppressLineNumbers w:val="0"/>
+        <w:pBdr>
+          <w:bottom w:val="single" w:color="auto" w:sz="4" w:space="0"/>
+        </w:pBdr>
         <w:tabs>
           <w:tab w:val="left" w:pos="720"/>
         </w:tabs>
@@ -17430,9 +17459,63 @@
         </w:tabs>
         <w:spacing w:before="0" w:beforeAutospacing="1" w:after="0" w:afterAutospacing="1"/>
         <w:rPr>
-          <w:rFonts w:ascii="SimSun" w:hAnsi="SimSun" w:eastAsia="SimSun" w:cs="SimSun"/>
+          <w:rFonts w:hint="default" w:ascii="SimSun" w:hAnsi="SimSun" w:eastAsia="SimSun" w:cs="SimSun"/>
           <w:sz w:val="24"/>
           <w:szCs w:val="24"/>
+          <w:lang w:val="en-US"/>
+        </w:rPr>
+      </w:pPr>
+    </w:p>
+    <w:p>
+      <w:pPr>
+        <w:keepNext w:val="0"/>
+        <w:keepLines w:val="0"/>
+        <w:widowControl/>
+        <w:numPr>
+          <w:ilvl w:val="0"/>
+          <w:numId w:val="11"/>
+        </w:numPr>
+        <w:suppressLineNumbers w:val="0"/>
+        <w:tabs>
+          <w:tab w:val="left" w:pos="720"/>
+        </w:tabs>
+        <w:spacing w:before="0" w:beforeAutospacing="1" w:after="0" w:afterAutospacing="1"/>
+        <w:rPr>
+          <w:rFonts w:hint="default" w:ascii="SimSun" w:hAnsi="SimSun" w:eastAsia="SimSun" w:cs="SimSun"/>
+          <w:sz w:val="24"/>
+          <w:szCs w:val="24"/>
+          <w:lang w:val="en-US"/>
+        </w:rPr>
+      </w:pPr>
+      <w:r>
+        <w:rPr>
+          <w:rFonts w:hint="default" w:ascii="SimSun" w:hAnsi="SimSun" w:eastAsia="SimSun" w:cs="SimSun"/>
+          <w:sz w:val="24"/>
+          <w:szCs w:val="24"/>
+          <w:lang w:val="en-US"/>
+        </w:rPr>
+        <w:t>Git and Github</w:t>
+      </w:r>
+    </w:p>
+    <w:p>
+      <w:pPr>
+        <w:keepNext w:val="0"/>
+        <w:keepLines w:val="0"/>
+        <w:widowControl/>
+        <w:numPr>
+          <w:ilvl w:val="0"/>
+          <w:numId w:val="11"/>
+        </w:numPr>
+        <w:suppressLineNumbers w:val="0"/>
+        <w:tabs>
+          <w:tab w:val="left" w:pos="720"/>
+        </w:tabs>
+        <w:spacing w:before="0" w:beforeAutospacing="1" w:after="0" w:afterAutospacing="1"/>
+        <w:rPr>
+          <w:rFonts w:hint="default" w:ascii="SimSun" w:hAnsi="SimSun" w:eastAsia="SimSun" w:cs="SimSun"/>
+          <w:sz w:val="24"/>
+          <w:szCs w:val="24"/>
+          <w:lang w:val="en-US"/>
         </w:rPr>
       </w:pPr>
     </w:p>
@@ -17528,6 +17611,18 @@
     </w:lvl>
   </w:abstractNum>
   <w:abstractNum w:abstractNumId="2">
+    <w:nsid w:val="B0B05395"/>
+    <w:multiLevelType w:val="singleLevel"/>
+    <w:tmpl w:val="B0B05395"/>
+    <w:lvl w:ilvl="0" w:tentative="0">
+      <w:start w:val="1"/>
+      <w:numFmt w:val="decimal"/>
+      <w:suff w:val="space"/>
+      <w:lvlText w:val="%1."/>
+      <w:lvlJc w:val="left"/>
+    </w:lvl>
+  </w:abstractNum>
+  <w:abstractNum w:abstractNumId="3">
     <w:nsid w:val="D7B2379A"/>
     <w:multiLevelType w:val="multilevel"/>
     <w:tmpl w:val="D7B2379A"/>
@@ -17676,7 +17771,7 @@
       </w:rPr>
     </w:lvl>
   </w:abstractNum>
-  <w:abstractNum w:abstractNumId="3">
+  <w:abstractNum w:abstractNumId="4">
     <w:nsid w:val="E2CEA56A"/>
     <w:multiLevelType w:val="singleLevel"/>
     <w:tmpl w:val="E2CEA56A"/>
@@ -17688,7 +17783,7 @@
       <w:lvlJc w:val="left"/>
     </w:lvl>
   </w:abstractNum>
-  <w:abstractNum w:abstractNumId="4">
+  <w:abstractNum w:abstractNumId="5">
     <w:nsid w:val="F17C3FE2"/>
     <w:multiLevelType w:val="singleLevel"/>
     <w:tmpl w:val="F17C3FE2"/>
@@ -17700,7 +17795,7 @@
       <w:lvlJc w:val="left"/>
     </w:lvl>
   </w:abstractNum>
-  <w:abstractNum w:abstractNumId="5">
+  <w:abstractNum w:abstractNumId="6">
     <w:nsid w:val="22034565"/>
     <w:multiLevelType w:val="singleLevel"/>
     <w:tmpl w:val="22034565"/>
@@ -17712,7 +17807,7 @@
       <w:lvlJc w:val="left"/>
     </w:lvl>
   </w:abstractNum>
-  <w:abstractNum w:abstractNumId="6">
+  <w:abstractNum w:abstractNumId="7">
     <w:nsid w:val="27842030"/>
     <w:multiLevelType w:val="singleLevel"/>
     <w:tmpl w:val="27842030"/>
@@ -17724,7 +17819,7 @@
       <w:lvlJc w:val="left"/>
     </w:lvl>
   </w:abstractNum>
-  <w:abstractNum w:abstractNumId="7">
+  <w:abstractNum w:abstractNumId="8">
     <w:nsid w:val="294FC6F3"/>
     <w:multiLevelType w:val="singleLevel"/>
     <w:tmpl w:val="294FC6F3"/>
@@ -17736,7 +17831,7 @@
       <w:lvlJc w:val="left"/>
     </w:lvl>
   </w:abstractNum>
-  <w:abstractNum w:abstractNumId="8">
+  <w:abstractNum w:abstractNumId="9">
     <w:nsid w:val="62496907"/>
     <w:multiLevelType w:val="singleLevel"/>
     <w:tmpl w:val="62496907"/>
@@ -17748,7 +17843,7 @@
       <w:lvlJc w:val="left"/>
     </w:lvl>
   </w:abstractNum>
-  <w:abstractNum w:abstractNumId="9">
+  <w:abstractNum w:abstractNumId="10">
     <w:nsid w:val="7E3DC0C5"/>
     <w:multiLevelType w:val="singleLevel"/>
     <w:tmpl w:val="7E3DC0C5"/>
@@ -17764,30 +17859,33 @@
     <w:abstractNumId w:val="1"/>
   </w:num>
   <w:num w:numId="2">
-    <w:abstractNumId w:val="4"/>
+    <w:abstractNumId w:val="5"/>
   </w:num>
   <w:num w:numId="3">
-    <w:abstractNumId w:val="8"/>
+    <w:abstractNumId w:val="9"/>
   </w:num>
   <w:num w:numId="4">
-    <w:abstractNumId w:val="7"/>
+    <w:abstractNumId w:val="8"/>
   </w:num>
   <w:num w:numId="5">
     <w:abstractNumId w:val="0"/>
   </w:num>
   <w:num w:numId="6">
-    <w:abstractNumId w:val="9"/>
+    <w:abstractNumId w:val="10"/>
   </w:num>
   <w:num w:numId="7">
-    <w:abstractNumId w:val="5"/>
+    <w:abstractNumId w:val="6"/>
   </w:num>
   <w:num w:numId="8">
-    <w:abstractNumId w:val="6"/>
+    <w:abstractNumId w:val="7"/>
   </w:num>
   <w:num w:numId="9">
+    <w:abstractNumId w:val="4"/>
+  </w:num>
+  <w:num w:numId="10">
     <w:abstractNumId w:val="3"/>
   </w:num>
-  <w:num w:numId="10">
+  <w:num w:numId="11">
     <w:abstractNumId w:val="2"/>
   </w:num>
 </w:numbering>

--- a/Vocab_3.docx
+++ b/Vocab_3.docx
@@ -13509,6 +13509,42 @@
           <w:bottom w:val="single" w:color="auto" w:sz="4" w:space="0"/>
         </w:pBdr>
         <w:ind w:leftChars="0"/>
+        <w:rPr>
+          <w:rFonts w:hint="default"/>
+          <w:lang w:val="en-US"/>
+        </w:rPr>
+      </w:pPr>
+    </w:p>
+    <w:p>
+      <w:pPr>
+        <w:numPr>
+          <w:ilvl w:val="0"/>
+          <w:numId w:val="0"/>
+        </w:numPr>
+        <w:pBdr>
+          <w:bottom w:val="none" w:color="auto" w:sz="0" w:space="0"/>
+        </w:pBdr>
+        <w:ind w:leftChars="0"/>
+        <w:rPr>
+          <w:rFonts w:hint="default"/>
+          <w:lang w:val="en-US"/>
+        </w:rPr>
+      </w:pPr>
+    </w:p>
+    <w:p>
+      <w:pPr>
+        <w:numPr>
+          <w:ilvl w:val="0"/>
+          <w:numId w:val="0"/>
+        </w:numPr>
+        <w:pBdr>
+          <w:bottom w:val="single" w:color="auto" w:sz="4" w:space="0"/>
+        </w:pBdr>
+        <w:ind w:leftChars="0"/>
+        <w:rPr>
+          <w:rFonts w:hint="default"/>
+          <w:lang w:val="en-US"/>
+        </w:rPr>
       </w:pPr>
     </w:p>
     <w:p>
@@ -13538,111 +13574,98 @@
         </w:pBdr>
         <w:ind w:leftChars="0"/>
       </w:pPr>
-    </w:p>
-    <w:p>
-      <w:pPr>
-        <w:numPr>
-          <w:ilvl w:val="0"/>
-          <w:numId w:val="0"/>
-        </w:numPr>
-        <w:pBdr>
-          <w:bottom w:val="single" w:color="auto" w:sz="4" w:space="0"/>
-        </w:pBdr>
-        <w:ind w:leftChars="0"/>
-      </w:pPr>
-    </w:p>
-    <w:p>
-      <w:pPr>
-        <w:numPr>
-          <w:ilvl w:val="0"/>
-          <w:numId w:val="0"/>
-        </w:numPr>
-        <w:pBdr>
-          <w:bottom w:val="single" w:color="auto" w:sz="4" w:space="0"/>
-        </w:pBdr>
-        <w:ind w:leftChars="0"/>
-      </w:pPr>
-    </w:p>
-    <w:p>
-      <w:pPr>
-        <w:numPr>
-          <w:ilvl w:val="0"/>
-          <w:numId w:val="0"/>
-        </w:numPr>
-        <w:pBdr>
-          <w:bottom w:val="single" w:color="auto" w:sz="4" w:space="0"/>
-        </w:pBdr>
-        <w:ind w:leftChars="0"/>
-      </w:pPr>
-    </w:p>
-    <w:p>
-      <w:pPr>
-        <w:numPr>
-          <w:ilvl w:val="0"/>
-          <w:numId w:val="0"/>
-        </w:numPr>
-        <w:pBdr>
-          <w:bottom w:val="single" w:color="auto" w:sz="4" w:space="0"/>
-        </w:pBdr>
-        <w:ind w:leftChars="0"/>
-      </w:pPr>
-    </w:p>
-    <w:p>
-      <w:pPr>
-        <w:numPr>
-          <w:ilvl w:val="0"/>
-          <w:numId w:val="0"/>
-        </w:numPr>
-        <w:pBdr>
-          <w:bottom w:val="single" w:color="auto" w:sz="4" w:space="0"/>
-        </w:pBdr>
-        <w:ind w:leftChars="0"/>
-      </w:pPr>
-    </w:p>
-    <w:p>
-      <w:pPr>
-        <w:numPr>
-          <w:ilvl w:val="0"/>
-          <w:numId w:val="0"/>
-        </w:numPr>
-        <w:pBdr>
-          <w:bottom w:val="single" w:color="auto" w:sz="4" w:space="0"/>
-        </w:pBdr>
-        <w:ind w:leftChars="0"/>
-      </w:pPr>
-    </w:p>
-    <w:p>
-      <w:pPr>
-        <w:numPr>
-          <w:ilvl w:val="0"/>
-          <w:numId w:val="0"/>
-        </w:numPr>
-        <w:pBdr>
-          <w:bottom w:val="single" w:color="auto" w:sz="4" w:space="0"/>
-        </w:pBdr>
-        <w:ind w:leftChars="0"/>
-      </w:pPr>
-    </w:p>
-    <w:p>
-      <w:pPr>
-        <w:numPr>
-          <w:ilvl w:val="0"/>
-          <w:numId w:val="0"/>
-        </w:numPr>
-        <w:pBdr>
-          <w:bottom w:val="single" w:color="auto" w:sz="4" w:space="0"/>
-        </w:pBdr>
-        <w:ind w:leftChars="0"/>
-      </w:pPr>
-    </w:p>
-    <w:p>
-      <w:pPr>
-        <w:numPr>
-          <w:ilvl w:val="0"/>
-          <w:numId w:val="0"/>
-        </w:numPr>
-        <w:pBdr>
-          <w:bottom w:val="single" w:color="auto" w:sz="4" w:space="0"/>
+      <w:r>
+        <w:drawing>
+          <wp:inline distT="0" distB="0" distL="114300" distR="114300">
+            <wp:extent cx="4017645" cy="1107440"/>
+            <wp:effectExtent l="0" t="0" r="5715" b="5080"/>
+            <wp:docPr id="84" name="Picture 1"/>
+            <wp:cNvGraphicFramePr>
+              <a:graphicFrameLocks xmlns:a="http://schemas.openxmlformats.org/drawingml/2006/main" noChangeAspect="1"/>
+            </wp:cNvGraphicFramePr>
+            <a:graphic xmlns:a="http://schemas.openxmlformats.org/drawingml/2006/main">
+              <a:graphicData uri="http://schemas.openxmlformats.org/drawingml/2006/picture">
+                <pic:pic xmlns:pic="http://schemas.openxmlformats.org/drawingml/2006/picture">
+                  <pic:nvPicPr>
+                    <pic:cNvPr id="84" name="Picture 1"/>
+                    <pic:cNvPicPr>
+                      <a:picLocks noChangeAspect="1"/>
+                    </pic:cNvPicPr>
+                  </pic:nvPicPr>
+                  <pic:blipFill>
+                    <a:blip r:embed="rId86"/>
+                    <a:stretch>
+                      <a:fillRect/>
+                    </a:stretch>
+                  </pic:blipFill>
+                  <pic:spPr>
+                    <a:xfrm>
+                      <a:off x="0" y="0"/>
+                      <a:ext cx="4017645" cy="1107440"/>
+                    </a:xfrm>
+                    <a:prstGeom prst="rect">
+                      <a:avLst/>
+                    </a:prstGeom>
+                    <a:noFill/>
+                    <a:ln>
+                      <a:noFill/>
+                    </a:ln>
+                  </pic:spPr>
+                </pic:pic>
+              </a:graphicData>
+            </a:graphic>
+          </wp:inline>
+        </w:drawing>
+      </w:r>
+    </w:p>
+    <w:p>
+      <w:pPr>
+        <w:numPr>
+          <w:ilvl w:val="0"/>
+          <w:numId w:val="0"/>
+        </w:numPr>
+        <w:pBdr>
+          <w:bottom w:val="single" w:color="auto" w:sz="4" w:space="0"/>
+        </w:pBdr>
+        <w:ind w:leftChars="0"/>
+      </w:pPr>
+    </w:p>
+    <w:p>
+      <w:pPr>
+        <w:numPr>
+          <w:ilvl w:val="0"/>
+          <w:numId w:val="2"/>
+        </w:numPr>
+        <w:pBdr>
+          <w:bottom w:val="single" w:color="auto" w:sz="4" w:space="0"/>
+        </w:pBdr>
+        <w:ind w:left="0" w:leftChars="0" w:firstLine="0" w:firstLineChars="0"/>
+        <w:rPr>
+          <w:rFonts w:hint="default"/>
+          <w:lang w:val="en-US"/>
+        </w:rPr>
+      </w:pPr>
+    </w:p>
+    <w:p>
+      <w:pPr>
+        <w:numPr>
+          <w:ilvl w:val="0"/>
+          <w:numId w:val="0"/>
+        </w:numPr>
+        <w:pBdr>
+          <w:bottom w:val="single" w:color="auto" w:sz="4" w:space="0"/>
+        </w:pBdr>
+        <w:ind w:leftChars="0"/>
+      </w:pPr>
+    </w:p>
+    <w:p>
+      <w:pPr>
+        <w:numPr>
+          <w:ilvl w:val="0"/>
+          <w:numId w:val="0"/>
+        </w:numPr>
+        <w:pBdr>
+          <w:bottom w:val="none" w:color="auto" w:sz="0" w:space="0"/>
         </w:pBdr>
         <w:ind w:leftChars="0"/>
       </w:pPr>
@@ -13667,7 +13690,7 @@
           <w:rFonts w:hint="default"/>
           <w:lang w:val="en-US"/>
         </w:rPr>
-        <w:t>DA2 - 3 (SE122)</w:t>
+        <w:t>Staple</w:t>
       </w:r>
     </w:p>
     <w:p>
@@ -13690,7 +13713,7 @@
           <w:rFonts w:hint="default"/>
           <w:lang w:val="en-US"/>
         </w:rPr>
-        <w:t>PTYC - 2 + 1 (SE357)</w:t>
+        <w:t>Triage</w:t>
       </w:r>
     </w:p>
     <w:p>
@@ -13708,618 +13731,84 @@
           <w:lang w:val="en-US"/>
         </w:rPr>
       </w:pPr>
-      <w:r>
-        <w:rPr>
-          <w:rFonts w:hint="default"/>
-          <w:lang w:val="en-US"/>
-        </w:rPr>
-        <w:t>Testing - 3 + 1 (SE113)</w:t>
-      </w:r>
-    </w:p>
-    <w:p>
-      <w:pPr>
-        <w:numPr>
-          <w:ilvl w:val="0"/>
-          <w:numId w:val="3"/>
-        </w:numPr>
-        <w:pBdr>
-          <w:bottom w:val="single" w:color="auto" w:sz="4" w:space="0"/>
-        </w:pBdr>
-        <w:ind w:leftChars="0"/>
-        <w:rPr>
-          <w:rFonts w:hint="default"/>
-          <w:lang w:val="en-US"/>
-        </w:rPr>
-      </w:pPr>
-      <w:r>
-        <w:rPr>
-          <w:rFonts w:hint="default"/>
-          <w:lang w:val="en-US"/>
-        </w:rPr>
-        <w:t>DevOps - 3 + 1 (NT548)</w:t>
-      </w:r>
-    </w:p>
-    <w:p>
-      <w:pPr>
-        <w:numPr>
-          <w:ilvl w:val="0"/>
-          <w:numId w:val="0"/>
-        </w:numPr>
-        <w:pBdr>
-          <w:bottom w:val="single" w:color="auto" w:sz="4" w:space="0"/>
-        </w:pBdr>
-        <w:ind w:leftChars="0"/>
-      </w:pPr>
-    </w:p>
-    <w:p>
-      <w:pPr>
-        <w:numPr>
-          <w:ilvl w:val="0"/>
-          <w:numId w:val="0"/>
-        </w:numPr>
-        <w:pBdr>
-          <w:bottom w:val="single" w:color="auto" w:sz="4" w:space="0"/>
-        </w:pBdr>
-        <w:ind w:leftChars="0"/>
-      </w:pPr>
-    </w:p>
-    <w:p>
-      <w:pPr>
-        <w:numPr>
-          <w:ilvl w:val="0"/>
-          <w:numId w:val="0"/>
-        </w:numPr>
-        <w:pBdr>
-          <w:bottom w:val="none" w:color="auto" w:sz="0" w:space="0"/>
-        </w:pBdr>
-        <w:ind w:leftChars="0"/>
-      </w:pPr>
-    </w:p>
-    <w:p>
-      <w:pPr>
-        <w:numPr>
-          <w:ilvl w:val="0"/>
-          <w:numId w:val="0"/>
-        </w:numPr>
-        <w:pBdr>
-          <w:bottom w:val="single" w:color="auto" w:sz="4" w:space="0"/>
-        </w:pBdr>
-        <w:ind w:leftChars="0"/>
-      </w:pPr>
-    </w:p>
-    <w:p>
-      <w:pPr>
-        <w:numPr>
-          <w:ilvl w:val="0"/>
-          <w:numId w:val="0"/>
-        </w:numPr>
-        <w:pBdr>
-          <w:bottom w:val="none" w:color="auto" w:sz="0" w:space="0"/>
-        </w:pBdr>
-        <w:ind w:leftChars="0"/>
-      </w:pPr>
-    </w:p>
-    <w:p>
-      <w:pPr>
-        <w:numPr>
-          <w:ilvl w:val="0"/>
-          <w:numId w:val="0"/>
-        </w:numPr>
-        <w:pBdr>
-          <w:bottom w:val="single" w:color="auto" w:sz="4" w:space="0"/>
-        </w:pBdr>
-        <w:ind w:leftChars="0"/>
-        <w:rPr>
-          <w:rFonts w:hint="default"/>
-          <w:color w:val="00B050"/>
-          <w:lang w:val="en-US"/>
-        </w:rPr>
-      </w:pPr>
-      <w:r>
-        <w:rPr>
-          <w:rFonts w:hint="default"/>
-          <w:color w:val="00B050"/>
-          <w:lang w:val="en-US"/>
-        </w:rPr>
-        <w:t>Core Java ✅</w:t>
-      </w:r>
-    </w:p>
-    <w:p>
-      <w:pPr>
-        <w:numPr>
-          <w:ilvl w:val="0"/>
-          <w:numId w:val="0"/>
-        </w:numPr>
-        <w:pBdr>
-          <w:bottom w:val="single" w:color="auto" w:sz="4" w:space="0"/>
-        </w:pBdr>
-        <w:ind w:leftChars="0"/>
-        <w:rPr>
-          <w:rFonts w:hint="default"/>
-          <w:color w:val="00B050"/>
-          <w:lang w:val="en-US"/>
-        </w:rPr>
-      </w:pPr>
-      <w:r>
-        <w:rPr>
-          <w:rFonts w:hint="default"/>
-          <w:color w:val="00B050"/>
-          <w:lang w:val="en-US"/>
-        </w:rPr>
-        <w:t xml:space="preserve">    ↓</w:t>
-      </w:r>
-    </w:p>
-    <w:p>
-      <w:pPr>
-        <w:numPr>
-          <w:ilvl w:val="0"/>
-          <w:numId w:val="0"/>
-        </w:numPr>
-        <w:pBdr>
-          <w:bottom w:val="single" w:color="auto" w:sz="4" w:space="0"/>
-        </w:pBdr>
-        <w:ind w:leftChars="0"/>
-        <w:rPr>
-          <w:rFonts w:hint="default"/>
-          <w:color w:val="00B050"/>
-          <w:lang w:val="en-US"/>
-        </w:rPr>
-      </w:pPr>
-      <w:r>
-        <w:rPr>
-          <w:rFonts w:hint="default"/>
-          <w:color w:val="00B050"/>
-          <w:lang w:val="en-US"/>
-        </w:rPr>
-        <w:t>OOP ✅</w:t>
-      </w:r>
-    </w:p>
-    <w:p>
-      <w:pPr>
-        <w:numPr>
-          <w:ilvl w:val="0"/>
-          <w:numId w:val="0"/>
-        </w:numPr>
-        <w:pBdr>
-          <w:bottom w:val="single" w:color="auto" w:sz="4" w:space="0"/>
-        </w:pBdr>
-        <w:ind w:leftChars="0"/>
-        <w:rPr>
-          <w:rFonts w:hint="default"/>
-          <w:color w:val="00B050"/>
-          <w:lang w:val="en-US"/>
-        </w:rPr>
-      </w:pPr>
-      <w:r>
-        <w:rPr>
-          <w:rFonts w:hint="default"/>
-          <w:color w:val="00B050"/>
-          <w:lang w:val="en-US"/>
-        </w:rPr>
-        <w:t xml:space="preserve">    ↓</w:t>
-      </w:r>
-    </w:p>
-    <w:p>
-      <w:pPr>
-        <w:numPr>
-          <w:ilvl w:val="0"/>
-          <w:numId w:val="0"/>
-        </w:numPr>
-        <w:pBdr>
-          <w:bottom w:val="single" w:color="auto" w:sz="4" w:space="0"/>
-        </w:pBdr>
-        <w:ind w:leftChars="0"/>
-        <w:rPr>
-          <w:rFonts w:hint="default"/>
-          <w:color w:val="00B050"/>
-          <w:lang w:val="en-US"/>
-        </w:rPr>
-      </w:pPr>
-      <w:r>
-        <w:rPr>
-          <w:rFonts w:hint="default"/>
-          <w:color w:val="00B050"/>
-          <w:lang w:val="en-US"/>
-        </w:rPr>
-        <w:t>Collections + Generics ✅</w:t>
-      </w:r>
-    </w:p>
-    <w:p>
-      <w:pPr>
-        <w:numPr>
-          <w:ilvl w:val="0"/>
-          <w:numId w:val="0"/>
-        </w:numPr>
-        <w:pBdr>
-          <w:bottom w:val="single" w:color="auto" w:sz="4" w:space="0"/>
-        </w:pBdr>
-        <w:ind w:leftChars="0"/>
-        <w:rPr>
-          <w:rFonts w:hint="default"/>
-          <w:color w:val="00B050"/>
-          <w:lang w:val="en-US"/>
-        </w:rPr>
-      </w:pPr>
-      <w:r>
-        <w:rPr>
-          <w:rFonts w:hint="default"/>
-          <w:color w:val="00B050"/>
-          <w:lang w:val="en-US"/>
-        </w:rPr>
-        <w:t xml:space="preserve">    ↓</w:t>
-      </w:r>
-    </w:p>
-    <w:p>
-      <w:pPr>
-        <w:numPr>
-          <w:ilvl w:val="0"/>
-          <w:numId w:val="0"/>
-        </w:numPr>
-        <w:pBdr>
-          <w:bottom w:val="single" w:color="auto" w:sz="4" w:space="0"/>
-        </w:pBdr>
-        <w:ind w:leftChars="0"/>
-        <w:rPr>
-          <w:rFonts w:hint="default"/>
-          <w:color w:val="00B050"/>
-          <w:lang w:val="en-US"/>
-        </w:rPr>
-      </w:pPr>
-      <w:r>
-        <w:rPr>
-          <w:rFonts w:hint="default"/>
-          <w:color w:val="00B050"/>
-          <w:lang w:val="en-US"/>
-        </w:rPr>
-        <w:t>Exceptions ✅</w:t>
-      </w:r>
-    </w:p>
-    <w:p>
-      <w:pPr>
-        <w:numPr>
-          <w:ilvl w:val="0"/>
-          <w:numId w:val="0"/>
-        </w:numPr>
-        <w:pBdr>
-          <w:bottom w:val="single" w:color="auto" w:sz="4" w:space="0"/>
-        </w:pBdr>
-        <w:ind w:leftChars="0"/>
-        <w:rPr>
-          <w:rFonts w:hint="default"/>
-          <w:color w:val="00B050"/>
-          <w:lang w:val="en-US"/>
-        </w:rPr>
-      </w:pPr>
-      <w:r>
-        <w:rPr>
-          <w:rFonts w:hint="default"/>
-          <w:color w:val="00B050"/>
-          <w:lang w:val="en-US"/>
-        </w:rPr>
-        <w:t xml:space="preserve">    ↓</w:t>
-      </w:r>
-    </w:p>
-    <w:p>
-      <w:pPr>
-        <w:numPr>
-          <w:ilvl w:val="0"/>
-          <w:numId w:val="0"/>
-        </w:numPr>
-        <w:pBdr>
-          <w:bottom w:val="single" w:color="auto" w:sz="4" w:space="0"/>
-        </w:pBdr>
-        <w:ind w:leftChars="0"/>
-        <w:rPr>
-          <w:rFonts w:hint="default"/>
-          <w:color w:val="00B050"/>
-          <w:lang w:val="en-US"/>
-        </w:rPr>
-      </w:pPr>
-      <w:r>
-        <w:rPr>
-          <w:rFonts w:hint="default"/>
-          <w:color w:val="00B050"/>
-          <w:lang w:val="en-US"/>
-        </w:rPr>
-        <w:t>Java I/O ✅</w:t>
-      </w:r>
-    </w:p>
-    <w:p>
-      <w:pPr>
-        <w:numPr>
-          <w:ilvl w:val="0"/>
-          <w:numId w:val="0"/>
-        </w:numPr>
-        <w:pBdr>
-          <w:bottom w:val="single" w:color="auto" w:sz="4" w:space="0"/>
-        </w:pBdr>
-        <w:ind w:leftChars="0"/>
-        <w:rPr>
-          <w:rFonts w:hint="default"/>
-          <w:color w:val="00B050"/>
-          <w:lang w:val="en-US"/>
-        </w:rPr>
-      </w:pPr>
-      <w:r>
-        <w:rPr>
-          <w:rFonts w:hint="default"/>
-          <w:color w:val="00B050"/>
-          <w:lang w:val="en-US"/>
-        </w:rPr>
-        <w:t xml:space="preserve">    ↓</w:t>
-      </w:r>
-    </w:p>
-    <w:p>
-      <w:pPr>
-        <w:numPr>
-          <w:ilvl w:val="0"/>
-          <w:numId w:val="0"/>
-        </w:numPr>
-        <w:pBdr>
-          <w:bottom w:val="single" w:color="auto" w:sz="4" w:space="0"/>
-        </w:pBdr>
-        <w:ind w:leftChars="0"/>
-        <w:rPr>
-          <w:rFonts w:hint="default"/>
-          <w:color w:val="00B050"/>
-          <w:lang w:val="en-US"/>
-        </w:rPr>
-      </w:pPr>
-      <w:r>
-        <w:rPr>
-          <w:rFonts w:hint="default"/>
-          <w:color w:val="00B050"/>
-          <w:lang w:val="en-US"/>
-        </w:rPr>
-        <w:t>Threads / Concurrency basics ✅</w:t>
-      </w:r>
-    </w:p>
-    <w:p>
-      <w:pPr>
-        <w:numPr>
-          <w:ilvl w:val="0"/>
-          <w:numId w:val="0"/>
-        </w:numPr>
-        <w:pBdr>
-          <w:bottom w:val="single" w:color="auto" w:sz="4" w:space="0"/>
-        </w:pBdr>
-        <w:ind w:leftChars="0"/>
-        <w:rPr>
-          <w:rFonts w:hint="default"/>
-          <w:lang w:val="en-US"/>
-        </w:rPr>
-      </w:pPr>
-      <w:r>
-        <w:rPr>
-          <w:rFonts w:hint="default"/>
-          <w:lang w:val="en-US"/>
-        </w:rPr>
-        <w:t xml:space="preserve">    ↓</w:t>
-      </w:r>
-    </w:p>
-    <w:p>
-      <w:pPr>
-        <w:numPr>
-          <w:ilvl w:val="0"/>
-          <w:numId w:val="0"/>
-        </w:numPr>
-        <w:pBdr>
-          <w:bottom w:val="single" w:color="auto" w:sz="4" w:space="0"/>
-        </w:pBdr>
-        <w:ind w:leftChars="0"/>
-        <w:rPr>
-          <w:rFonts w:hint="default"/>
-          <w:color w:val="0070C0"/>
-          <w:lang w:val="en-US"/>
-        </w:rPr>
-      </w:pPr>
-      <w:r>
-        <w:rPr>
-          <w:rFonts w:hint="default"/>
-          <w:color w:val="0070C0"/>
-          <w:lang w:val="en-US"/>
-        </w:rPr>
-        <w:t>Maven / Gradle ✅</w:t>
-      </w:r>
-    </w:p>
-    <w:p>
-      <w:pPr>
-        <w:numPr>
-          <w:ilvl w:val="0"/>
-          <w:numId w:val="0"/>
-        </w:numPr>
-        <w:pBdr>
-          <w:bottom w:val="single" w:color="auto" w:sz="4" w:space="0"/>
-        </w:pBdr>
-        <w:ind w:leftChars="0"/>
-        <w:rPr>
-          <w:rFonts w:hint="default"/>
-          <w:color w:val="0070C0"/>
-          <w:lang w:val="en-US"/>
-        </w:rPr>
-      </w:pPr>
-      <w:r>
-        <w:rPr>
-          <w:rFonts w:hint="default"/>
-          <w:color w:val="0070C0"/>
-          <w:lang w:val="en-US"/>
-        </w:rPr>
-        <w:t xml:space="preserve">    ↓</w:t>
-      </w:r>
-    </w:p>
-    <w:p>
-      <w:pPr>
-        <w:numPr>
-          <w:ilvl w:val="0"/>
-          <w:numId w:val="0"/>
-        </w:numPr>
-        <w:pBdr>
-          <w:bottom w:val="single" w:color="auto" w:sz="4" w:space="0"/>
-        </w:pBdr>
-        <w:ind w:leftChars="0"/>
-        <w:rPr>
-          <w:rFonts w:hint="default"/>
-          <w:color w:val="0070C0"/>
-          <w:lang w:val="en-US"/>
-        </w:rPr>
-      </w:pPr>
-      <w:r>
-        <w:rPr>
-          <w:rFonts w:hint="default"/>
-          <w:color w:val="0070C0"/>
-          <w:lang w:val="en-US"/>
-        </w:rPr>
-        <w:t>SQL + PostgreSQL ✅</w:t>
-      </w:r>
-    </w:p>
-    <w:p>
-      <w:pPr>
-        <w:numPr>
-          <w:ilvl w:val="0"/>
-          <w:numId w:val="0"/>
-        </w:numPr>
-        <w:pBdr>
-          <w:bottom w:val="single" w:color="auto" w:sz="4" w:space="0"/>
-        </w:pBdr>
-        <w:ind w:leftChars="0"/>
-        <w:rPr>
-          <w:rFonts w:hint="default"/>
-          <w:color w:val="0070C0"/>
-          <w:lang w:val="en-US"/>
-        </w:rPr>
-      </w:pPr>
-      <w:r>
-        <w:rPr>
-          <w:rFonts w:hint="default"/>
-          <w:color w:val="0070C0"/>
-          <w:lang w:val="en-US"/>
-        </w:rPr>
-        <w:t xml:space="preserve">    ↓</w:t>
-      </w:r>
-    </w:p>
-    <w:p>
-      <w:pPr>
-        <w:numPr>
-          <w:ilvl w:val="0"/>
-          <w:numId w:val="0"/>
-        </w:numPr>
-        <w:pBdr>
-          <w:bottom w:val="single" w:color="auto" w:sz="4" w:space="0"/>
-        </w:pBdr>
-        <w:ind w:leftChars="0"/>
-        <w:rPr>
-          <w:rFonts w:hint="default"/>
-          <w:color w:val="0070C0"/>
-          <w:lang w:val="en-US"/>
-        </w:rPr>
-      </w:pPr>
-      <w:r>
-        <w:rPr>
-          <w:rFonts w:hint="default"/>
-          <w:color w:val="0070C0"/>
-          <w:lang w:val="en-US"/>
-        </w:rPr>
-        <w:t>JDBC ✅</w:t>
-      </w:r>
-    </w:p>
-    <w:p>
-      <w:pPr>
-        <w:numPr>
-          <w:ilvl w:val="0"/>
-          <w:numId w:val="0"/>
-        </w:numPr>
-        <w:pBdr>
-          <w:bottom w:val="single" w:color="auto" w:sz="4" w:space="0"/>
-        </w:pBdr>
-        <w:ind w:leftChars="0"/>
-        <w:rPr>
-          <w:rFonts w:hint="default"/>
-          <w:color w:val="0070C0"/>
-          <w:lang w:val="en-US"/>
-        </w:rPr>
-      </w:pPr>
-      <w:r>
-        <w:rPr>
-          <w:rFonts w:hint="default"/>
-          <w:color w:val="0070C0"/>
-          <w:lang w:val="en-US"/>
-        </w:rPr>
-        <w:t xml:space="preserve">    ↓</w:t>
-      </w:r>
-    </w:p>
-    <w:p>
-      <w:pPr>
-        <w:numPr>
-          <w:ilvl w:val="0"/>
-          <w:numId w:val="0"/>
-        </w:numPr>
-        <w:pBdr>
-          <w:bottom w:val="single" w:color="auto" w:sz="4" w:space="0"/>
-        </w:pBdr>
-        <w:ind w:leftChars="0"/>
-        <w:rPr>
-          <w:rFonts w:hint="default"/>
-          <w:color w:val="0070C0"/>
-          <w:lang w:val="en-US"/>
-        </w:rPr>
-      </w:pPr>
-      <w:r>
-        <w:rPr>
-          <w:rFonts w:hint="default"/>
-          <w:color w:val="0070C0"/>
-          <w:lang w:val="en-US"/>
-        </w:rPr>
-        <w:t>DataSource + Connection Pool concept</w:t>
-      </w:r>
-    </w:p>
-    <w:p>
-      <w:pPr>
-        <w:numPr>
-          <w:ilvl w:val="0"/>
-          <w:numId w:val="0"/>
-        </w:numPr>
-        <w:pBdr>
-          <w:bottom w:val="single" w:color="auto" w:sz="4" w:space="0"/>
-        </w:pBdr>
-        <w:ind w:leftChars="0"/>
-        <w:rPr>
-          <w:rFonts w:hint="default"/>
-          <w:color w:val="0070C0"/>
-          <w:lang w:val="en-US"/>
-        </w:rPr>
-      </w:pPr>
-      <w:r>
-        <w:rPr>
-          <w:rFonts w:hint="default"/>
-          <w:color w:val="0070C0"/>
-          <w:lang w:val="en-US"/>
-        </w:rPr>
-        <w:t xml:space="preserve">    ↓</w:t>
-      </w:r>
-    </w:p>
-    <w:p>
-      <w:pPr>
-        <w:numPr>
-          <w:ilvl w:val="0"/>
-          <w:numId w:val="0"/>
-        </w:numPr>
-        <w:pBdr>
-          <w:bottom w:val="single" w:color="auto" w:sz="4" w:space="0"/>
-        </w:pBdr>
-        <w:ind w:leftChars="0"/>
-        <w:rPr>
-          <w:rFonts w:hint="default"/>
-          <w:color w:val="0070C0"/>
-          <w:lang w:val="en-US"/>
-        </w:rPr>
-      </w:pPr>
-      <w:r>
-        <w:rPr>
-          <w:rFonts w:hint="default"/>
-          <w:color w:val="0070C0"/>
-          <w:lang w:val="en-US"/>
-        </w:rPr>
-        <w:t>🔥 Spring Core</w:t>
+    </w:p>
+    <w:p>
+      <w:pPr>
+        <w:numPr>
+          <w:ilvl w:val="0"/>
+          <w:numId w:val="0"/>
+        </w:numPr>
+        <w:pBdr>
+          <w:bottom w:val="single" w:color="auto" w:sz="4" w:space="0"/>
+        </w:pBdr>
+        <w:ind w:leftChars="0"/>
+      </w:pPr>
+    </w:p>
+    <w:p>
+      <w:pPr>
+        <w:numPr>
+          <w:ilvl w:val="0"/>
+          <w:numId w:val="0"/>
+        </w:numPr>
+        <w:pBdr>
+          <w:bottom w:val="single" w:color="auto" w:sz="4" w:space="0"/>
+        </w:pBdr>
+        <w:ind w:leftChars="0"/>
+      </w:pPr>
+    </w:p>
+    <w:p>
+      <w:pPr>
+        <w:numPr>
+          <w:ilvl w:val="0"/>
+          <w:numId w:val="0"/>
+        </w:numPr>
+        <w:pBdr>
+          <w:bottom w:val="single" w:color="auto" w:sz="4" w:space="0"/>
+        </w:pBdr>
+        <w:ind w:leftChars="0"/>
+      </w:pPr>
+      <w:r>
+        <w:drawing>
+          <wp:inline distT="0" distB="0" distL="114300" distR="114300">
+            <wp:extent cx="4572000" cy="1699260"/>
+            <wp:effectExtent l="0" t="0" r="0" b="7620"/>
+            <wp:docPr id="85" name="Picture 1"/>
+            <wp:cNvGraphicFramePr>
+              <a:graphicFrameLocks xmlns:a="http://schemas.openxmlformats.org/drawingml/2006/main" noChangeAspect="1"/>
+            </wp:cNvGraphicFramePr>
+            <a:graphic xmlns:a="http://schemas.openxmlformats.org/drawingml/2006/main">
+              <a:graphicData uri="http://schemas.openxmlformats.org/drawingml/2006/picture">
+                <pic:pic xmlns:pic="http://schemas.openxmlformats.org/drawingml/2006/picture">
+                  <pic:nvPicPr>
+                    <pic:cNvPr id="85" name="Picture 1"/>
+                    <pic:cNvPicPr>
+                      <a:picLocks noChangeAspect="1"/>
+                    </pic:cNvPicPr>
+                  </pic:nvPicPr>
+                  <pic:blipFill>
+                    <a:blip r:embed="rId87"/>
+                    <a:stretch>
+                      <a:fillRect/>
+                    </a:stretch>
+                  </pic:blipFill>
+                  <pic:spPr>
+                    <a:xfrm>
+                      <a:off x="0" y="0"/>
+                      <a:ext cx="4572000" cy="1699260"/>
+                    </a:xfrm>
+                    <a:prstGeom prst="rect">
+                      <a:avLst/>
+                    </a:prstGeom>
+                    <a:noFill/>
+                    <a:ln>
+                      <a:noFill/>
+                    </a:ln>
+                  </pic:spPr>
+                </pic:pic>
+              </a:graphicData>
+            </a:graphic>
+          </wp:inline>
+        </w:drawing>
       </w:r>
       <w:bookmarkStart w:id="0" w:name="_GoBack"/>
       <w:bookmarkEnd w:id="0"/>
@@ -14334,6 +13823,528 @@
           <w:bottom w:val="single" w:color="auto" w:sz="4" w:space="0"/>
         </w:pBdr>
         <w:ind w:leftChars="0"/>
+      </w:pPr>
+    </w:p>
+    <w:p>
+      <w:pPr>
+        <w:numPr>
+          <w:ilvl w:val="0"/>
+          <w:numId w:val="0"/>
+        </w:numPr>
+        <w:pBdr>
+          <w:bottom w:val="single" w:color="auto" w:sz="4" w:space="0"/>
+        </w:pBdr>
+        <w:ind w:leftChars="0"/>
+      </w:pPr>
+    </w:p>
+    <w:p>
+      <w:pPr>
+        <w:numPr>
+          <w:ilvl w:val="0"/>
+          <w:numId w:val="0"/>
+        </w:numPr>
+        <w:pBdr>
+          <w:bottom w:val="single" w:color="auto" w:sz="4" w:space="0"/>
+        </w:pBdr>
+        <w:ind w:leftChars="0"/>
+      </w:pPr>
+    </w:p>
+    <w:p>
+      <w:pPr>
+        <w:numPr>
+          <w:ilvl w:val="0"/>
+          <w:numId w:val="0"/>
+        </w:numPr>
+        <w:pBdr>
+          <w:bottom w:val="single" w:color="auto" w:sz="4" w:space="0"/>
+        </w:pBdr>
+        <w:ind w:leftChars="0"/>
+      </w:pPr>
+    </w:p>
+    <w:p>
+      <w:pPr>
+        <w:numPr>
+          <w:ilvl w:val="0"/>
+          <w:numId w:val="0"/>
+        </w:numPr>
+        <w:pBdr>
+          <w:bottom w:val="single" w:color="auto" w:sz="4" w:space="0"/>
+        </w:pBdr>
+        <w:ind w:leftChars="0"/>
+      </w:pPr>
+    </w:p>
+    <w:p>
+      <w:pPr>
+        <w:numPr>
+          <w:ilvl w:val="0"/>
+          <w:numId w:val="0"/>
+        </w:numPr>
+        <w:pBdr>
+          <w:bottom w:val="single" w:color="auto" w:sz="4" w:space="0"/>
+        </w:pBdr>
+        <w:ind w:leftChars="0"/>
+      </w:pPr>
+    </w:p>
+    <w:p>
+      <w:pPr>
+        <w:numPr>
+          <w:ilvl w:val="0"/>
+          <w:numId w:val="4"/>
+        </w:numPr>
+        <w:pBdr>
+          <w:bottom w:val="single" w:color="auto" w:sz="4" w:space="0"/>
+        </w:pBdr>
+        <w:ind w:leftChars="0"/>
+        <w:rPr>
+          <w:rFonts w:hint="default"/>
+          <w:lang w:val="en-US"/>
+        </w:rPr>
+      </w:pPr>
+      <w:r>
+        <w:rPr>
+          <w:rFonts w:hint="default"/>
+          <w:lang w:val="en-US"/>
+        </w:rPr>
+        <w:t>DA2 - 3 (SE122)</w:t>
+      </w:r>
+    </w:p>
+    <w:p>
+      <w:pPr>
+        <w:numPr>
+          <w:ilvl w:val="0"/>
+          <w:numId w:val="4"/>
+        </w:numPr>
+        <w:pBdr>
+          <w:bottom w:val="single" w:color="auto" w:sz="4" w:space="0"/>
+        </w:pBdr>
+        <w:ind w:leftChars="0"/>
+        <w:rPr>
+          <w:rFonts w:hint="default"/>
+          <w:lang w:val="en-US"/>
+        </w:rPr>
+      </w:pPr>
+      <w:r>
+        <w:rPr>
+          <w:rFonts w:hint="default"/>
+          <w:lang w:val="en-US"/>
+        </w:rPr>
+        <w:t>PTYC - 2 + 1 (SE357)</w:t>
+      </w:r>
+    </w:p>
+    <w:p>
+      <w:pPr>
+        <w:numPr>
+          <w:ilvl w:val="0"/>
+          <w:numId w:val="4"/>
+        </w:numPr>
+        <w:pBdr>
+          <w:bottom w:val="single" w:color="auto" w:sz="4" w:space="0"/>
+        </w:pBdr>
+        <w:ind w:leftChars="0"/>
+        <w:rPr>
+          <w:rFonts w:hint="default"/>
+          <w:lang w:val="en-US"/>
+        </w:rPr>
+      </w:pPr>
+      <w:r>
+        <w:rPr>
+          <w:rFonts w:hint="default"/>
+          <w:lang w:val="en-US"/>
+        </w:rPr>
+        <w:t>Testing - 3 + 1 (SE113)</w:t>
+      </w:r>
+    </w:p>
+    <w:p>
+      <w:pPr>
+        <w:numPr>
+          <w:ilvl w:val="0"/>
+          <w:numId w:val="4"/>
+        </w:numPr>
+        <w:pBdr>
+          <w:bottom w:val="single" w:color="auto" w:sz="4" w:space="0"/>
+        </w:pBdr>
+        <w:ind w:leftChars="0"/>
+        <w:rPr>
+          <w:rFonts w:hint="default"/>
+          <w:lang w:val="en-US"/>
+        </w:rPr>
+      </w:pPr>
+      <w:r>
+        <w:rPr>
+          <w:rFonts w:hint="default"/>
+          <w:lang w:val="en-US"/>
+        </w:rPr>
+        <w:t>DevOps - 3 + 1 (NT548)</w:t>
+      </w:r>
+    </w:p>
+    <w:p>
+      <w:pPr>
+        <w:numPr>
+          <w:ilvl w:val="0"/>
+          <w:numId w:val="0"/>
+        </w:numPr>
+        <w:pBdr>
+          <w:bottom w:val="single" w:color="auto" w:sz="4" w:space="0"/>
+        </w:pBdr>
+        <w:ind w:leftChars="0"/>
+      </w:pPr>
+    </w:p>
+    <w:p>
+      <w:pPr>
+        <w:numPr>
+          <w:ilvl w:val="0"/>
+          <w:numId w:val="0"/>
+        </w:numPr>
+        <w:pBdr>
+          <w:bottom w:val="single" w:color="auto" w:sz="4" w:space="0"/>
+        </w:pBdr>
+        <w:ind w:leftChars="0"/>
+      </w:pPr>
+    </w:p>
+    <w:p>
+      <w:pPr>
+        <w:numPr>
+          <w:ilvl w:val="0"/>
+          <w:numId w:val="0"/>
+        </w:numPr>
+        <w:pBdr>
+          <w:bottom w:val="none" w:color="auto" w:sz="0" w:space="0"/>
+        </w:pBdr>
+        <w:ind w:leftChars="0"/>
+      </w:pPr>
+    </w:p>
+    <w:p>
+      <w:pPr>
+        <w:numPr>
+          <w:ilvl w:val="0"/>
+          <w:numId w:val="0"/>
+        </w:numPr>
+        <w:pBdr>
+          <w:bottom w:val="single" w:color="auto" w:sz="4" w:space="0"/>
+        </w:pBdr>
+        <w:ind w:leftChars="0"/>
+      </w:pPr>
+    </w:p>
+    <w:p>
+      <w:pPr>
+        <w:numPr>
+          <w:ilvl w:val="0"/>
+          <w:numId w:val="0"/>
+        </w:numPr>
+        <w:pBdr>
+          <w:bottom w:val="none" w:color="auto" w:sz="0" w:space="0"/>
+        </w:pBdr>
+        <w:ind w:leftChars="0"/>
+      </w:pPr>
+    </w:p>
+    <w:p>
+      <w:pPr>
+        <w:numPr>
+          <w:ilvl w:val="0"/>
+          <w:numId w:val="0"/>
+        </w:numPr>
+        <w:pBdr>
+          <w:bottom w:val="single" w:color="auto" w:sz="4" w:space="0"/>
+        </w:pBdr>
+        <w:ind w:leftChars="0"/>
+        <w:rPr>
+          <w:rFonts w:hint="default"/>
+          <w:color w:val="00B050"/>
+          <w:lang w:val="en-US"/>
+        </w:rPr>
+      </w:pPr>
+      <w:r>
+        <w:rPr>
+          <w:rFonts w:hint="default"/>
+          <w:color w:val="00B050"/>
+          <w:lang w:val="en-US"/>
+        </w:rPr>
+        <w:t>Core Java ✅</w:t>
+      </w:r>
+    </w:p>
+    <w:p>
+      <w:pPr>
+        <w:numPr>
+          <w:ilvl w:val="0"/>
+          <w:numId w:val="0"/>
+        </w:numPr>
+        <w:pBdr>
+          <w:bottom w:val="single" w:color="auto" w:sz="4" w:space="0"/>
+        </w:pBdr>
+        <w:ind w:leftChars="0"/>
+        <w:rPr>
+          <w:rFonts w:hint="default"/>
+          <w:color w:val="00B050"/>
+          <w:lang w:val="en-US"/>
+        </w:rPr>
+      </w:pPr>
+      <w:r>
+        <w:rPr>
+          <w:rFonts w:hint="default"/>
+          <w:color w:val="00B050"/>
+          <w:lang w:val="en-US"/>
+        </w:rPr>
+        <w:t xml:space="preserve">    ↓</w:t>
+      </w:r>
+    </w:p>
+    <w:p>
+      <w:pPr>
+        <w:numPr>
+          <w:ilvl w:val="0"/>
+          <w:numId w:val="0"/>
+        </w:numPr>
+        <w:pBdr>
+          <w:bottom w:val="single" w:color="auto" w:sz="4" w:space="0"/>
+        </w:pBdr>
+        <w:ind w:leftChars="0"/>
+        <w:rPr>
+          <w:rFonts w:hint="default"/>
+          <w:color w:val="00B050"/>
+          <w:lang w:val="en-US"/>
+        </w:rPr>
+      </w:pPr>
+      <w:r>
+        <w:rPr>
+          <w:rFonts w:hint="default"/>
+          <w:color w:val="00B050"/>
+          <w:lang w:val="en-US"/>
+        </w:rPr>
+        <w:t>OOP ✅</w:t>
+      </w:r>
+    </w:p>
+    <w:p>
+      <w:pPr>
+        <w:numPr>
+          <w:ilvl w:val="0"/>
+          <w:numId w:val="0"/>
+        </w:numPr>
+        <w:pBdr>
+          <w:bottom w:val="single" w:color="auto" w:sz="4" w:space="0"/>
+        </w:pBdr>
+        <w:ind w:leftChars="0"/>
+        <w:rPr>
+          <w:rFonts w:hint="default"/>
+          <w:color w:val="00B050"/>
+          <w:lang w:val="en-US"/>
+        </w:rPr>
+      </w:pPr>
+      <w:r>
+        <w:rPr>
+          <w:rFonts w:hint="default"/>
+          <w:color w:val="00B050"/>
+          <w:lang w:val="en-US"/>
+        </w:rPr>
+        <w:t xml:space="preserve">    ↓</w:t>
+      </w:r>
+    </w:p>
+    <w:p>
+      <w:pPr>
+        <w:numPr>
+          <w:ilvl w:val="0"/>
+          <w:numId w:val="0"/>
+        </w:numPr>
+        <w:pBdr>
+          <w:bottom w:val="single" w:color="auto" w:sz="4" w:space="0"/>
+        </w:pBdr>
+        <w:ind w:leftChars="0"/>
+        <w:rPr>
+          <w:rFonts w:hint="default"/>
+          <w:color w:val="00B050"/>
+          <w:lang w:val="en-US"/>
+        </w:rPr>
+      </w:pPr>
+      <w:r>
+        <w:rPr>
+          <w:rFonts w:hint="default"/>
+          <w:color w:val="00B050"/>
+          <w:lang w:val="en-US"/>
+        </w:rPr>
+        <w:t>Collections + Generics ✅</w:t>
+      </w:r>
+    </w:p>
+    <w:p>
+      <w:pPr>
+        <w:numPr>
+          <w:ilvl w:val="0"/>
+          <w:numId w:val="0"/>
+        </w:numPr>
+        <w:pBdr>
+          <w:bottom w:val="single" w:color="auto" w:sz="4" w:space="0"/>
+        </w:pBdr>
+        <w:ind w:leftChars="0"/>
+        <w:rPr>
+          <w:rFonts w:hint="default"/>
+          <w:color w:val="00B050"/>
+          <w:lang w:val="en-US"/>
+        </w:rPr>
+      </w:pPr>
+      <w:r>
+        <w:rPr>
+          <w:rFonts w:hint="default"/>
+          <w:color w:val="00B050"/>
+          <w:lang w:val="en-US"/>
+        </w:rPr>
+        <w:t xml:space="preserve">    ↓</w:t>
+      </w:r>
+    </w:p>
+    <w:p>
+      <w:pPr>
+        <w:numPr>
+          <w:ilvl w:val="0"/>
+          <w:numId w:val="0"/>
+        </w:numPr>
+        <w:pBdr>
+          <w:bottom w:val="single" w:color="auto" w:sz="4" w:space="0"/>
+        </w:pBdr>
+        <w:ind w:leftChars="0"/>
+        <w:rPr>
+          <w:rFonts w:hint="default"/>
+          <w:color w:val="00B050"/>
+          <w:lang w:val="en-US"/>
+        </w:rPr>
+      </w:pPr>
+      <w:r>
+        <w:rPr>
+          <w:rFonts w:hint="default"/>
+          <w:color w:val="00B050"/>
+          <w:lang w:val="en-US"/>
+        </w:rPr>
+        <w:t>Exceptions ✅</w:t>
+      </w:r>
+    </w:p>
+    <w:p>
+      <w:pPr>
+        <w:numPr>
+          <w:ilvl w:val="0"/>
+          <w:numId w:val="0"/>
+        </w:numPr>
+        <w:pBdr>
+          <w:bottom w:val="single" w:color="auto" w:sz="4" w:space="0"/>
+        </w:pBdr>
+        <w:ind w:leftChars="0"/>
+        <w:rPr>
+          <w:rFonts w:hint="default"/>
+          <w:color w:val="00B050"/>
+          <w:lang w:val="en-US"/>
+        </w:rPr>
+      </w:pPr>
+      <w:r>
+        <w:rPr>
+          <w:rFonts w:hint="default"/>
+          <w:color w:val="00B050"/>
+          <w:lang w:val="en-US"/>
+        </w:rPr>
+        <w:t xml:space="preserve">    ↓</w:t>
+      </w:r>
+    </w:p>
+    <w:p>
+      <w:pPr>
+        <w:numPr>
+          <w:ilvl w:val="0"/>
+          <w:numId w:val="0"/>
+        </w:numPr>
+        <w:pBdr>
+          <w:bottom w:val="single" w:color="auto" w:sz="4" w:space="0"/>
+        </w:pBdr>
+        <w:ind w:leftChars="0"/>
+        <w:rPr>
+          <w:rFonts w:hint="default"/>
+          <w:color w:val="00B050"/>
+          <w:lang w:val="en-US"/>
+        </w:rPr>
+      </w:pPr>
+      <w:r>
+        <w:rPr>
+          <w:rFonts w:hint="default"/>
+          <w:color w:val="00B050"/>
+          <w:lang w:val="en-US"/>
+        </w:rPr>
+        <w:t>Java I/O ✅</w:t>
+      </w:r>
+    </w:p>
+    <w:p>
+      <w:pPr>
+        <w:numPr>
+          <w:ilvl w:val="0"/>
+          <w:numId w:val="0"/>
+        </w:numPr>
+        <w:pBdr>
+          <w:bottom w:val="single" w:color="auto" w:sz="4" w:space="0"/>
+        </w:pBdr>
+        <w:ind w:leftChars="0"/>
+        <w:rPr>
+          <w:rFonts w:hint="default"/>
+          <w:color w:val="00B050"/>
+          <w:lang w:val="en-US"/>
+        </w:rPr>
+      </w:pPr>
+      <w:r>
+        <w:rPr>
+          <w:rFonts w:hint="default"/>
+          <w:color w:val="00B050"/>
+          <w:lang w:val="en-US"/>
+        </w:rPr>
+        <w:t xml:space="preserve">    ↓</w:t>
+      </w:r>
+    </w:p>
+    <w:p>
+      <w:pPr>
+        <w:numPr>
+          <w:ilvl w:val="0"/>
+          <w:numId w:val="0"/>
+        </w:numPr>
+        <w:pBdr>
+          <w:bottom w:val="single" w:color="auto" w:sz="4" w:space="0"/>
+        </w:pBdr>
+        <w:ind w:leftChars="0"/>
+        <w:rPr>
+          <w:rFonts w:hint="default"/>
+          <w:color w:val="00B050"/>
+          <w:lang w:val="en-US"/>
+        </w:rPr>
+      </w:pPr>
+      <w:r>
+        <w:rPr>
+          <w:rFonts w:hint="default"/>
+          <w:color w:val="00B050"/>
+          <w:lang w:val="en-US"/>
+        </w:rPr>
+        <w:t>Threads / Concurrency basics ✅</w:t>
+      </w:r>
+    </w:p>
+    <w:p>
+      <w:pPr>
+        <w:numPr>
+          <w:ilvl w:val="0"/>
+          <w:numId w:val="0"/>
+        </w:numPr>
+        <w:pBdr>
+          <w:bottom w:val="single" w:color="auto" w:sz="4" w:space="0"/>
+        </w:pBdr>
+        <w:ind w:leftChars="0"/>
+        <w:rPr>
+          <w:rFonts w:hint="default"/>
+          <w:lang w:val="en-US"/>
+        </w:rPr>
+      </w:pPr>
+      <w:r>
+        <w:rPr>
+          <w:rFonts w:hint="default"/>
+          <w:lang w:val="en-US"/>
+        </w:rPr>
+        <w:t xml:space="preserve">    ↓</w:t>
+      </w:r>
+    </w:p>
+    <w:p>
+      <w:pPr>
+        <w:numPr>
+          <w:ilvl w:val="0"/>
+          <w:numId w:val="0"/>
+        </w:numPr>
+        <w:pBdr>
+          <w:bottom w:val="single" w:color="auto" w:sz="4" w:space="0"/>
+        </w:pBdr>
+        <w:ind w:leftChars="0"/>
         <w:rPr>
           <w:rFonts w:hint="default"/>
           <w:color w:val="0070C0"/>
@@ -14346,6 +14357,31 @@
           <w:color w:val="0070C0"/>
           <w:lang w:val="en-US"/>
         </w:rPr>
+        <w:t>Maven / Gradle ✅</w:t>
+      </w:r>
+    </w:p>
+    <w:p>
+      <w:pPr>
+        <w:numPr>
+          <w:ilvl w:val="0"/>
+          <w:numId w:val="0"/>
+        </w:numPr>
+        <w:pBdr>
+          <w:bottom w:val="single" w:color="auto" w:sz="4" w:space="0"/>
+        </w:pBdr>
+        <w:ind w:leftChars="0"/>
+        <w:rPr>
+          <w:rFonts w:hint="default"/>
+          <w:color w:val="0070C0"/>
+          <w:lang w:val="en-US"/>
+        </w:rPr>
+      </w:pPr>
+      <w:r>
+        <w:rPr>
+          <w:rFonts w:hint="default"/>
+          <w:color w:val="0070C0"/>
+          <w:lang w:val="en-US"/>
+        </w:rPr>
         <w:t xml:space="preserve">    ↓</w:t>
       </w:r>
     </w:p>
@@ -14371,6 +14407,206 @@
           <w:color w:val="0070C0"/>
           <w:lang w:val="en-US"/>
         </w:rPr>
+        <w:t>SQL + PostgreSQL ✅</w:t>
+      </w:r>
+    </w:p>
+    <w:p>
+      <w:pPr>
+        <w:numPr>
+          <w:ilvl w:val="0"/>
+          <w:numId w:val="0"/>
+        </w:numPr>
+        <w:pBdr>
+          <w:bottom w:val="single" w:color="auto" w:sz="4" w:space="0"/>
+        </w:pBdr>
+        <w:ind w:leftChars="0"/>
+        <w:rPr>
+          <w:rFonts w:hint="default"/>
+          <w:color w:val="0070C0"/>
+          <w:lang w:val="en-US"/>
+        </w:rPr>
+      </w:pPr>
+      <w:r>
+        <w:rPr>
+          <w:rFonts w:hint="default"/>
+          <w:color w:val="0070C0"/>
+          <w:lang w:val="en-US"/>
+        </w:rPr>
+        <w:t xml:space="preserve">    ↓</w:t>
+      </w:r>
+    </w:p>
+    <w:p>
+      <w:pPr>
+        <w:numPr>
+          <w:ilvl w:val="0"/>
+          <w:numId w:val="0"/>
+        </w:numPr>
+        <w:pBdr>
+          <w:bottom w:val="single" w:color="auto" w:sz="4" w:space="0"/>
+        </w:pBdr>
+        <w:ind w:leftChars="0"/>
+        <w:rPr>
+          <w:rFonts w:hint="default"/>
+          <w:color w:val="0070C0"/>
+          <w:lang w:val="en-US"/>
+        </w:rPr>
+      </w:pPr>
+      <w:r>
+        <w:rPr>
+          <w:rFonts w:hint="default"/>
+          <w:color w:val="0070C0"/>
+          <w:lang w:val="en-US"/>
+        </w:rPr>
+        <w:t>JDBC ✅</w:t>
+      </w:r>
+    </w:p>
+    <w:p>
+      <w:pPr>
+        <w:numPr>
+          <w:ilvl w:val="0"/>
+          <w:numId w:val="0"/>
+        </w:numPr>
+        <w:pBdr>
+          <w:bottom w:val="single" w:color="auto" w:sz="4" w:space="0"/>
+        </w:pBdr>
+        <w:ind w:leftChars="0"/>
+        <w:rPr>
+          <w:rFonts w:hint="default"/>
+          <w:color w:val="0070C0"/>
+          <w:lang w:val="en-US"/>
+        </w:rPr>
+      </w:pPr>
+      <w:r>
+        <w:rPr>
+          <w:rFonts w:hint="default"/>
+          <w:color w:val="0070C0"/>
+          <w:lang w:val="en-US"/>
+        </w:rPr>
+        <w:t xml:space="preserve">    ↓</w:t>
+      </w:r>
+    </w:p>
+    <w:p>
+      <w:pPr>
+        <w:numPr>
+          <w:ilvl w:val="0"/>
+          <w:numId w:val="0"/>
+        </w:numPr>
+        <w:pBdr>
+          <w:bottom w:val="single" w:color="auto" w:sz="4" w:space="0"/>
+        </w:pBdr>
+        <w:ind w:leftChars="0"/>
+        <w:rPr>
+          <w:rFonts w:hint="default"/>
+          <w:color w:val="0070C0"/>
+          <w:lang w:val="en-US"/>
+        </w:rPr>
+      </w:pPr>
+      <w:r>
+        <w:rPr>
+          <w:rFonts w:hint="default"/>
+          <w:color w:val="0070C0"/>
+          <w:lang w:val="en-US"/>
+        </w:rPr>
+        <w:t>DataSource + Connection Pool concept</w:t>
+      </w:r>
+    </w:p>
+    <w:p>
+      <w:pPr>
+        <w:numPr>
+          <w:ilvl w:val="0"/>
+          <w:numId w:val="0"/>
+        </w:numPr>
+        <w:pBdr>
+          <w:bottom w:val="single" w:color="auto" w:sz="4" w:space="0"/>
+        </w:pBdr>
+        <w:ind w:leftChars="0"/>
+        <w:rPr>
+          <w:rFonts w:hint="default"/>
+          <w:color w:val="0070C0"/>
+          <w:lang w:val="en-US"/>
+        </w:rPr>
+      </w:pPr>
+      <w:r>
+        <w:rPr>
+          <w:rFonts w:hint="default"/>
+          <w:color w:val="0070C0"/>
+          <w:lang w:val="en-US"/>
+        </w:rPr>
+        <w:t xml:space="preserve">    ↓</w:t>
+      </w:r>
+    </w:p>
+    <w:p>
+      <w:pPr>
+        <w:numPr>
+          <w:ilvl w:val="0"/>
+          <w:numId w:val="0"/>
+        </w:numPr>
+        <w:pBdr>
+          <w:bottom w:val="single" w:color="auto" w:sz="4" w:space="0"/>
+        </w:pBdr>
+        <w:ind w:leftChars="0"/>
+        <w:rPr>
+          <w:rFonts w:hint="default"/>
+          <w:color w:val="0070C0"/>
+          <w:lang w:val="en-US"/>
+        </w:rPr>
+      </w:pPr>
+      <w:r>
+        <w:rPr>
+          <w:rFonts w:hint="default"/>
+          <w:color w:val="0070C0"/>
+          <w:lang w:val="en-US"/>
+        </w:rPr>
+        <w:t>🔥 Spring Core</w:t>
+      </w:r>
+    </w:p>
+    <w:p>
+      <w:pPr>
+        <w:numPr>
+          <w:ilvl w:val="0"/>
+          <w:numId w:val="0"/>
+        </w:numPr>
+        <w:pBdr>
+          <w:bottom w:val="single" w:color="auto" w:sz="4" w:space="0"/>
+        </w:pBdr>
+        <w:ind w:leftChars="0"/>
+        <w:rPr>
+          <w:rFonts w:hint="default"/>
+          <w:color w:val="0070C0"/>
+          <w:lang w:val="en-US"/>
+        </w:rPr>
+      </w:pPr>
+      <w:r>
+        <w:rPr>
+          <w:rFonts w:hint="default"/>
+          <w:color w:val="0070C0"/>
+          <w:lang w:val="en-US"/>
+        </w:rPr>
+        <w:t xml:space="preserve">    ↓</w:t>
+      </w:r>
+    </w:p>
+    <w:p>
+      <w:pPr>
+        <w:numPr>
+          <w:ilvl w:val="0"/>
+          <w:numId w:val="0"/>
+        </w:numPr>
+        <w:pBdr>
+          <w:bottom w:val="single" w:color="auto" w:sz="4" w:space="0"/>
+        </w:pBdr>
+        <w:ind w:leftChars="0"/>
+        <w:rPr>
+          <w:rFonts w:hint="default"/>
+          <w:color w:val="0070C0"/>
+          <w:lang w:val="en-US"/>
+        </w:rPr>
+      </w:pPr>
+      <w:r>
+        <w:rPr>
+          <w:rFonts w:hint="default"/>
+          <w:color w:val="0070C0"/>
+          <w:lang w:val="en-US"/>
+        </w:rPr>
         <w:t>🔥 Spring Boot</w:t>
       </w:r>
     </w:p>
@@ -14519,15 +14755,7 @@
           <w:color w:val="0070C0"/>
           <w:lang w:val="en-US"/>
         </w:rPr>
-        <w:t xml:space="preserve">🔥 </w:t>
-      </w:r>
-      <w:r>
-        <w:rPr>
-          <w:rFonts w:hint="default"/>
-          <w:color w:val="0070C0"/>
-          <w:lang w:val="en-US"/>
-        </w:rPr>
-        <w:t xml:space="preserve">Spring Data JPA + Hibernate </w:t>
+        <w:t xml:space="preserve">🔥 Spring Data JPA + Hibernate </w:t>
       </w:r>
     </w:p>
     <w:p>
@@ -14872,7 +15100,7 @@
       <w:pPr>
         <w:numPr>
           <w:ilvl w:val="0"/>
-          <w:numId w:val="4"/>
+          <w:numId w:val="5"/>
         </w:numPr>
         <w:pBdr>
           <w:bottom w:val="single" w:color="auto" w:sz="4" w:space="0"/>
@@ -14897,7 +15125,7 @@
       <w:pPr>
         <w:numPr>
           <w:ilvl w:val="0"/>
-          <w:numId w:val="4"/>
+          <w:numId w:val="5"/>
         </w:numPr>
         <w:pBdr>
           <w:bottom w:val="single" w:color="auto" w:sz="4" w:space="0"/>
@@ -14922,7 +15150,7 @@
       <w:pPr>
         <w:numPr>
           <w:ilvl w:val="0"/>
-          <w:numId w:val="4"/>
+          <w:numId w:val="5"/>
         </w:numPr>
         <w:pBdr>
           <w:bottom w:val="single" w:color="auto" w:sz="4" w:space="0"/>
@@ -14963,7 +15191,7 @@
       <w:pPr>
         <w:numPr>
           <w:ilvl w:val="0"/>
-          <w:numId w:val="5"/>
+          <w:numId w:val="6"/>
         </w:numPr>
         <w:rPr>
           <w:rFonts w:hint="default"/>
@@ -14982,7 +15210,7 @@
       <w:pPr>
         <w:numPr>
           <w:ilvl w:val="0"/>
-          <w:numId w:val="5"/>
+          <w:numId w:val="6"/>
         </w:numPr>
         <w:rPr>
           <w:rFonts w:hint="default"/>
@@ -15001,7 +15229,7 @@
       <w:pPr>
         <w:numPr>
           <w:ilvl w:val="0"/>
-          <w:numId w:val="5"/>
+          <w:numId w:val="6"/>
         </w:numPr>
         <w:rPr>
           <w:rFonts w:hint="default"/>
@@ -15020,7 +15248,7 @@
       <w:pPr>
         <w:numPr>
           <w:ilvl w:val="0"/>
-          <w:numId w:val="5"/>
+          <w:numId w:val="6"/>
         </w:numPr>
         <w:rPr>
           <w:rFonts w:hint="default"/>
@@ -15039,7 +15267,7 @@
       <w:pPr>
         <w:numPr>
           <w:ilvl w:val="0"/>
-          <w:numId w:val="5"/>
+          <w:numId w:val="6"/>
         </w:numPr>
         <w:rPr>
           <w:rFonts w:hint="default"/>
@@ -15399,7 +15627,7 @@
       <w:pPr>
         <w:numPr>
           <w:ilvl w:val="0"/>
-          <w:numId w:val="6"/>
+          <w:numId w:val="7"/>
         </w:numPr>
         <w:pBdr>
           <w:bottom w:val="single" w:color="auto" w:sz="4" w:space="0"/>
@@ -15448,7 +15676,7 @@
       <w:pPr>
         <w:numPr>
           <w:ilvl w:val="0"/>
-          <w:numId w:val="7"/>
+          <w:numId w:val="8"/>
         </w:numPr>
         <w:pBdr>
           <w:bottom w:val="single" w:color="auto" w:sz="4" w:space="0"/>
@@ -15471,40 +15699,16 @@
       <w:pPr>
         <w:numPr>
           <w:ilvl w:val="0"/>
-          <w:numId w:val="7"/>
-        </w:numPr>
-        <w:pBdr>
-          <w:bottom w:val="single" w:color="auto" w:sz="4" w:space="0"/>
-        </w:pBdr>
-        <w:ind w:leftChars="0"/>
-        <w:rPr>
-          <w:rFonts w:hint="default"/>
-          <w:lang w:val="en-US"/>
-        </w:rPr>
-      </w:pPr>
-    </w:p>
-    <w:p>
-      <w:pPr>
-        <w:numPr>
-          <w:ilvl w:val="0"/>
-          <w:numId w:val="0"/>
-        </w:numPr>
-        <w:pBdr>
-          <w:bottom w:val="single" w:color="auto" w:sz="4" w:space="0"/>
-        </w:pBdr>
-        <w:ind w:leftChars="0"/>
-      </w:pPr>
-    </w:p>
-    <w:p>
-      <w:pPr>
-        <w:numPr>
-          <w:ilvl w:val="0"/>
-          <w:numId w:val="0"/>
-        </w:numPr>
-        <w:pBdr>
-          <w:bottom w:val="single" w:color="auto" w:sz="4" w:space="0"/>
-        </w:pBdr>
-        <w:ind w:leftChars="0"/>
+          <w:numId w:val="8"/>
+        </w:numPr>
+        <w:pBdr>
+          <w:bottom w:val="single" w:color="auto" w:sz="4" w:space="0"/>
+        </w:pBdr>
+        <w:ind w:leftChars="0"/>
+        <w:rPr>
+          <w:rFonts w:hint="default"/>
+          <w:lang w:val="en-US"/>
+        </w:rPr>
       </w:pPr>
     </w:p>
     <w:p>
@@ -16434,7 +16638,7 @@
                     </pic:cNvPicPr>
                   </pic:nvPicPr>
                   <pic:blipFill>
-                    <a:blip r:embed="rId86"/>
+                    <a:blip r:embed="rId88"/>
                     <a:stretch>
                       <a:fillRect/>
                     </a:stretch>
@@ -16553,7 +16757,7 @@
       <w:pPr>
         <w:numPr>
           <w:ilvl w:val="0"/>
-          <w:numId w:val="8"/>
+          <w:numId w:val="9"/>
         </w:numPr>
         <w:ind w:leftChars="0"/>
         <w:rPr>
@@ -16573,7 +16777,7 @@
       <w:pPr>
         <w:numPr>
           <w:ilvl w:val="0"/>
-          <w:numId w:val="8"/>
+          <w:numId w:val="9"/>
         </w:numPr>
         <w:ind w:leftChars="0"/>
         <w:rPr>
@@ -17199,7 +17403,7 @@
       <w:pPr>
         <w:numPr>
           <w:ilvl w:val="0"/>
-          <w:numId w:val="9"/>
+          <w:numId w:val="10"/>
         </w:numPr>
         <w:rPr>
           <w:rFonts w:hint="default"/>
@@ -17218,7 +17422,7 @@
       <w:pPr>
         <w:numPr>
           <w:ilvl w:val="0"/>
-          <w:numId w:val="9"/>
+          <w:numId w:val="10"/>
         </w:numPr>
         <w:rPr>
           <w:rFonts w:hint="default"/>
@@ -17266,7 +17470,7 @@
       <w:pPr>
         <w:numPr>
           <w:ilvl w:val="0"/>
-          <w:numId w:val="9"/>
+          <w:numId w:val="10"/>
         </w:numPr>
         <w:rPr>
           <w:rFonts w:hint="default"/>
@@ -17285,7 +17489,7 @@
       <w:pPr>
         <w:numPr>
           <w:ilvl w:val="0"/>
-          <w:numId w:val="9"/>
+          <w:numId w:val="10"/>
         </w:numPr>
         <w:rPr>
           <w:rFonts w:hint="default"/>
@@ -17346,7 +17550,7 @@
         <w:widowControl/>
         <w:numPr>
           <w:ilvl w:val="0"/>
-          <w:numId w:val="10"/>
+          <w:numId w:val="11"/>
         </w:numPr>
         <w:suppressLineNumbers w:val="0"/>
         <w:spacing w:before="0" w:beforeAutospacing="1" w:after="0" w:afterAutospacing="1"/>
@@ -17363,7 +17567,7 @@
         <w:widowControl/>
         <w:numPr>
           <w:ilvl w:val="0"/>
-          <w:numId w:val="10"/>
+          <w:numId w:val="11"/>
         </w:numPr>
         <w:suppressLineNumbers w:val="0"/>
         <w:spacing w:before="0" w:beforeAutospacing="1" w:after="0" w:afterAutospacing="1"/>
@@ -17473,7 +17677,7 @@
         <w:widowControl/>
         <w:numPr>
           <w:ilvl w:val="0"/>
-          <w:numId w:val="11"/>
+          <w:numId w:val="12"/>
         </w:numPr>
         <w:suppressLineNumbers w:val="0"/>
         <w:tabs>
@@ -17504,7 +17708,7 @@
         <w:widowControl/>
         <w:numPr>
           <w:ilvl w:val="0"/>
-          <w:numId w:val="11"/>
+          <w:numId w:val="12"/>
         </w:numPr>
         <w:suppressLineNumbers w:val="0"/>
         <w:tabs>
@@ -17844,6 +18048,18 @@
     </w:lvl>
   </w:abstractNum>
   <w:abstractNum w:abstractNumId="10">
+    <w:nsid w:val="6D957F5C"/>
+    <w:multiLevelType w:val="singleLevel"/>
+    <w:tmpl w:val="6D957F5C"/>
+    <w:lvl w:ilvl="0" w:tentative="0">
+      <w:start w:val="1"/>
+      <w:numFmt w:val="decimal"/>
+      <w:suff w:val="space"/>
+      <w:lvlText w:val="%1."/>
+      <w:lvlJc w:val="left"/>
+    </w:lvl>
+  </w:abstractNum>
+  <w:abstractNum w:abstractNumId="11">
     <w:nsid w:val="7E3DC0C5"/>
     <w:multiLevelType w:val="singleLevel"/>
     <w:tmpl w:val="7E3DC0C5"/>
@@ -17862,30 +18078,33 @@
     <w:abstractNumId w:val="5"/>
   </w:num>
   <w:num w:numId="3">
+    <w:abstractNumId w:val="10"/>
+  </w:num>
+  <w:num w:numId="4">
     <w:abstractNumId w:val="9"/>
   </w:num>
-  <w:num w:numId="4">
+  <w:num w:numId="5">
     <w:abstractNumId w:val="8"/>
   </w:num>
-  <w:num w:numId="5">
+  <w:num w:numId="6">
     <w:abstractNumId w:val="0"/>
   </w:num>
-  <w:num w:numId="6">
-    <w:abstractNumId w:val="10"/>
+  <w:num w:numId="7">
+    <w:abstractNumId w:val="11"/>
   </w:num>
-  <w:num w:numId="7">
+  <w:num w:numId="8">
     <w:abstractNumId w:val="6"/>
   </w:num>
-  <w:num w:numId="8">
+  <w:num w:numId="9">
     <w:abstractNumId w:val="7"/>
   </w:num>
-  <w:num w:numId="9">
+  <w:num w:numId="10">
     <w:abstractNumId w:val="4"/>
   </w:num>
-  <w:num w:numId="10">
+  <w:num w:numId="11">
     <w:abstractNumId w:val="3"/>
   </w:num>
-  <w:num w:numId="11">
+  <w:num w:numId="12">
     <w:abstractNumId w:val="2"/>
   </w:num>
 </w:numbering>

--- a/Vocab_3.docx
+++ b/Vocab_3.docx
@@ -13458,8 +13458,8 @@
       <w:r>
         <w:drawing>
           <wp:inline distT="0" distB="0" distL="114300" distR="114300">
-            <wp:extent cx="2110105" cy="3844925"/>
-            <wp:effectExtent l="0" t="0" r="8255" b="10795"/>
+            <wp:extent cx="1846580" cy="3365500"/>
+            <wp:effectExtent l="0" t="0" r="12700" b="2540"/>
             <wp:docPr id="83" name="Picture 2"/>
             <wp:cNvGraphicFramePr>
               <a:graphicFrameLocks xmlns:a="http://schemas.openxmlformats.org/drawingml/2006/main" noChangeAspect="1"/>
@@ -13482,7 +13482,7 @@
                   <pic:spPr>
                     <a:xfrm>
                       <a:off x="0" y="0"/>
-                      <a:ext cx="2110105" cy="3844925"/>
+                      <a:ext cx="1846580" cy="3365500"/>
                     </a:xfrm>
                     <a:prstGeom prst="rect">
                       <a:avLst/>
@@ -13645,46 +13645,6 @@
           <w:lang w:val="en-US"/>
         </w:rPr>
       </w:pPr>
-    </w:p>
-    <w:p>
-      <w:pPr>
-        <w:numPr>
-          <w:ilvl w:val="0"/>
-          <w:numId w:val="0"/>
-        </w:numPr>
-        <w:pBdr>
-          <w:bottom w:val="single" w:color="auto" w:sz="4" w:space="0"/>
-        </w:pBdr>
-        <w:ind w:leftChars="0"/>
-      </w:pPr>
-    </w:p>
-    <w:p>
-      <w:pPr>
-        <w:numPr>
-          <w:ilvl w:val="0"/>
-          <w:numId w:val="0"/>
-        </w:numPr>
-        <w:pBdr>
-          <w:bottom w:val="none" w:color="auto" w:sz="0" w:space="0"/>
-        </w:pBdr>
-        <w:ind w:leftChars="0"/>
-      </w:pPr>
-    </w:p>
-    <w:p>
-      <w:pPr>
-        <w:numPr>
-          <w:ilvl w:val="0"/>
-          <w:numId w:val="3"/>
-        </w:numPr>
-        <w:pBdr>
-          <w:bottom w:val="single" w:color="auto" w:sz="4" w:space="0"/>
-        </w:pBdr>
-        <w:ind w:leftChars="0"/>
-        <w:rPr>
-          <w:rFonts w:hint="default"/>
-          <w:lang w:val="en-US"/>
-        </w:rPr>
-      </w:pPr>
       <w:r>
         <w:rPr>
           <w:rFonts w:hint="default"/>
@@ -13696,70 +13656,6 @@
     <w:p>
       <w:pPr>
         <w:numPr>
-          <w:ilvl w:val="0"/>
-          <w:numId w:val="3"/>
-        </w:numPr>
-        <w:pBdr>
-          <w:bottom w:val="single" w:color="auto" w:sz="4" w:space="0"/>
-        </w:pBdr>
-        <w:ind w:leftChars="0"/>
-        <w:rPr>
-          <w:rFonts w:hint="default"/>
-          <w:lang w:val="en-US"/>
-        </w:rPr>
-      </w:pPr>
-      <w:r>
-        <w:rPr>
-          <w:rFonts w:hint="default"/>
-          <w:lang w:val="en-US"/>
-        </w:rPr>
-        <w:t>Triage</w:t>
-      </w:r>
-    </w:p>
-    <w:p>
-      <w:pPr>
-        <w:numPr>
-          <w:ilvl w:val="0"/>
-          <w:numId w:val="3"/>
-        </w:numPr>
-        <w:pBdr>
-          <w:bottom w:val="single" w:color="auto" w:sz="4" w:space="0"/>
-        </w:pBdr>
-        <w:ind w:leftChars="0"/>
-        <w:rPr>
-          <w:rFonts w:hint="default"/>
-          <w:lang w:val="en-US"/>
-        </w:rPr>
-      </w:pPr>
-    </w:p>
-    <w:p>
-      <w:pPr>
-        <w:numPr>
-          <w:ilvl w:val="0"/>
-          <w:numId w:val="0"/>
-        </w:numPr>
-        <w:pBdr>
-          <w:bottom w:val="single" w:color="auto" w:sz="4" w:space="0"/>
-        </w:pBdr>
-        <w:ind w:leftChars="0"/>
-      </w:pPr>
-    </w:p>
-    <w:p>
-      <w:pPr>
-        <w:numPr>
-          <w:ilvl w:val="0"/>
-          <w:numId w:val="0"/>
-        </w:numPr>
-        <w:pBdr>
-          <w:bottom w:val="single" w:color="auto" w:sz="4" w:space="0"/>
-        </w:pBdr>
-        <w:ind w:leftChars="0"/>
-      </w:pPr>
-    </w:p>
-    <w:p>
-      <w:pPr>
-        <w:numPr>
-          <w:ilvl w:val="0"/>
           <w:numId w:val="0"/>
         </w:numPr>
         <w:pBdr>
@@ -13770,9 +13666,9 @@
       <w:r>
         <w:drawing>
           <wp:inline distT="0" distB="0" distL="114300" distR="114300">
-            <wp:extent cx="4572000" cy="1699260"/>
-            <wp:effectExtent l="0" t="0" r="0" b="7620"/>
-            <wp:docPr id="85" name="Picture 1"/>
+            <wp:extent cx="3138805" cy="2983230"/>
+            <wp:effectExtent l="0" t="0" r="635" b="3810"/>
+            <wp:docPr id="86" name="Picture 1"/>
             <wp:cNvGraphicFramePr>
               <a:graphicFrameLocks xmlns:a="http://schemas.openxmlformats.org/drawingml/2006/main" noChangeAspect="1"/>
             </wp:cNvGraphicFramePr>
@@ -13780,7 +13676,7 @@
               <a:graphicData uri="http://schemas.openxmlformats.org/drawingml/2006/picture">
                 <pic:pic xmlns:pic="http://schemas.openxmlformats.org/drawingml/2006/picture">
                   <pic:nvPicPr>
-                    <pic:cNvPr id="85" name="Picture 1"/>
+                    <pic:cNvPr id="86" name="Picture 1"/>
                     <pic:cNvPicPr>
                       <a:picLocks noChangeAspect="1"/>
                     </pic:cNvPicPr>
@@ -13794,7 +13690,7 @@
                   <pic:spPr>
                     <a:xfrm>
                       <a:off x="0" y="0"/>
-                      <a:ext cx="4572000" cy="1699260"/>
+                      <a:ext cx="3138805" cy="2983230"/>
                     </a:xfrm>
                     <a:prstGeom prst="rect">
                       <a:avLst/>
@@ -13810,6 +13706,304 @@
           </wp:inline>
         </w:drawing>
       </w:r>
+    </w:p>
+    <w:p>
+      <w:pPr>
+        <w:numPr>
+          <w:numId w:val="0"/>
+        </w:numPr>
+        <w:pBdr>
+          <w:bottom w:val="single" w:color="auto" w:sz="4" w:space="0"/>
+        </w:pBdr>
+        <w:ind w:leftChars="0"/>
+      </w:pPr>
+    </w:p>
+    <w:p>
+      <w:pPr>
+        <w:numPr>
+          <w:ilvl w:val="0"/>
+          <w:numId w:val="2"/>
+        </w:numPr>
+        <w:pBdr>
+          <w:bottom w:val="single" w:color="auto" w:sz="4" w:space="0"/>
+        </w:pBdr>
+        <w:ind w:left="0" w:leftChars="0" w:firstLine="0" w:firstLineChars="0"/>
+        <w:rPr>
+          <w:rFonts w:hint="default"/>
+          <w:lang w:val="en-US"/>
+        </w:rPr>
+      </w:pPr>
+      <w:r>
+        <w:rPr>
+          <w:rFonts w:hint="default"/>
+          <w:lang w:val="en-US"/>
+        </w:rPr>
+        <w:t>Triage</w:t>
+      </w:r>
+    </w:p>
+    <w:p>
+      <w:pPr>
+        <w:numPr>
+          <w:numId w:val="0"/>
+        </w:numPr>
+        <w:pBdr>
+          <w:bottom w:val="single" w:color="auto" w:sz="4" w:space="0"/>
+        </w:pBdr>
+        <w:ind w:leftChars="0"/>
+        <w:rPr>
+          <w:rFonts w:hint="default"/>
+          <w:lang w:val="en-US"/>
+        </w:rPr>
+      </w:pPr>
+      <w:r>
+        <w:drawing>
+          <wp:inline distT="0" distB="0" distL="114300" distR="114300">
+            <wp:extent cx="2296795" cy="3192145"/>
+            <wp:effectExtent l="0" t="0" r="4445" b="8255"/>
+            <wp:docPr id="87" name="Picture 2"/>
+            <wp:cNvGraphicFramePr>
+              <a:graphicFrameLocks xmlns:a="http://schemas.openxmlformats.org/drawingml/2006/main" noChangeAspect="1"/>
+            </wp:cNvGraphicFramePr>
+            <a:graphic xmlns:a="http://schemas.openxmlformats.org/drawingml/2006/main">
+              <a:graphicData uri="http://schemas.openxmlformats.org/drawingml/2006/picture">
+                <pic:pic xmlns:pic="http://schemas.openxmlformats.org/drawingml/2006/picture">
+                  <pic:nvPicPr>
+                    <pic:cNvPr id="87" name="Picture 2"/>
+                    <pic:cNvPicPr>
+                      <a:picLocks noChangeAspect="1"/>
+                    </pic:cNvPicPr>
+                  </pic:nvPicPr>
+                  <pic:blipFill>
+                    <a:blip r:embed="rId88"/>
+                    <a:stretch>
+                      <a:fillRect/>
+                    </a:stretch>
+                  </pic:blipFill>
+                  <pic:spPr>
+                    <a:xfrm>
+                      <a:off x="0" y="0"/>
+                      <a:ext cx="2296795" cy="3192145"/>
+                    </a:xfrm>
+                    <a:prstGeom prst="rect">
+                      <a:avLst/>
+                    </a:prstGeom>
+                    <a:noFill/>
+                    <a:ln>
+                      <a:noFill/>
+                    </a:ln>
+                  </pic:spPr>
+                </pic:pic>
+              </a:graphicData>
+            </a:graphic>
+          </wp:inline>
+        </w:drawing>
+      </w:r>
+    </w:p>
+    <w:p>
+      <w:pPr>
+        <w:numPr>
+          <w:ilvl w:val="0"/>
+          <w:numId w:val="0"/>
+        </w:numPr>
+        <w:pBdr>
+          <w:bottom w:val="single" w:color="auto" w:sz="4" w:space="0"/>
+        </w:pBdr>
+        <w:ind w:leftChars="0"/>
+      </w:pPr>
+    </w:p>
+    <w:p>
+      <w:pPr>
+        <w:numPr>
+          <w:ilvl w:val="0"/>
+          <w:numId w:val="2"/>
+        </w:numPr>
+        <w:pBdr>
+          <w:bottom w:val="single" w:color="auto" w:sz="4" w:space="0"/>
+        </w:pBdr>
+        <w:ind w:left="0" w:leftChars="0" w:firstLine="0" w:firstLineChars="0"/>
+        <w:rPr>
+          <w:rFonts w:hint="default"/>
+          <w:lang w:val="en-US"/>
+        </w:rPr>
+      </w:pPr>
+    </w:p>
+    <w:p>
+      <w:pPr>
+        <w:numPr>
+          <w:ilvl w:val="0"/>
+          <w:numId w:val="0"/>
+        </w:numPr>
+        <w:pBdr>
+          <w:bottom w:val="single" w:color="auto" w:sz="4" w:space="0"/>
+        </w:pBdr>
+        <w:ind w:leftChars="0"/>
+      </w:pPr>
+      <w:r>
+        <w:drawing>
+          <wp:inline distT="0" distB="0" distL="114300" distR="114300">
+            <wp:extent cx="4419600" cy="891540"/>
+            <wp:effectExtent l="0" t="0" r="0" b="7620"/>
+            <wp:docPr id="88" name="Picture 3"/>
+            <wp:cNvGraphicFramePr>
+              <a:graphicFrameLocks xmlns:a="http://schemas.openxmlformats.org/drawingml/2006/main" noChangeAspect="1"/>
+            </wp:cNvGraphicFramePr>
+            <a:graphic xmlns:a="http://schemas.openxmlformats.org/drawingml/2006/main">
+              <a:graphicData uri="http://schemas.openxmlformats.org/drawingml/2006/picture">
+                <pic:pic xmlns:pic="http://schemas.openxmlformats.org/drawingml/2006/picture">
+                  <pic:nvPicPr>
+                    <pic:cNvPr id="88" name="Picture 3"/>
+                    <pic:cNvPicPr>
+                      <a:picLocks noChangeAspect="1"/>
+                    </pic:cNvPicPr>
+                  </pic:nvPicPr>
+                  <pic:blipFill>
+                    <a:blip r:embed="rId89"/>
+                    <a:stretch>
+                      <a:fillRect/>
+                    </a:stretch>
+                  </pic:blipFill>
+                  <pic:spPr>
+                    <a:xfrm>
+                      <a:off x="0" y="0"/>
+                      <a:ext cx="4419600" cy="891540"/>
+                    </a:xfrm>
+                    <a:prstGeom prst="rect">
+                      <a:avLst/>
+                    </a:prstGeom>
+                    <a:noFill/>
+                    <a:ln>
+                      <a:noFill/>
+                    </a:ln>
+                  </pic:spPr>
+                </pic:pic>
+              </a:graphicData>
+            </a:graphic>
+          </wp:inline>
+        </w:drawing>
+      </w:r>
+    </w:p>
+    <w:p>
+      <w:pPr>
+        <w:numPr>
+          <w:ilvl w:val="0"/>
+          <w:numId w:val="0"/>
+        </w:numPr>
+        <w:pBdr>
+          <w:bottom w:val="single" w:color="auto" w:sz="4" w:space="0"/>
+        </w:pBdr>
+        <w:ind w:leftChars="0"/>
+      </w:pPr>
+    </w:p>
+    <w:p>
+      <w:pPr>
+        <w:numPr>
+          <w:ilvl w:val="0"/>
+          <w:numId w:val="2"/>
+        </w:numPr>
+        <w:pBdr>
+          <w:bottom w:val="single" w:color="auto" w:sz="4" w:space="0"/>
+        </w:pBdr>
+        <w:ind w:left="0" w:leftChars="0" w:firstLine="0" w:firstLineChars="0"/>
+        <w:rPr>
+          <w:rFonts w:hint="default"/>
+          <w:lang w:val="en-US"/>
+        </w:rPr>
+      </w:pPr>
+    </w:p>
+    <w:p>
+      <w:pPr>
+        <w:numPr>
+          <w:ilvl w:val="0"/>
+          <w:numId w:val="0"/>
+        </w:numPr>
+        <w:pBdr>
+          <w:bottom w:val="single" w:color="auto" w:sz="4" w:space="0"/>
+        </w:pBdr>
+        <w:ind w:leftChars="0"/>
+      </w:pPr>
+      <w:r>
+        <w:drawing>
+          <wp:inline distT="0" distB="0" distL="114300" distR="114300">
+            <wp:extent cx="5271135" cy="508000"/>
+            <wp:effectExtent l="0" t="0" r="1905" b="10160"/>
+            <wp:docPr id="89" name="Picture 4"/>
+            <wp:cNvGraphicFramePr>
+              <a:graphicFrameLocks xmlns:a="http://schemas.openxmlformats.org/drawingml/2006/main" noChangeAspect="1"/>
+            </wp:cNvGraphicFramePr>
+            <a:graphic xmlns:a="http://schemas.openxmlformats.org/drawingml/2006/main">
+              <a:graphicData uri="http://schemas.openxmlformats.org/drawingml/2006/picture">
+                <pic:pic xmlns:pic="http://schemas.openxmlformats.org/drawingml/2006/picture">
+                  <pic:nvPicPr>
+                    <pic:cNvPr id="89" name="Picture 4"/>
+                    <pic:cNvPicPr>
+                      <a:picLocks noChangeAspect="1"/>
+                    </pic:cNvPicPr>
+                  </pic:nvPicPr>
+                  <pic:blipFill>
+                    <a:blip r:embed="rId90"/>
+                    <a:stretch>
+                      <a:fillRect/>
+                    </a:stretch>
+                  </pic:blipFill>
+                  <pic:spPr>
+                    <a:xfrm>
+                      <a:off x="0" y="0"/>
+                      <a:ext cx="5271135" cy="508000"/>
+                    </a:xfrm>
+                    <a:prstGeom prst="rect">
+                      <a:avLst/>
+                    </a:prstGeom>
+                    <a:noFill/>
+                    <a:ln>
+                      <a:noFill/>
+                    </a:ln>
+                  </pic:spPr>
+                </pic:pic>
+              </a:graphicData>
+            </a:graphic>
+          </wp:inline>
+        </w:drawing>
+      </w:r>
+    </w:p>
+    <w:p>
+      <w:pPr>
+        <w:numPr>
+          <w:ilvl w:val="0"/>
+          <w:numId w:val="0"/>
+        </w:numPr>
+        <w:pBdr>
+          <w:bottom w:val="single" w:color="auto" w:sz="4" w:space="0"/>
+        </w:pBdr>
+        <w:ind w:leftChars="0"/>
+      </w:pPr>
+    </w:p>
+    <w:p>
+      <w:pPr>
+        <w:numPr>
+          <w:ilvl w:val="0"/>
+          <w:numId w:val="2"/>
+        </w:numPr>
+        <w:pBdr>
+          <w:bottom w:val="single" w:color="auto" w:sz="4" w:space="0"/>
+        </w:pBdr>
+        <w:ind w:left="0" w:leftChars="0" w:firstLine="0" w:firstLineChars="0"/>
+        <w:rPr>
+          <w:rFonts w:hint="default"/>
+          <w:lang w:val="en-US"/>
+        </w:rPr>
+      </w:pPr>
+    </w:p>
+    <w:p>
+      <w:pPr>
+        <w:numPr>
+          <w:ilvl w:val="0"/>
+          <w:numId w:val="0"/>
+        </w:numPr>
+        <w:pBdr>
+          <w:bottom w:val="single" w:color="auto" w:sz="4" w:space="0"/>
+        </w:pBdr>
+        <w:ind w:leftChars="0"/>
+      </w:pPr>
       <w:bookmarkStart w:id="0" w:name="_GoBack"/>
       <w:bookmarkEnd w:id="0"/>
     </w:p>
@@ -13889,7 +14083,487 @@
       <w:pPr>
         <w:numPr>
           <w:ilvl w:val="0"/>
-          <w:numId w:val="4"/>
+          <w:numId w:val="0"/>
+        </w:numPr>
+        <w:pBdr>
+          <w:bottom w:val="single" w:color="auto" w:sz="4" w:space="0"/>
+        </w:pBdr>
+        <w:ind w:leftChars="0"/>
+      </w:pPr>
+    </w:p>
+    <w:p>
+      <w:pPr>
+        <w:numPr>
+          <w:ilvl w:val="0"/>
+          <w:numId w:val="0"/>
+        </w:numPr>
+        <w:pBdr>
+          <w:bottom w:val="single" w:color="auto" w:sz="4" w:space="0"/>
+        </w:pBdr>
+        <w:ind w:leftChars="0"/>
+      </w:pPr>
+    </w:p>
+    <w:p>
+      <w:pPr>
+        <w:numPr>
+          <w:ilvl w:val="0"/>
+          <w:numId w:val="0"/>
+        </w:numPr>
+        <w:pBdr>
+          <w:bottom w:val="single" w:color="auto" w:sz="4" w:space="0"/>
+        </w:pBdr>
+        <w:ind w:leftChars="0"/>
+      </w:pPr>
+    </w:p>
+    <w:p>
+      <w:pPr>
+        <w:numPr>
+          <w:ilvl w:val="0"/>
+          <w:numId w:val="0"/>
+        </w:numPr>
+        <w:pBdr>
+          <w:bottom w:val="single" w:color="auto" w:sz="4" w:space="0"/>
+        </w:pBdr>
+        <w:ind w:leftChars="0"/>
+      </w:pPr>
+    </w:p>
+    <w:p>
+      <w:pPr>
+        <w:numPr>
+          <w:ilvl w:val="0"/>
+          <w:numId w:val="0"/>
+        </w:numPr>
+        <w:pBdr>
+          <w:bottom w:val="single" w:color="auto" w:sz="4" w:space="0"/>
+        </w:pBdr>
+        <w:ind w:leftChars="0"/>
+      </w:pPr>
+    </w:p>
+    <w:p>
+      <w:pPr>
+        <w:numPr>
+          <w:ilvl w:val="0"/>
+          <w:numId w:val="0"/>
+        </w:numPr>
+        <w:pBdr>
+          <w:bottom w:val="single" w:color="auto" w:sz="4" w:space="0"/>
+        </w:pBdr>
+        <w:ind w:leftChars="0"/>
+      </w:pPr>
+    </w:p>
+    <w:p>
+      <w:pPr>
+        <w:numPr>
+          <w:ilvl w:val="0"/>
+          <w:numId w:val="0"/>
+        </w:numPr>
+        <w:pBdr>
+          <w:bottom w:val="single" w:color="auto" w:sz="4" w:space="0"/>
+        </w:pBdr>
+        <w:ind w:leftChars="0"/>
+      </w:pPr>
+    </w:p>
+    <w:p>
+      <w:pPr>
+        <w:numPr>
+          <w:ilvl w:val="0"/>
+          <w:numId w:val="0"/>
+        </w:numPr>
+        <w:pBdr>
+          <w:bottom w:val="single" w:color="auto" w:sz="4" w:space="0"/>
+        </w:pBdr>
+        <w:ind w:leftChars="0"/>
+      </w:pPr>
+    </w:p>
+    <w:p>
+      <w:pPr>
+        <w:numPr>
+          <w:ilvl w:val="0"/>
+          <w:numId w:val="0"/>
+        </w:numPr>
+        <w:pBdr>
+          <w:bottom w:val="single" w:color="auto" w:sz="4" w:space="0"/>
+        </w:pBdr>
+        <w:ind w:leftChars="0"/>
+      </w:pPr>
+    </w:p>
+    <w:p>
+      <w:pPr>
+        <w:numPr>
+          <w:ilvl w:val="0"/>
+          <w:numId w:val="0"/>
+        </w:numPr>
+        <w:pBdr>
+          <w:bottom w:val="single" w:color="auto" w:sz="4" w:space="0"/>
+        </w:pBdr>
+        <w:ind w:leftChars="0"/>
+      </w:pPr>
+    </w:p>
+    <w:p>
+      <w:pPr>
+        <w:numPr>
+          <w:ilvl w:val="0"/>
+          <w:numId w:val="0"/>
+        </w:numPr>
+        <w:pBdr>
+          <w:bottom w:val="single" w:color="auto" w:sz="4" w:space="0"/>
+        </w:pBdr>
+        <w:ind w:leftChars="0"/>
+      </w:pPr>
+    </w:p>
+    <w:p>
+      <w:pPr>
+        <w:numPr>
+          <w:ilvl w:val="0"/>
+          <w:numId w:val="0"/>
+        </w:numPr>
+        <w:pBdr>
+          <w:bottom w:val="single" w:color="auto" w:sz="4" w:space="0"/>
+        </w:pBdr>
+        <w:ind w:leftChars="0"/>
+      </w:pPr>
+    </w:p>
+    <w:p>
+      <w:pPr>
+        <w:numPr>
+          <w:ilvl w:val="0"/>
+          <w:numId w:val="0"/>
+        </w:numPr>
+        <w:pBdr>
+          <w:bottom w:val="single" w:color="auto" w:sz="4" w:space="0"/>
+        </w:pBdr>
+        <w:ind w:leftChars="0"/>
+      </w:pPr>
+    </w:p>
+    <w:p>
+      <w:pPr>
+        <w:numPr>
+          <w:ilvl w:val="0"/>
+          <w:numId w:val="0"/>
+        </w:numPr>
+        <w:pBdr>
+          <w:bottom w:val="single" w:color="auto" w:sz="4" w:space="0"/>
+        </w:pBdr>
+        <w:ind w:leftChars="0"/>
+      </w:pPr>
+    </w:p>
+    <w:p>
+      <w:pPr>
+        <w:numPr>
+          <w:ilvl w:val="0"/>
+          <w:numId w:val="0"/>
+        </w:numPr>
+        <w:pBdr>
+          <w:bottom w:val="single" w:color="auto" w:sz="4" w:space="0"/>
+        </w:pBdr>
+        <w:ind w:leftChars="0"/>
+      </w:pPr>
+    </w:p>
+    <w:p>
+      <w:pPr>
+        <w:numPr>
+          <w:ilvl w:val="0"/>
+          <w:numId w:val="0"/>
+        </w:numPr>
+        <w:pBdr>
+          <w:bottom w:val="single" w:color="auto" w:sz="4" w:space="0"/>
+        </w:pBdr>
+        <w:ind w:leftChars="0"/>
+      </w:pPr>
+    </w:p>
+    <w:p>
+      <w:pPr>
+        <w:numPr>
+          <w:ilvl w:val="0"/>
+          <w:numId w:val="0"/>
+        </w:numPr>
+        <w:pBdr>
+          <w:bottom w:val="single" w:color="auto" w:sz="4" w:space="0"/>
+        </w:pBdr>
+        <w:ind w:leftChars="0"/>
+      </w:pPr>
+    </w:p>
+    <w:p>
+      <w:pPr>
+        <w:numPr>
+          <w:ilvl w:val="0"/>
+          <w:numId w:val="0"/>
+        </w:numPr>
+        <w:pBdr>
+          <w:bottom w:val="single" w:color="auto" w:sz="4" w:space="0"/>
+        </w:pBdr>
+        <w:ind w:leftChars="0"/>
+      </w:pPr>
+    </w:p>
+    <w:p>
+      <w:pPr>
+        <w:numPr>
+          <w:ilvl w:val="0"/>
+          <w:numId w:val="0"/>
+        </w:numPr>
+        <w:pBdr>
+          <w:bottom w:val="single" w:color="auto" w:sz="4" w:space="0"/>
+        </w:pBdr>
+        <w:ind w:leftChars="0"/>
+      </w:pPr>
+    </w:p>
+    <w:p>
+      <w:pPr>
+        <w:numPr>
+          <w:ilvl w:val="0"/>
+          <w:numId w:val="0"/>
+        </w:numPr>
+        <w:pBdr>
+          <w:bottom w:val="single" w:color="auto" w:sz="4" w:space="0"/>
+        </w:pBdr>
+        <w:ind w:leftChars="0"/>
+      </w:pPr>
+    </w:p>
+    <w:p>
+      <w:pPr>
+        <w:numPr>
+          <w:ilvl w:val="0"/>
+          <w:numId w:val="0"/>
+        </w:numPr>
+        <w:pBdr>
+          <w:bottom w:val="single" w:color="auto" w:sz="4" w:space="0"/>
+        </w:pBdr>
+        <w:ind w:leftChars="0"/>
+      </w:pPr>
+    </w:p>
+    <w:p>
+      <w:pPr>
+        <w:numPr>
+          <w:ilvl w:val="0"/>
+          <w:numId w:val="0"/>
+        </w:numPr>
+        <w:pBdr>
+          <w:bottom w:val="single" w:color="auto" w:sz="4" w:space="0"/>
+        </w:pBdr>
+        <w:ind w:leftChars="0"/>
+      </w:pPr>
+    </w:p>
+    <w:p>
+      <w:pPr>
+        <w:numPr>
+          <w:ilvl w:val="0"/>
+          <w:numId w:val="0"/>
+        </w:numPr>
+        <w:pBdr>
+          <w:bottom w:val="single" w:color="auto" w:sz="4" w:space="0"/>
+        </w:pBdr>
+        <w:ind w:leftChars="0"/>
+      </w:pPr>
+    </w:p>
+    <w:p>
+      <w:pPr>
+        <w:numPr>
+          <w:ilvl w:val="0"/>
+          <w:numId w:val="0"/>
+        </w:numPr>
+        <w:pBdr>
+          <w:bottom w:val="single" w:color="auto" w:sz="4" w:space="0"/>
+        </w:pBdr>
+        <w:ind w:leftChars="0"/>
+      </w:pPr>
+    </w:p>
+    <w:p>
+      <w:pPr>
+        <w:numPr>
+          <w:ilvl w:val="0"/>
+          <w:numId w:val="0"/>
+        </w:numPr>
+        <w:pBdr>
+          <w:bottom w:val="single" w:color="auto" w:sz="4" w:space="0"/>
+        </w:pBdr>
+        <w:ind w:leftChars="0"/>
+      </w:pPr>
+    </w:p>
+    <w:p>
+      <w:pPr>
+        <w:numPr>
+          <w:ilvl w:val="0"/>
+          <w:numId w:val="0"/>
+        </w:numPr>
+        <w:pBdr>
+          <w:bottom w:val="single" w:color="auto" w:sz="4" w:space="0"/>
+        </w:pBdr>
+        <w:ind w:leftChars="0"/>
+      </w:pPr>
+    </w:p>
+    <w:p>
+      <w:pPr>
+        <w:numPr>
+          <w:ilvl w:val="0"/>
+          <w:numId w:val="0"/>
+        </w:numPr>
+        <w:pBdr>
+          <w:bottom w:val="single" w:color="auto" w:sz="4" w:space="0"/>
+        </w:pBdr>
+        <w:ind w:leftChars="0"/>
+      </w:pPr>
+    </w:p>
+    <w:p>
+      <w:pPr>
+        <w:numPr>
+          <w:ilvl w:val="0"/>
+          <w:numId w:val="0"/>
+        </w:numPr>
+        <w:pBdr>
+          <w:bottom w:val="single" w:color="auto" w:sz="4" w:space="0"/>
+        </w:pBdr>
+        <w:ind w:leftChars="0"/>
+      </w:pPr>
+    </w:p>
+    <w:p>
+      <w:pPr>
+        <w:numPr>
+          <w:ilvl w:val="0"/>
+          <w:numId w:val="0"/>
+        </w:numPr>
+        <w:pBdr>
+          <w:bottom w:val="single" w:color="auto" w:sz="4" w:space="0"/>
+        </w:pBdr>
+        <w:ind w:leftChars="0"/>
+      </w:pPr>
+    </w:p>
+    <w:p>
+      <w:pPr>
+        <w:numPr>
+          <w:ilvl w:val="0"/>
+          <w:numId w:val="0"/>
+        </w:numPr>
+        <w:pBdr>
+          <w:bottom w:val="single" w:color="auto" w:sz="4" w:space="0"/>
+        </w:pBdr>
+        <w:ind w:leftChars="0"/>
+      </w:pPr>
+    </w:p>
+    <w:p>
+      <w:pPr>
+        <w:numPr>
+          <w:ilvl w:val="0"/>
+          <w:numId w:val="0"/>
+        </w:numPr>
+        <w:pBdr>
+          <w:bottom w:val="single" w:color="auto" w:sz="4" w:space="0"/>
+        </w:pBdr>
+        <w:ind w:leftChars="0"/>
+      </w:pPr>
+    </w:p>
+    <w:p>
+      <w:pPr>
+        <w:numPr>
+          <w:ilvl w:val="0"/>
+          <w:numId w:val="0"/>
+        </w:numPr>
+        <w:pBdr>
+          <w:bottom w:val="single" w:color="auto" w:sz="4" w:space="0"/>
+        </w:pBdr>
+        <w:ind w:leftChars="0"/>
+      </w:pPr>
+    </w:p>
+    <w:p>
+      <w:pPr>
+        <w:numPr>
+          <w:ilvl w:val="0"/>
+          <w:numId w:val="0"/>
+        </w:numPr>
+        <w:pBdr>
+          <w:bottom w:val="single" w:color="auto" w:sz="4" w:space="0"/>
+        </w:pBdr>
+        <w:ind w:leftChars="0"/>
+      </w:pPr>
+    </w:p>
+    <w:p>
+      <w:pPr>
+        <w:numPr>
+          <w:ilvl w:val="0"/>
+          <w:numId w:val="0"/>
+        </w:numPr>
+        <w:pBdr>
+          <w:bottom w:val="single" w:color="auto" w:sz="4" w:space="0"/>
+        </w:pBdr>
+        <w:ind w:leftChars="0"/>
+      </w:pPr>
+    </w:p>
+    <w:p>
+      <w:pPr>
+        <w:numPr>
+          <w:ilvl w:val="0"/>
+          <w:numId w:val="0"/>
+        </w:numPr>
+        <w:pBdr>
+          <w:bottom w:val="single" w:color="auto" w:sz="4" w:space="0"/>
+        </w:pBdr>
+        <w:ind w:leftChars="0"/>
+      </w:pPr>
+    </w:p>
+    <w:p>
+      <w:pPr>
+        <w:numPr>
+          <w:ilvl w:val="0"/>
+          <w:numId w:val="0"/>
+        </w:numPr>
+        <w:pBdr>
+          <w:bottom w:val="single" w:color="auto" w:sz="4" w:space="0"/>
+        </w:pBdr>
+        <w:ind w:leftChars="0"/>
+      </w:pPr>
+    </w:p>
+    <w:p>
+      <w:pPr>
+        <w:numPr>
+          <w:ilvl w:val="0"/>
+          <w:numId w:val="0"/>
+        </w:numPr>
+        <w:pBdr>
+          <w:bottom w:val="single" w:color="auto" w:sz="4" w:space="0"/>
+        </w:pBdr>
+        <w:ind w:leftChars="0"/>
+      </w:pPr>
+    </w:p>
+    <w:p>
+      <w:pPr>
+        <w:numPr>
+          <w:ilvl w:val="0"/>
+          <w:numId w:val="0"/>
+        </w:numPr>
+        <w:pBdr>
+          <w:bottom w:val="single" w:color="auto" w:sz="4" w:space="0"/>
+        </w:pBdr>
+        <w:ind w:leftChars="0"/>
+      </w:pPr>
+    </w:p>
+    <w:p>
+      <w:pPr>
+        <w:numPr>
+          <w:ilvl w:val="0"/>
+          <w:numId w:val="0"/>
+        </w:numPr>
+        <w:pBdr>
+          <w:bottom w:val="single" w:color="auto" w:sz="4" w:space="0"/>
+        </w:pBdr>
+        <w:ind w:leftChars="0"/>
+      </w:pPr>
+    </w:p>
+    <w:p>
+      <w:pPr>
+        <w:numPr>
+          <w:ilvl w:val="0"/>
+          <w:numId w:val="0"/>
+        </w:numPr>
+        <w:pBdr>
+          <w:bottom w:val="single" w:color="auto" w:sz="4" w:space="0"/>
+        </w:pBdr>
+        <w:ind w:leftChars="0"/>
+      </w:pPr>
+    </w:p>
+    <w:p>
+      <w:pPr>
+        <w:numPr>
+          <w:ilvl w:val="0"/>
+          <w:numId w:val="3"/>
         </w:numPr>
         <w:pBdr>
           <w:bottom w:val="single" w:color="auto" w:sz="4" w:space="0"/>
@@ -13912,7 +14586,7 @@
       <w:pPr>
         <w:numPr>
           <w:ilvl w:val="0"/>
-          <w:numId w:val="4"/>
+          <w:numId w:val="3"/>
         </w:numPr>
         <w:pBdr>
           <w:bottom w:val="single" w:color="auto" w:sz="4" w:space="0"/>
@@ -13935,7 +14609,7 @@
       <w:pPr>
         <w:numPr>
           <w:ilvl w:val="0"/>
-          <w:numId w:val="4"/>
+          <w:numId w:val="3"/>
         </w:numPr>
         <w:pBdr>
           <w:bottom w:val="single" w:color="auto" w:sz="4" w:space="0"/>
@@ -13958,7 +14632,7 @@
       <w:pPr>
         <w:numPr>
           <w:ilvl w:val="0"/>
-          <w:numId w:val="4"/>
+          <w:numId w:val="3"/>
         </w:numPr>
         <w:pBdr>
           <w:bottom w:val="single" w:color="auto" w:sz="4" w:space="0"/>
@@ -15100,12 +15774,539 @@
       <w:pPr>
         <w:numPr>
           <w:ilvl w:val="0"/>
+          <w:numId w:val="4"/>
+        </w:numPr>
+        <w:pBdr>
+          <w:bottom w:val="single" w:color="auto" w:sz="4" w:space="0"/>
+        </w:pBdr>
+        <w:ind w:leftChars="0" w:firstLine="720" w:firstLineChars="0"/>
+        <w:rPr>
+          <w:rFonts w:hint="default"/>
+          <w:color w:val="FF0000"/>
+          <w:lang w:val="en-US"/>
+        </w:rPr>
+      </w:pPr>
+      <w:r>
+        <w:rPr>
+          <w:rFonts w:hint="default"/>
+          <w:color w:val="FF0000"/>
+          <w:lang w:val="en-US"/>
+        </w:rPr>
+        <w:t>System design</w:t>
+      </w:r>
+    </w:p>
+    <w:p>
+      <w:pPr>
+        <w:numPr>
+          <w:ilvl w:val="0"/>
+          <w:numId w:val="4"/>
+        </w:numPr>
+        <w:pBdr>
+          <w:bottom w:val="single" w:color="auto" w:sz="4" w:space="0"/>
+        </w:pBdr>
+        <w:ind w:leftChars="0" w:firstLine="720" w:firstLineChars="0"/>
+        <w:rPr>
+          <w:rFonts w:hint="default"/>
+          <w:color w:val="FF0000"/>
+          <w:lang w:val="en-US"/>
+        </w:rPr>
+      </w:pPr>
+      <w:r>
+        <w:rPr>
+          <w:rFonts w:hint="default"/>
+          <w:color w:val="FF0000"/>
+          <w:lang w:val="en-US"/>
+        </w:rPr>
+        <w:t xml:space="preserve">Design pattern.. </w:t>
+      </w:r>
+    </w:p>
+    <w:p>
+      <w:pPr>
+        <w:numPr>
+          <w:ilvl w:val="0"/>
+          <w:numId w:val="4"/>
+        </w:numPr>
+        <w:pBdr>
+          <w:bottom w:val="single" w:color="auto" w:sz="4" w:space="0"/>
+        </w:pBdr>
+        <w:ind w:leftChars="0" w:firstLine="720" w:firstLineChars="0"/>
+        <w:rPr>
+          <w:rFonts w:hint="default"/>
+          <w:color w:val="FF0000"/>
+          <w:lang w:val="en-US"/>
+        </w:rPr>
+      </w:pPr>
+      <w:r>
+        <w:rPr>
+          <w:rFonts w:hint="default"/>
+          <w:color w:val="FF0000"/>
+          <w:lang w:val="en-US"/>
+        </w:rPr>
+        <w:t xml:space="preserve">Ask ChatGPT to provide roadmap </w:t>
+      </w:r>
+    </w:p>
+    <w:p>
+      <w:pPr>
+        <w:numPr>
+          <w:ilvl w:val="0"/>
+          <w:numId w:val="0"/>
+        </w:numPr>
+        <w:pBdr>
+          <w:bottom w:val="single" w:color="auto" w:sz="4" w:space="0"/>
+        </w:pBdr>
+        <w:ind w:leftChars="0"/>
+        <w:rPr>
+          <w:rFonts w:hint="default"/>
+          <w:lang w:val="en-US"/>
+        </w:rPr>
+      </w:pPr>
+    </w:p>
+    <w:p>
+      <w:pPr>
+        <w:numPr>
+          <w:ilvl w:val="0"/>
           <w:numId w:val="5"/>
         </w:numPr>
-        <w:pBdr>
-          <w:bottom w:val="single" w:color="auto" w:sz="4" w:space="0"/>
-        </w:pBdr>
-        <w:ind w:leftChars="0" w:firstLine="720" w:firstLineChars="0"/>
+        <w:rPr>
+          <w:rFonts w:hint="default"/>
+          <w:lang w:val="en-US"/>
+        </w:rPr>
+      </w:pPr>
+      <w:r>
+        <w:rPr>
+          <w:rFonts w:hint="default"/>
+          <w:lang w:val="en-US"/>
+        </w:rPr>
+        <w:t>Collect an English video, listen to it once</w:t>
+      </w:r>
+    </w:p>
+    <w:p>
+      <w:pPr>
+        <w:numPr>
+          <w:ilvl w:val="0"/>
+          <w:numId w:val="5"/>
+        </w:numPr>
+        <w:rPr>
+          <w:rFonts w:hint="default"/>
+          <w:lang w:val="en-US"/>
+        </w:rPr>
+      </w:pPr>
+      <w:r>
+        <w:rPr>
+          <w:rFonts w:hint="default"/>
+          <w:lang w:val="en-US"/>
+        </w:rPr>
+        <w:t>After that, ask NotebookLM to extract all sentences from this video</w:t>
+      </w:r>
+    </w:p>
+    <w:p>
+      <w:pPr>
+        <w:numPr>
+          <w:ilvl w:val="0"/>
+          <w:numId w:val="5"/>
+        </w:numPr>
+        <w:rPr>
+          <w:rFonts w:hint="default"/>
+          <w:lang w:val="en-US"/>
+        </w:rPr>
+      </w:pPr>
+      <w:r>
+        <w:rPr>
+          <w:rFonts w:hint="default"/>
+          <w:lang w:val="en-US"/>
+        </w:rPr>
+        <w:t>Carefully read the transcript</w:t>
+      </w:r>
+    </w:p>
+    <w:p>
+      <w:pPr>
+        <w:numPr>
+          <w:ilvl w:val="0"/>
+          <w:numId w:val="5"/>
+        </w:numPr>
+        <w:rPr>
+          <w:rFonts w:hint="default"/>
+          <w:lang w:val="en-US"/>
+        </w:rPr>
+      </w:pPr>
+      <w:r>
+        <w:rPr>
+          <w:rFonts w:hint="default"/>
+          <w:lang w:val="en-US"/>
+        </w:rPr>
+        <w:t>Then, ask an AI model to analyze grammars in this transcript. And give many examples of these grammars so I can practice and remember them better</w:t>
+      </w:r>
+    </w:p>
+    <w:p>
+      <w:pPr>
+        <w:numPr>
+          <w:ilvl w:val="0"/>
+          <w:numId w:val="5"/>
+        </w:numPr>
+        <w:rPr>
+          <w:rFonts w:hint="default"/>
+          <w:lang w:val="en-US"/>
+        </w:rPr>
+      </w:pPr>
+      <w:r>
+        <w:rPr>
+          <w:rFonts w:hint="default"/>
+          <w:lang w:val="en-US"/>
+        </w:rPr>
+        <w:t>Listen the video again, about 3-4 times to be familiar with vocab and grammars</w:t>
+      </w:r>
+    </w:p>
+    <w:p>
+      <w:pPr>
+        <w:numPr>
+          <w:ilvl w:val="0"/>
+          <w:numId w:val="0"/>
+        </w:numPr>
+        <w:pBdr>
+          <w:bottom w:val="single" w:color="auto" w:sz="4" w:space="0"/>
+        </w:pBdr>
+        <w:ind w:leftChars="0"/>
+      </w:pPr>
+    </w:p>
+    <w:p>
+      <w:pPr>
+        <w:numPr>
+          <w:ilvl w:val="0"/>
+          <w:numId w:val="0"/>
+        </w:numPr>
+        <w:pBdr>
+          <w:bottom w:val="single" w:color="auto" w:sz="4" w:space="0"/>
+        </w:pBdr>
+        <w:ind w:leftChars="0"/>
+      </w:pPr>
+    </w:p>
+    <w:p>
+      <w:pPr>
+        <w:numPr>
+          <w:ilvl w:val="0"/>
+          <w:numId w:val="0"/>
+        </w:numPr>
+        <w:pBdr>
+          <w:bottom w:val="single" w:color="auto" w:sz="4" w:space="0"/>
+        </w:pBdr>
+        <w:ind w:leftChars="0"/>
+        <w:rPr>
+          <w:rFonts w:hint="default"/>
+        </w:rPr>
+      </w:pPr>
+      <w:r>
+        <w:rPr>
+          <w:rFonts w:hint="default"/>
+        </w:rPr>
+        <w:fldChar w:fldCharType="begin"/>
+      </w:r>
+      <w:r>
+        <w:rPr>
+          <w:rFonts w:hint="default"/>
+        </w:rPr>
+        <w:instrText xml:space="preserve"> HYPERLINK "https://ttsmaker.com/?utm_source=chatgpt.com&amp;fbclid=IwY2xjawTcfq1wZG9mBWV4dG4DYWVtAjEwAGJyaWQRMVBkMVE3U09vSXBOc0c5U2JzcnRjBmFwcF9pZBAyMjIwMzkxNzg4MjAwODkyAAEeViy194utUHv9HkcpHD8ReMUBhVkBXZf32-NeXvBTNM3FpDi__-mytG4Om9s_aem_MDG1qQkXLADiS6FsLVU5pw" </w:instrText>
+      </w:r>
+      <w:r>
+        <w:rPr>
+          <w:rFonts w:hint="default"/>
+        </w:rPr>
+        <w:fldChar w:fldCharType="separate"/>
+      </w:r>
+      <w:r>
+        <w:rPr>
+          <w:rStyle w:val="4"/>
+          <w:rFonts w:hint="default"/>
+        </w:rPr>
+        <w:t>https://ttsmaker.com/?utm_source=chatgpt.com&amp;fbclid=IwY2xjawTcfq1wZG9mBWV4dG4DYWVtAjEwAGJyaWQRMVBkMVE3U09vSXBOc0c5U2JzcnRjBmFwcF9pZBAyMjIwMzkxNzg4MjAwODkyAAEeViy194utUHv9HkcpHD8ReMUBhVkBXZf32-NeXvBTNM3FpDi__-mytG4Om9s_aem_MDG1qQkXLADiS6FsLVU5pw</w:t>
+      </w:r>
+      <w:r>
+        <w:rPr>
+          <w:rFonts w:hint="default"/>
+        </w:rPr>
+        <w:fldChar w:fldCharType="end"/>
+      </w:r>
+    </w:p>
+    <w:p>
+      <w:pPr>
+        <w:numPr>
+          <w:ilvl w:val="0"/>
+          <w:numId w:val="0"/>
+        </w:numPr>
+        <w:pBdr>
+          <w:bottom w:val="single" w:color="auto" w:sz="4" w:space="0"/>
+        </w:pBdr>
+        <w:ind w:leftChars="0"/>
+        <w:rPr>
+          <w:rFonts w:hint="default"/>
+        </w:rPr>
+      </w:pPr>
+    </w:p>
+    <w:p>
+      <w:pPr>
+        <w:numPr>
+          <w:ilvl w:val="0"/>
+          <w:numId w:val="0"/>
+        </w:numPr>
+        <w:pBdr>
+          <w:bottom w:val="single" w:color="auto" w:sz="4" w:space="0"/>
+        </w:pBdr>
+        <w:ind w:leftChars="0"/>
+        <w:rPr>
+          <w:rFonts w:hint="default"/>
+        </w:rPr>
+      </w:pPr>
+      <w:r>
+        <w:rPr>
+          <w:rFonts w:hint="default"/>
+        </w:rPr>
+        <w:fldChar w:fldCharType="begin"/>
+      </w:r>
+      <w:r>
+        <w:rPr>
+          <w:rFonts w:hint="default"/>
+        </w:rPr>
+        <w:instrText xml:space="preserve"> HYPERLINK "https://audio-joiner.com/vi/#google_vignette" </w:instrText>
+      </w:r>
+      <w:r>
+        <w:rPr>
+          <w:rFonts w:hint="default"/>
+        </w:rPr>
+        <w:fldChar w:fldCharType="separate"/>
+      </w:r>
+      <w:r>
+        <w:rPr>
+          <w:rStyle w:val="4"/>
+          <w:rFonts w:hint="default"/>
+        </w:rPr>
+        <w:t>https://audio-joiner.com/vi/#google_vignette</w:t>
+      </w:r>
+      <w:r>
+        <w:rPr>
+          <w:rFonts w:hint="default"/>
+        </w:rPr>
+        <w:fldChar w:fldCharType="end"/>
+      </w:r>
+    </w:p>
+    <w:p>
+      <w:pPr>
+        <w:numPr>
+          <w:ilvl w:val="0"/>
+          <w:numId w:val="0"/>
+        </w:numPr>
+        <w:pBdr>
+          <w:bottom w:val="single" w:color="auto" w:sz="4" w:space="0"/>
+        </w:pBdr>
+        <w:ind w:leftChars="0"/>
+        <w:rPr>
+          <w:rFonts w:hint="default"/>
+        </w:rPr>
+      </w:pPr>
+    </w:p>
+    <w:p>
+      <w:pPr>
+        <w:numPr>
+          <w:ilvl w:val="0"/>
+          <w:numId w:val="0"/>
+        </w:numPr>
+        <w:pBdr>
+          <w:bottom w:val="single" w:color="auto" w:sz="4" w:space="0"/>
+        </w:pBdr>
+        <w:ind w:leftChars="0"/>
+        <w:rPr>
+          <w:rFonts w:hint="default"/>
+        </w:rPr>
+      </w:pPr>
+    </w:p>
+    <w:p>
+      <w:pPr>
+        <w:numPr>
+          <w:ilvl w:val="0"/>
+          <w:numId w:val="0"/>
+        </w:numPr>
+        <w:pBdr>
+          <w:bottom w:val="single" w:color="auto" w:sz="4" w:space="0"/>
+        </w:pBdr>
+        <w:ind w:leftChars="0"/>
+        <w:rPr>
+          <w:rFonts w:hint="default"/>
+        </w:rPr>
+      </w:pPr>
+    </w:p>
+    <w:p>
+      <w:pPr>
+        <w:numPr>
+          <w:ilvl w:val="0"/>
+          <w:numId w:val="0"/>
+        </w:numPr>
+        <w:pBdr>
+          <w:bottom w:val="single" w:color="auto" w:sz="4" w:space="0"/>
+        </w:pBdr>
+        <w:ind w:leftChars="0"/>
+        <w:rPr>
+          <w:rFonts w:hint="default"/>
+        </w:rPr>
+      </w:pPr>
+    </w:p>
+    <w:p>
+      <w:pPr>
+        <w:numPr>
+          <w:ilvl w:val="0"/>
+          <w:numId w:val="0"/>
+        </w:numPr>
+        <w:pBdr>
+          <w:bottom w:val="single" w:color="auto" w:sz="4" w:space="0"/>
+        </w:pBdr>
+        <w:ind w:leftChars="0"/>
+        <w:rPr>
+          <w:rFonts w:hint="default"/>
+        </w:rPr>
+      </w:pPr>
+    </w:p>
+    <w:p>
+      <w:pPr>
+        <w:numPr>
+          <w:ilvl w:val="0"/>
+          <w:numId w:val="0"/>
+        </w:numPr>
+        <w:pBdr>
+          <w:bottom w:val="single" w:color="auto" w:sz="4" w:space="0"/>
+        </w:pBdr>
+        <w:ind w:leftChars="0"/>
+        <w:rPr>
+          <w:rFonts w:hint="default"/>
+        </w:rPr>
+      </w:pPr>
+    </w:p>
+    <w:p>
+      <w:pPr>
+        <w:numPr>
+          <w:ilvl w:val="0"/>
+          <w:numId w:val="0"/>
+        </w:numPr>
+        <w:pBdr>
+          <w:bottom w:val="single" w:color="auto" w:sz="4" w:space="0"/>
+        </w:pBdr>
+        <w:ind w:leftChars="0"/>
+        <w:rPr>
+          <w:rFonts w:hint="default"/>
+        </w:rPr>
+      </w:pPr>
+    </w:p>
+    <w:p>
+      <w:pPr>
+        <w:numPr>
+          <w:ilvl w:val="0"/>
+          <w:numId w:val="0"/>
+        </w:numPr>
+        <w:pBdr>
+          <w:bottom w:val="single" w:color="auto" w:sz="4" w:space="0"/>
+        </w:pBdr>
+        <w:ind w:leftChars="0"/>
+        <w:rPr>
+          <w:rFonts w:hint="default"/>
+        </w:rPr>
+      </w:pPr>
+    </w:p>
+    <w:p>
+      <w:pPr>
+        <w:numPr>
+          <w:ilvl w:val="0"/>
+          <w:numId w:val="0"/>
+        </w:numPr>
+        <w:pBdr>
+          <w:bottom w:val="single" w:color="auto" w:sz="4" w:space="0"/>
+        </w:pBdr>
+        <w:ind w:leftChars="0"/>
+        <w:rPr>
+          <w:rFonts w:hint="default"/>
+        </w:rPr>
+      </w:pPr>
+    </w:p>
+    <w:p>
+      <w:pPr>
+        <w:numPr>
+          <w:ilvl w:val="0"/>
+          <w:numId w:val="0"/>
+        </w:numPr>
+        <w:pBdr>
+          <w:bottom w:val="single" w:color="auto" w:sz="4" w:space="0"/>
+        </w:pBdr>
+        <w:ind w:leftChars="0"/>
+        <w:rPr>
+          <w:rFonts w:hint="default"/>
+        </w:rPr>
+      </w:pPr>
+    </w:p>
+    <w:p>
+      <w:pPr>
+        <w:numPr>
+          <w:ilvl w:val="0"/>
+          <w:numId w:val="0"/>
+        </w:numPr>
+        <w:pBdr>
+          <w:bottom w:val="single" w:color="auto" w:sz="4" w:space="0"/>
+        </w:pBdr>
+        <w:ind w:leftChars="0"/>
+        <w:rPr>
+          <w:rFonts w:hint="default"/>
+        </w:rPr>
+      </w:pPr>
+    </w:p>
+    <w:p>
+      <w:pPr>
+        <w:numPr>
+          <w:ilvl w:val="0"/>
+          <w:numId w:val="0"/>
+        </w:numPr>
+        <w:pBdr>
+          <w:bottom w:val="single" w:color="auto" w:sz="4" w:space="0"/>
+        </w:pBdr>
+        <w:ind w:leftChars="0"/>
+        <w:rPr>
+          <w:rFonts w:hint="default"/>
+        </w:rPr>
+      </w:pPr>
+    </w:p>
+    <w:p>
+      <w:pPr>
+        <w:numPr>
+          <w:ilvl w:val="0"/>
+          <w:numId w:val="0"/>
+        </w:numPr>
+        <w:pBdr>
+          <w:bottom w:val="single" w:color="auto" w:sz="4" w:space="0"/>
+        </w:pBdr>
+        <w:ind w:leftChars="0"/>
+        <w:rPr>
+          <w:rFonts w:hint="default"/>
+        </w:rPr>
+      </w:pPr>
+    </w:p>
+    <w:p>
+      <w:pPr>
+        <w:numPr>
+          <w:ilvl w:val="0"/>
+          <w:numId w:val="0"/>
+        </w:numPr>
+        <w:pBdr>
+          <w:bottom w:val="single" w:color="auto" w:sz="4" w:space="0"/>
+        </w:pBdr>
+        <w:ind w:leftChars="0"/>
+        <w:rPr>
+          <w:rFonts w:hint="default"/>
+        </w:rPr>
+      </w:pPr>
+    </w:p>
+    <w:p>
+      <w:pPr>
+        <w:numPr>
+          <w:ilvl w:val="0"/>
+          <w:numId w:val="6"/>
+        </w:numPr>
+        <w:pBdr>
+          <w:bottom w:val="single" w:color="auto" w:sz="4" w:space="0"/>
+        </w:pBdr>
+        <w:ind w:leftChars="0"/>
         <w:rPr>
           <w:rFonts w:hint="default"/>
           <w:color w:val="FF0000"/>
@@ -15118,509 +16319,31 @@
           <w:color w:val="FF0000"/>
           <w:lang w:val="en-US"/>
         </w:rPr>
-        <w:t>System design</w:t>
-      </w:r>
-    </w:p>
-    <w:p>
-      <w:pPr>
-        <w:numPr>
-          <w:ilvl w:val="0"/>
-          <w:numId w:val="5"/>
-        </w:numPr>
-        <w:pBdr>
-          <w:bottom w:val="single" w:color="auto" w:sz="4" w:space="0"/>
-        </w:pBdr>
-        <w:ind w:leftChars="0" w:firstLine="720" w:firstLineChars="0"/>
-        <w:rPr>
-          <w:rFonts w:hint="default"/>
-          <w:color w:val="FF0000"/>
-          <w:lang w:val="en-US"/>
-        </w:rPr>
-      </w:pPr>
-      <w:r>
-        <w:rPr>
-          <w:rFonts w:hint="default"/>
-          <w:color w:val="FF0000"/>
-          <w:lang w:val="en-US"/>
-        </w:rPr>
-        <w:t xml:space="preserve">Design pattern.. </w:t>
-      </w:r>
-    </w:p>
-    <w:p>
-      <w:pPr>
-        <w:numPr>
-          <w:ilvl w:val="0"/>
-          <w:numId w:val="5"/>
-        </w:numPr>
-        <w:pBdr>
-          <w:bottom w:val="single" w:color="auto" w:sz="4" w:space="0"/>
-        </w:pBdr>
-        <w:ind w:leftChars="0" w:firstLine="720" w:firstLineChars="0"/>
-        <w:rPr>
-          <w:rFonts w:hint="default"/>
-          <w:color w:val="FF0000"/>
-          <w:lang w:val="en-US"/>
-        </w:rPr>
-      </w:pPr>
-      <w:r>
-        <w:rPr>
-          <w:rFonts w:hint="default"/>
-          <w:color w:val="FF0000"/>
-          <w:lang w:val="en-US"/>
-        </w:rPr>
-        <w:t xml:space="preserve">Ask ChatGPT to provide roadmap </w:t>
-      </w:r>
-    </w:p>
-    <w:p>
-      <w:pPr>
-        <w:numPr>
-          <w:ilvl w:val="0"/>
-          <w:numId w:val="0"/>
-        </w:numPr>
-        <w:pBdr>
-          <w:bottom w:val="single" w:color="auto" w:sz="4" w:space="0"/>
-        </w:pBdr>
-        <w:ind w:leftChars="0"/>
-        <w:rPr>
-          <w:rFonts w:hint="default"/>
-          <w:lang w:val="en-US"/>
-        </w:rPr>
-      </w:pPr>
-    </w:p>
-    <w:p>
-      <w:pPr>
-        <w:numPr>
-          <w:ilvl w:val="0"/>
-          <w:numId w:val="6"/>
-        </w:numPr>
-        <w:rPr>
-          <w:rFonts w:hint="default"/>
-          <w:lang w:val="en-US"/>
-        </w:rPr>
-      </w:pPr>
-      <w:r>
-        <w:rPr>
-          <w:rFonts w:hint="default"/>
-          <w:lang w:val="en-US"/>
-        </w:rPr>
-        <w:t>Collect an English video, listen to it once</w:t>
-      </w:r>
-    </w:p>
-    <w:p>
-      <w:pPr>
-        <w:numPr>
-          <w:ilvl w:val="0"/>
-          <w:numId w:val="6"/>
-        </w:numPr>
-        <w:rPr>
-          <w:rFonts w:hint="default"/>
-          <w:lang w:val="en-US"/>
-        </w:rPr>
-      </w:pPr>
-      <w:r>
-        <w:rPr>
-          <w:rFonts w:hint="default"/>
-          <w:lang w:val="en-US"/>
-        </w:rPr>
-        <w:t>After that, ask NotebookLM to extract all sentences from this video</w:t>
-      </w:r>
-    </w:p>
-    <w:p>
-      <w:pPr>
-        <w:numPr>
-          <w:ilvl w:val="0"/>
-          <w:numId w:val="6"/>
-        </w:numPr>
-        <w:rPr>
-          <w:rFonts w:hint="default"/>
-          <w:lang w:val="en-US"/>
-        </w:rPr>
-      </w:pPr>
-      <w:r>
-        <w:rPr>
-          <w:rFonts w:hint="default"/>
-          <w:lang w:val="en-US"/>
-        </w:rPr>
-        <w:t>Carefully read the transcript</w:t>
-      </w:r>
-    </w:p>
-    <w:p>
-      <w:pPr>
-        <w:numPr>
-          <w:ilvl w:val="0"/>
-          <w:numId w:val="6"/>
-        </w:numPr>
-        <w:rPr>
-          <w:rFonts w:hint="default"/>
-          <w:lang w:val="en-US"/>
-        </w:rPr>
-      </w:pPr>
-      <w:r>
-        <w:rPr>
-          <w:rFonts w:hint="default"/>
-          <w:lang w:val="en-US"/>
-        </w:rPr>
-        <w:t>Then, ask an AI model to analyze grammars in this transcript. And give many examples of these grammars so I can practice and remember them better</w:t>
-      </w:r>
-    </w:p>
-    <w:p>
-      <w:pPr>
-        <w:numPr>
-          <w:ilvl w:val="0"/>
-          <w:numId w:val="6"/>
-        </w:numPr>
-        <w:rPr>
-          <w:rFonts w:hint="default"/>
-          <w:lang w:val="en-US"/>
-        </w:rPr>
-      </w:pPr>
-      <w:r>
-        <w:rPr>
-          <w:rFonts w:hint="default"/>
-          <w:lang w:val="en-US"/>
-        </w:rPr>
-        <w:t>Listen the video again, about 3-4 times to be familiar with vocab and grammars</w:t>
-      </w:r>
-    </w:p>
-    <w:p>
-      <w:pPr>
-        <w:numPr>
-          <w:ilvl w:val="0"/>
-          <w:numId w:val="0"/>
-        </w:numPr>
-        <w:pBdr>
-          <w:bottom w:val="single" w:color="auto" w:sz="4" w:space="0"/>
-        </w:pBdr>
-        <w:ind w:leftChars="0"/>
-      </w:pPr>
-    </w:p>
-    <w:p>
-      <w:pPr>
-        <w:numPr>
-          <w:ilvl w:val="0"/>
-          <w:numId w:val="0"/>
-        </w:numPr>
-        <w:pBdr>
-          <w:bottom w:val="single" w:color="auto" w:sz="4" w:space="0"/>
-        </w:pBdr>
-        <w:ind w:leftChars="0"/>
-      </w:pPr>
-    </w:p>
-    <w:p>
-      <w:pPr>
-        <w:numPr>
-          <w:ilvl w:val="0"/>
-          <w:numId w:val="0"/>
-        </w:numPr>
-        <w:pBdr>
-          <w:bottom w:val="single" w:color="auto" w:sz="4" w:space="0"/>
-        </w:pBdr>
-        <w:ind w:leftChars="0"/>
-        <w:rPr>
-          <w:rFonts w:hint="default"/>
-        </w:rPr>
-      </w:pPr>
-      <w:r>
-        <w:rPr>
-          <w:rFonts w:hint="default"/>
-        </w:rPr>
-        <w:fldChar w:fldCharType="begin"/>
-      </w:r>
-      <w:r>
-        <w:rPr>
-          <w:rFonts w:hint="default"/>
-        </w:rPr>
-        <w:instrText xml:space="preserve"> HYPERLINK "https://ttsmaker.com/?utm_source=chatgpt.com&amp;fbclid=IwY2xjawTcfq1wZG9mBWV4dG4DYWVtAjEwAGJyaWQRMVBkMVE3U09vSXBOc0c5U2JzcnRjBmFwcF9pZBAyMjIwMzkxNzg4MjAwODkyAAEeViy194utUHv9HkcpHD8ReMUBhVkBXZf32-NeXvBTNM3FpDi__-mytG4Om9s_aem_MDG1qQkXLADiS6FsLVU5pw" </w:instrText>
-      </w:r>
-      <w:r>
-        <w:rPr>
-          <w:rFonts w:hint="default"/>
-        </w:rPr>
-        <w:fldChar w:fldCharType="separate"/>
-      </w:r>
-      <w:r>
-        <w:rPr>
-          <w:rStyle w:val="4"/>
-          <w:rFonts w:hint="default"/>
-        </w:rPr>
-        <w:t>https://ttsmaker.com/?utm_source=chatgpt.com&amp;fbclid=IwY2xjawTcfq1wZG9mBWV4dG4DYWVtAjEwAGJyaWQRMVBkMVE3U09vSXBOc0c5U2JzcnRjBmFwcF9pZBAyMjIwMzkxNzg4MjAwODkyAAEeViy194utUHv9HkcpHD8ReMUBhVkBXZf32-NeXvBTNM3FpDi__-mytG4Om9s_aem_MDG1qQkXLADiS6FsLVU5pw</w:t>
-      </w:r>
-      <w:r>
-        <w:rPr>
-          <w:rFonts w:hint="default"/>
-        </w:rPr>
-        <w:fldChar w:fldCharType="end"/>
-      </w:r>
-    </w:p>
-    <w:p>
-      <w:pPr>
-        <w:numPr>
-          <w:ilvl w:val="0"/>
-          <w:numId w:val="0"/>
-        </w:numPr>
-        <w:pBdr>
-          <w:bottom w:val="single" w:color="auto" w:sz="4" w:space="0"/>
-        </w:pBdr>
-        <w:ind w:leftChars="0"/>
-        <w:rPr>
-          <w:rFonts w:hint="default"/>
-        </w:rPr>
-      </w:pPr>
-    </w:p>
-    <w:p>
-      <w:pPr>
-        <w:numPr>
-          <w:ilvl w:val="0"/>
-          <w:numId w:val="0"/>
-        </w:numPr>
-        <w:pBdr>
-          <w:bottom w:val="single" w:color="auto" w:sz="4" w:space="0"/>
-        </w:pBdr>
-        <w:ind w:leftChars="0"/>
-        <w:rPr>
-          <w:rFonts w:hint="default"/>
-        </w:rPr>
-      </w:pPr>
-      <w:r>
-        <w:rPr>
-          <w:rFonts w:hint="default"/>
-        </w:rPr>
-        <w:fldChar w:fldCharType="begin"/>
-      </w:r>
-      <w:r>
-        <w:rPr>
-          <w:rFonts w:hint="default"/>
-        </w:rPr>
-        <w:instrText xml:space="preserve"> HYPERLINK "https://audio-joiner.com/vi/#google_vignette" </w:instrText>
-      </w:r>
-      <w:r>
-        <w:rPr>
-          <w:rFonts w:hint="default"/>
-        </w:rPr>
-        <w:fldChar w:fldCharType="separate"/>
-      </w:r>
-      <w:r>
-        <w:rPr>
-          <w:rStyle w:val="4"/>
-          <w:rFonts w:hint="default"/>
-        </w:rPr>
-        <w:t>https://audio-joiner.com/vi/#google_vignette</w:t>
-      </w:r>
-      <w:r>
-        <w:rPr>
-          <w:rFonts w:hint="default"/>
-        </w:rPr>
-        <w:fldChar w:fldCharType="end"/>
-      </w:r>
-    </w:p>
-    <w:p>
-      <w:pPr>
-        <w:numPr>
-          <w:ilvl w:val="0"/>
-          <w:numId w:val="0"/>
-        </w:numPr>
-        <w:pBdr>
-          <w:bottom w:val="single" w:color="auto" w:sz="4" w:space="0"/>
-        </w:pBdr>
-        <w:ind w:leftChars="0"/>
-        <w:rPr>
-          <w:rFonts w:hint="default"/>
-        </w:rPr>
-      </w:pPr>
-    </w:p>
-    <w:p>
-      <w:pPr>
-        <w:numPr>
-          <w:ilvl w:val="0"/>
-          <w:numId w:val="0"/>
-        </w:numPr>
-        <w:pBdr>
-          <w:bottom w:val="single" w:color="auto" w:sz="4" w:space="0"/>
-        </w:pBdr>
-        <w:ind w:leftChars="0"/>
-        <w:rPr>
-          <w:rFonts w:hint="default"/>
-        </w:rPr>
-      </w:pPr>
-    </w:p>
-    <w:p>
-      <w:pPr>
-        <w:numPr>
-          <w:ilvl w:val="0"/>
-          <w:numId w:val="0"/>
-        </w:numPr>
-        <w:pBdr>
-          <w:bottom w:val="single" w:color="auto" w:sz="4" w:space="0"/>
-        </w:pBdr>
-        <w:ind w:leftChars="0"/>
-        <w:rPr>
-          <w:rFonts w:hint="default"/>
-        </w:rPr>
-      </w:pPr>
-    </w:p>
-    <w:p>
-      <w:pPr>
-        <w:numPr>
-          <w:ilvl w:val="0"/>
-          <w:numId w:val="0"/>
-        </w:numPr>
-        <w:pBdr>
-          <w:bottom w:val="single" w:color="auto" w:sz="4" w:space="0"/>
-        </w:pBdr>
-        <w:ind w:leftChars="0"/>
-        <w:rPr>
-          <w:rFonts w:hint="default"/>
-        </w:rPr>
-      </w:pPr>
-    </w:p>
-    <w:p>
-      <w:pPr>
-        <w:numPr>
-          <w:ilvl w:val="0"/>
-          <w:numId w:val="0"/>
-        </w:numPr>
-        <w:pBdr>
-          <w:bottom w:val="single" w:color="auto" w:sz="4" w:space="0"/>
-        </w:pBdr>
-        <w:ind w:leftChars="0"/>
-        <w:rPr>
-          <w:rFonts w:hint="default"/>
-        </w:rPr>
-      </w:pPr>
-    </w:p>
-    <w:p>
-      <w:pPr>
-        <w:numPr>
-          <w:ilvl w:val="0"/>
-          <w:numId w:val="0"/>
-        </w:numPr>
-        <w:pBdr>
-          <w:bottom w:val="single" w:color="auto" w:sz="4" w:space="0"/>
-        </w:pBdr>
-        <w:ind w:leftChars="0"/>
-        <w:rPr>
-          <w:rFonts w:hint="default"/>
-        </w:rPr>
-      </w:pPr>
-    </w:p>
-    <w:p>
-      <w:pPr>
-        <w:numPr>
-          <w:ilvl w:val="0"/>
-          <w:numId w:val="0"/>
-        </w:numPr>
-        <w:pBdr>
-          <w:bottom w:val="single" w:color="auto" w:sz="4" w:space="0"/>
-        </w:pBdr>
-        <w:ind w:leftChars="0"/>
-        <w:rPr>
-          <w:rFonts w:hint="default"/>
-        </w:rPr>
-      </w:pPr>
-    </w:p>
-    <w:p>
-      <w:pPr>
-        <w:numPr>
-          <w:ilvl w:val="0"/>
-          <w:numId w:val="0"/>
-        </w:numPr>
-        <w:pBdr>
-          <w:bottom w:val="single" w:color="auto" w:sz="4" w:space="0"/>
-        </w:pBdr>
-        <w:ind w:leftChars="0"/>
-        <w:rPr>
-          <w:rFonts w:hint="default"/>
-        </w:rPr>
-      </w:pPr>
-    </w:p>
-    <w:p>
-      <w:pPr>
-        <w:numPr>
-          <w:ilvl w:val="0"/>
-          <w:numId w:val="0"/>
-        </w:numPr>
-        <w:pBdr>
-          <w:bottom w:val="single" w:color="auto" w:sz="4" w:space="0"/>
-        </w:pBdr>
-        <w:ind w:leftChars="0"/>
-        <w:rPr>
-          <w:rFonts w:hint="default"/>
-        </w:rPr>
-      </w:pPr>
-    </w:p>
-    <w:p>
-      <w:pPr>
-        <w:numPr>
-          <w:ilvl w:val="0"/>
-          <w:numId w:val="0"/>
-        </w:numPr>
-        <w:pBdr>
-          <w:bottom w:val="single" w:color="auto" w:sz="4" w:space="0"/>
-        </w:pBdr>
-        <w:ind w:leftChars="0"/>
-        <w:rPr>
-          <w:rFonts w:hint="default"/>
-        </w:rPr>
-      </w:pPr>
-    </w:p>
-    <w:p>
-      <w:pPr>
-        <w:numPr>
-          <w:ilvl w:val="0"/>
-          <w:numId w:val="0"/>
-        </w:numPr>
-        <w:pBdr>
-          <w:bottom w:val="single" w:color="auto" w:sz="4" w:space="0"/>
-        </w:pBdr>
-        <w:ind w:leftChars="0"/>
-        <w:rPr>
-          <w:rFonts w:hint="default"/>
-        </w:rPr>
-      </w:pPr>
-    </w:p>
-    <w:p>
-      <w:pPr>
-        <w:numPr>
-          <w:ilvl w:val="0"/>
-          <w:numId w:val="0"/>
-        </w:numPr>
-        <w:pBdr>
-          <w:bottom w:val="single" w:color="auto" w:sz="4" w:space="0"/>
-        </w:pBdr>
-        <w:ind w:leftChars="0"/>
-        <w:rPr>
-          <w:rFonts w:hint="default"/>
-        </w:rPr>
-      </w:pPr>
-    </w:p>
-    <w:p>
-      <w:pPr>
-        <w:numPr>
-          <w:ilvl w:val="0"/>
-          <w:numId w:val="0"/>
-        </w:numPr>
-        <w:pBdr>
-          <w:bottom w:val="single" w:color="auto" w:sz="4" w:space="0"/>
-        </w:pBdr>
-        <w:ind w:leftChars="0"/>
-        <w:rPr>
-          <w:rFonts w:hint="default"/>
-        </w:rPr>
-      </w:pPr>
-    </w:p>
-    <w:p>
-      <w:pPr>
-        <w:numPr>
-          <w:ilvl w:val="0"/>
-          <w:numId w:val="0"/>
-        </w:numPr>
-        <w:pBdr>
-          <w:bottom w:val="single" w:color="auto" w:sz="4" w:space="0"/>
-        </w:pBdr>
-        <w:ind w:leftChars="0"/>
-        <w:rPr>
-          <w:rFonts w:hint="default"/>
-        </w:rPr>
+        <w:t>Software/Tool  helps to test whether a software has any bugs?</w:t>
+      </w:r>
+    </w:p>
+    <w:p>
+      <w:pPr>
+        <w:numPr>
+          <w:ilvl w:val="0"/>
+          <w:numId w:val="0"/>
+        </w:numPr>
+        <w:pBdr>
+          <w:bottom w:val="single" w:color="auto" w:sz="4" w:space="0"/>
+        </w:pBdr>
+        <w:ind w:leftChars="0"/>
+      </w:pPr>
+    </w:p>
+    <w:p>
+      <w:pPr>
+        <w:numPr>
+          <w:ilvl w:val="0"/>
+          <w:numId w:val="0"/>
+        </w:numPr>
+        <w:pBdr>
+          <w:bottom w:val="none" w:color="auto" w:sz="0" w:space="0"/>
+        </w:pBdr>
+        <w:ind w:leftChars="0"/>
       </w:pPr>
     </w:p>
     <w:p>
@@ -15635,55 +16358,6 @@
         <w:ind w:leftChars="0"/>
         <w:rPr>
           <w:rFonts w:hint="default"/>
-          <w:color w:val="FF0000"/>
-          <w:lang w:val="en-US"/>
-        </w:rPr>
-      </w:pPr>
-      <w:r>
-        <w:rPr>
-          <w:rFonts w:hint="default"/>
-          <w:color w:val="FF0000"/>
-          <w:lang w:val="en-US"/>
-        </w:rPr>
-        <w:t>Software/Tool  helps to test whether a software has any bugs?</w:t>
-      </w:r>
-    </w:p>
-    <w:p>
-      <w:pPr>
-        <w:numPr>
-          <w:ilvl w:val="0"/>
-          <w:numId w:val="0"/>
-        </w:numPr>
-        <w:pBdr>
-          <w:bottom w:val="single" w:color="auto" w:sz="4" w:space="0"/>
-        </w:pBdr>
-        <w:ind w:leftChars="0"/>
-      </w:pPr>
-    </w:p>
-    <w:p>
-      <w:pPr>
-        <w:numPr>
-          <w:ilvl w:val="0"/>
-          <w:numId w:val="0"/>
-        </w:numPr>
-        <w:pBdr>
-          <w:bottom w:val="none" w:color="auto" w:sz="0" w:space="0"/>
-        </w:pBdr>
-        <w:ind w:leftChars="0"/>
-      </w:pPr>
-    </w:p>
-    <w:p>
-      <w:pPr>
-        <w:numPr>
-          <w:ilvl w:val="0"/>
-          <w:numId w:val="8"/>
-        </w:numPr>
-        <w:pBdr>
-          <w:bottom w:val="single" w:color="auto" w:sz="4" w:space="0"/>
-        </w:pBdr>
-        <w:ind w:leftChars="0"/>
-        <w:rPr>
-          <w:rFonts w:hint="default"/>
           <w:lang w:val="en-US"/>
         </w:rPr>
       </w:pPr>
@@ -15699,7 +16373,7 @@
       <w:pPr>
         <w:numPr>
           <w:ilvl w:val="0"/>
-          <w:numId w:val="8"/>
+          <w:numId w:val="7"/>
         </w:numPr>
         <w:pBdr>
           <w:bottom w:val="single" w:color="auto" w:sz="4" w:space="0"/>
@@ -16638,7 +17312,7 @@
                     </pic:cNvPicPr>
                   </pic:nvPicPr>
                   <pic:blipFill>
-                    <a:blip r:embed="rId88"/>
+                    <a:blip r:embed="rId91"/>
                     <a:stretch>
                       <a:fillRect/>
                     </a:stretch>
@@ -16757,7 +17431,7 @@
       <w:pPr>
         <w:numPr>
           <w:ilvl w:val="0"/>
-          <w:numId w:val="9"/>
+          <w:numId w:val="8"/>
         </w:numPr>
         <w:ind w:leftChars="0"/>
         <w:rPr>
@@ -16777,7 +17451,7 @@
       <w:pPr>
         <w:numPr>
           <w:ilvl w:val="0"/>
-          <w:numId w:val="9"/>
+          <w:numId w:val="8"/>
         </w:numPr>
         <w:ind w:leftChars="0"/>
         <w:rPr>
@@ -17403,7 +18077,7 @@
       <w:pPr>
         <w:numPr>
           <w:ilvl w:val="0"/>
-          <w:numId w:val="10"/>
+          <w:numId w:val="9"/>
         </w:numPr>
         <w:rPr>
           <w:rFonts w:hint="default"/>
@@ -17422,7 +18096,7 @@
       <w:pPr>
         <w:numPr>
           <w:ilvl w:val="0"/>
-          <w:numId w:val="10"/>
+          <w:numId w:val="9"/>
         </w:numPr>
         <w:rPr>
           <w:rFonts w:hint="default"/>
@@ -17470,7 +18144,7 @@
       <w:pPr>
         <w:numPr>
           <w:ilvl w:val="0"/>
-          <w:numId w:val="10"/>
+          <w:numId w:val="9"/>
         </w:numPr>
         <w:rPr>
           <w:rFonts w:hint="default"/>
@@ -17489,7 +18163,7 @@
       <w:pPr>
         <w:numPr>
           <w:ilvl w:val="0"/>
-          <w:numId w:val="10"/>
+          <w:numId w:val="9"/>
         </w:numPr>
         <w:rPr>
           <w:rFonts w:hint="default"/>
@@ -17550,7 +18224,7 @@
         <w:widowControl/>
         <w:numPr>
           <w:ilvl w:val="0"/>
-          <w:numId w:val="11"/>
+          <w:numId w:val="10"/>
         </w:numPr>
         <w:suppressLineNumbers w:val="0"/>
         <w:spacing w:before="0" w:beforeAutospacing="1" w:after="0" w:afterAutospacing="1"/>
@@ -17567,7 +18241,7 @@
         <w:widowControl/>
         <w:numPr>
           <w:ilvl w:val="0"/>
-          <w:numId w:val="11"/>
+          <w:numId w:val="10"/>
         </w:numPr>
         <w:suppressLineNumbers w:val="0"/>
         <w:spacing w:before="0" w:beforeAutospacing="1" w:after="0" w:afterAutospacing="1"/>
@@ -17677,7 +18351,7 @@
         <w:widowControl/>
         <w:numPr>
           <w:ilvl w:val="0"/>
-          <w:numId w:val="12"/>
+          <w:numId w:val="11"/>
         </w:numPr>
         <w:suppressLineNumbers w:val="0"/>
         <w:tabs>
@@ -17708,7 +18382,7 @@
         <w:widowControl/>
         <w:numPr>
           <w:ilvl w:val="0"/>
-          <w:numId w:val="12"/>
+          <w:numId w:val="11"/>
         </w:numPr>
         <w:suppressLineNumbers w:val="0"/>
         <w:tabs>
@@ -17765,6 +18439,18 @@
           <w:lang w:val="en-US"/>
         </w:rPr>
       </w:pPr>
+    </w:p>
+    <w:p>
+      <w:pPr>
+        <w:pStyle w:val="5"/>
+        <w:keepNext w:val="0"/>
+        <w:keepLines w:val="0"/>
+        <w:widowControl/>
+        <w:suppressLineNumbers w:val="0"/>
+      </w:pPr>
+      <w:r>
+        <w:t>hay tui nghĩ nên viết 1 file .md giống như ADR nhưng thay vì chốt 1 solution như ADR thì mình sẽ liệt kê problem + các solution có thể giải quyết vấn đề đó kèm tradeoffs của mỗi solution, sau đó bạn recommend nên chọn solution nào cho tôi luôn cho tiện.. bạn thấy được không?</w:t>
+      </w:r>
     </w:p>
     <w:p>
       <w:pPr>
@@ -18048,18 +18734,6 @@
     </w:lvl>
   </w:abstractNum>
   <w:abstractNum w:abstractNumId="10">
-    <w:nsid w:val="6D957F5C"/>
-    <w:multiLevelType w:val="singleLevel"/>
-    <w:tmpl w:val="6D957F5C"/>
-    <w:lvl w:ilvl="0" w:tentative="0">
-      <w:start w:val="1"/>
-      <w:numFmt w:val="decimal"/>
-      <w:suff w:val="space"/>
-      <w:lvlText w:val="%1."/>
-      <w:lvlJc w:val="left"/>
-    </w:lvl>
-  </w:abstractNum>
-  <w:abstractNum w:abstractNumId="11">
     <w:nsid w:val="7E3DC0C5"/>
     <w:multiLevelType w:val="singleLevel"/>
     <w:tmpl w:val="7E3DC0C5"/>
@@ -18078,33 +18752,30 @@
     <w:abstractNumId w:val="5"/>
   </w:num>
   <w:num w:numId="3">
+    <w:abstractNumId w:val="9"/>
+  </w:num>
+  <w:num w:numId="4">
+    <w:abstractNumId w:val="8"/>
+  </w:num>
+  <w:num w:numId="5">
+    <w:abstractNumId w:val="0"/>
+  </w:num>
+  <w:num w:numId="6">
     <w:abstractNumId w:val="10"/>
   </w:num>
-  <w:num w:numId="4">
-    <w:abstractNumId w:val="9"/>
-  </w:num>
-  <w:num w:numId="5">
-    <w:abstractNumId w:val="8"/>
-  </w:num>
-  <w:num w:numId="6">
-    <w:abstractNumId w:val="0"/>
-  </w:num>
   <w:num w:numId="7">
-    <w:abstractNumId w:val="11"/>
+    <w:abstractNumId w:val="6"/>
   </w:num>
   <w:num w:numId="8">
-    <w:abstractNumId w:val="6"/>
+    <w:abstractNumId w:val="7"/>
   </w:num>
   <w:num w:numId="9">
-    <w:abstractNumId w:val="7"/>
+    <w:abstractNumId w:val="4"/>
   </w:num>
   <w:num w:numId="10">
-    <w:abstractNumId w:val="4"/>
+    <w:abstractNumId w:val="3"/>
   </w:num>
   <w:num w:numId="11">
-    <w:abstractNumId w:val="3"/>
-  </w:num>
-  <w:num w:numId="12">
     <w:abstractNumId w:val="2"/>
   </w:num>
 </w:numbering>
